--- a/workshop_prep/Project_Bob_Workshop_PreRead_Brief_Sec3_Draft_v2.docx
+++ b/workshop_prep/Project_Bob_Workshop_PreRead_Brief_Sec3_Draft_v2.docx
@@ -10386,7 +10386,7 @@
         <w:spacing w:after="160"/>
       </w:pPr>
       <w:r>
-        <w:t xml:space="preserve">Overlap: 28 of 34 (82%) Hero/Near-Hero franchises are carried into FW27 — Hero 15/17 (88%), Near-Hero 13/17 (76%). Most carry forward as the 'II'/'2.0' successor version (e.g. Astral GTX Jacket Women → Astral GTX II Jacket Women), consistent with the version-succession pattern documented in config.py. Full list below, both tiers, with FY2025 economics and channel-mix pattern for a clean single view of this category:</w:t>
+        <w:t xml:space="preserve">Overlap: 28 of 34 (82%) Hero/Near-Hero franchises are carried into FW27 — Hero 15/17 (88%), Near-Hero 13/17 (76%). Most carry forward as the 'II'/'2.0' successor version (e.g. Astral GTX Jacket Women → Astral GTX II Jacket Women), consistent with the version-succession pattern documented in config.py. Of the 6 not in F27, 3 continue in the Spring/Summer S27/S28 assortment instead of being dropped (see below) — so the true 'gone from the range entirely' count is 3, not 6. Full list below, both tiers, with FY2025 economics and channel-mix pattern for a clean single view of this category:</w:t>
       </w:r>
     </w:p>
     <w:p>
@@ -14064,7 +14064,7 @@
                 <w:sz w:val="18"/>
                 <w:szCs w:val="18"/>
               </w:rPr>
-              <w:t xml:space="preserve">NOT in FW27</w:t>
+              <w:t xml:space="preserve">Not found</w:t>
             </w:r>
           </w:p>
         </w:tc>
@@ -14287,7 +14287,7 @@
                 <w:sz w:val="18"/>
                 <w:szCs w:val="18"/>
               </w:rPr>
-              <w:t xml:space="preserve">NOT in FW27</w:t>
+              <w:t xml:space="preserve">S27 only</w:t>
             </w:r>
           </w:p>
         </w:tc>
@@ -17659,7 +17659,7 @@
                 <w:sz w:val="18"/>
                 <w:szCs w:val="18"/>
               </w:rPr>
-              <w:t xml:space="preserve">NOT in FW27</w:t>
+              <w:t xml:space="preserve">S27 only</w:t>
             </w:r>
           </w:p>
         </w:tc>
@@ -17882,7 +17882,7 @@
                 <w:sz w:val="18"/>
                 <w:szCs w:val="18"/>
               </w:rPr>
-              <w:t xml:space="preserve">NOT in FW27</w:t>
+              <w:t xml:space="preserve">S27 only</w:t>
             </w:r>
           </w:p>
         </w:tc>
@@ -18103,7 +18103,7 @@
                 <w:sz w:val="18"/>
                 <w:szCs w:val="18"/>
               </w:rPr>
-              <w:t xml:space="preserve">NOT in FW27</w:t>
+              <w:t xml:space="preserve">Not found</w:t>
             </w:r>
           </w:p>
         </w:tc>
@@ -18326,7 +18326,7 @@
                 <w:sz w:val="18"/>
                 <w:szCs w:val="18"/>
               </w:rPr>
-              <w:t xml:space="preserve">NOT in FW27</w:t>
+              <w:t xml:space="preserve">Not found</w:t>
             </w:r>
           </w:p>
         </w:tc>
@@ -18467,12 +18467,33 @@
         </w:tc>
       </w:tr>
     </w:tbl>
+    <w:p>
+      <w:pPr>
+        <w:pBdr>
+          <w:left w:val="single" w:color="9C4DCC" w:sz="18"/>
+        </w:pBdr>
+        <w:shd w:fill="F0E6F6" w:val="clear"/>
+        <w:spacing w:after="120" w:before="100"/>
+        <w:ind w:left="150" w:right="100"/>
+      </w:pPr>
+      <w:r>
+        <w:rPr>
+          <w:b/>
+          <w:bCs/>
+          <w:color w:val="6A1B9A"/>
+        </w:rPr>
+        <w:t xml:space="preserve">CORRECTED FROM DRAFT: </w:t>
+      </w:r>
+      <w:r>
+        <w:t xml:space="preserve">The prior draft flagged all 6 non-F27 franchises as simply 'not in FW27' and asked Product to sanity-check them. That check has now been done directly against the CPO's Assortment Attribution Review (F27) plus the Spring/Summer S27/S28 files: 3 of the 6 are not dropped at all — they continue, just repositioned to a Spring/Summer season rather than Fall/Winter. Morän Softshell Standard Pant (Men) continues as 'Morän Softshell II Pant' in S27. L.I.M Fuse Pant (Men) continues as 'L.I.M Fuse II Pant' in S27, then 'Fuse III Pant' in S28 — an active, growing line. L.I.M Fuse Shorts (Women) continues as 'L.I.M Fuse II Shorts' in S27. Only 3 are genuinely absent from F27, S27, and S28: Astral GTX Pant (Women), L.I.M Proof Pant (Women), and Mossa Pile Jacket (Women).</w:t>
+      </w:r>
+    </w:p>
     <w:p>
       <w:pPr>
         <w:spacing w:after="160"/>
       </w:pPr>
       <w:r>
-        <w:t xml:space="preserve">Worth flagging: 3 of the 6 'not in FW27' franchises are L.I.M-line pants/shorts. L.I.M Mid Multi Hood survived (both genders), but Fuse Pant, Fuse Shorts and Proof Pant did not — this looks like a deliberate narrowing of the L.I.M bottoms range rather than a random miss. A sharper cut on the same 6: Mossa Pile Jacket and L.I.M Proof Pant are simultaneously 'Substitution' pattern AND not in FW27 — these two are losing Wholesale distribution and apparently absent from the FW27 line plan at the same time, a more specific and more urgent version of the same question.</w:t>
+        <w:t xml:space="preserve">Worth flagging: of the 3 genuinely-absent franchises, Mossa Pile Jacket and L.I.M Proof Pant are simultaneously 'Substitution' pattern AND absent from every assortment file checked — these two are losing Wholesale distribution and apparently exiting the range at the same time, the more specific and more urgent version of the FW27 question. The L.I.M bottoms range is not being narrowed as a group — most of it (Fuse Pant, Fuse Shorts, Mid Multi Hood) is continuing; only Proof Pant specifically is exiting.</w:t>
       </w:r>
     </w:p>
     <w:p>
@@ -18493,7 +18514,7 @@
         <w:t xml:space="preserve">METHODOLOGY FLAG: </w:t>
       </w:r>
       <w:r>
-        <w:t xml:space="preserve">This is pure string-matching, so a genuine name change (not just a version-token bump) would falsely show as 'dropped.' Worth a quick sanity check with Product on those 6 before treating them as confirmed exits.</w:t>
+        <w:t xml:space="preserve">This is still string-matching, not a master-data product ID, so a genuine name change (not just a version-token bump or a Fall→Spring reposition) would still falsely show as 'dropped' — that risk applies to the 3 remaining 'not found' franchises. Worth a final quick sanity check with Product on just those 3 before treating them as confirmed exits.</w:t>
       </w:r>
     </w:p>
     <w:p>
@@ -27015,7 +27036,28 @@
         <w:spacing w:after="160"/>
       </w:pPr>
       <w:r>
-        <w:t xml:space="preserve">Harvest (236 franchises) lost more revenue year-over-year than any other tier — 216.2M SEK in 2024 to 120.2M in 2025, a -96.0M SEK swing — while still running a healthy 50.6% margin. This is a volume/relevance problem on otherwise-profitable product, and 94 of these franchises (31.5M SEK) have no confirmed FW27 continuation.</w:t>
+        <w:t xml:space="preserve">Harvest (236 franchises) lost more revenue year-over-year than any other tier — 216.2M SEK in 2024 to 120.2M in 2025, a -96.0M SEK swing — while still running a healthy 50.6% margin. This is a volume/relevance problem on otherwise-profitable product, and 203 of these franchises (75.1M SEK) have no confirmed FW27 continuation.</w:t>
+      </w:r>
+    </w:p>
+    <w:p>
+      <w:pPr>
+        <w:pBdr>
+          <w:left w:val="single" w:color="9C4DCC" w:sz="18"/>
+        </w:pBdr>
+        <w:shd w:fill="F0E6F6" w:val="clear"/>
+        <w:spacing w:after="120" w:before="100"/>
+        <w:ind w:left="150" w:right="100"/>
+      </w:pPr>
+      <w:r>
+        <w:rPr>
+          <w:b/>
+          <w:bCs/>
+          <w:color w:val="6A1B9A"/>
+        </w:rPr>
+        <w:t xml:space="preserve">CORRECTED FROM DRAFT: </w:t>
+      </w:r>
+      <w:r>
+        <w:t xml:space="preserve">The prior draft's FW27 check for this entire brief (all tiers, not just Harvest) used a matching rule that was far looser than it looked: it checked whether a franchise's first significant word (e.g. 'Buteo' from 'Buteo Pant') appeared anywhere in any F27 style name, with no gender check and no product-type check. That rule counted 'Buteo Pant (Men)' as 'confirmed continuing' because 'Buteo Mid II Jacket' exists in F27 — a different garment entirely; the actual Pant does not continue. Re-run with a strict rule (same gender AND same garment type required, using the CPO's Assortment Attribution Review as the primary FW27 source, cross-checked against the newly-supplied S27/S28 files for season-shifted product) against Harvest specifically: only 33 of the 236 franchises previously counted toward the 142 'confirmed continuing' figure hold up — 118 were false positives. The same bug was present in every tier's FW27 check in this brief (Hero/Near-Hero, New/Test, Problem Child, Workhorse) and has been corrected throughout Sections 1.3-1.6.</w:t>
       </w:r>
     </w:p>
     <w:tbl>
@@ -27177,7 +27219,7 @@
                 <w:sz w:val="18"/>
                 <w:szCs w:val="18"/>
               </w:rPr>
-              <w:t xml:space="preserve">No confirmed FW27 continuation</w:t>
+              <w:t xml:space="preserve">Confirmed continuing (F27, or S27/S28 season-shift)</w:t>
             </w:r>
           </w:p>
         </w:tc>
@@ -27204,7 +27246,7 @@
                 <w:sz w:val="18"/>
                 <w:szCs w:val="18"/>
               </w:rPr>
-              <w:t xml:space="preserve">94</w:t>
+              <w:t xml:space="preserve">33</w:t>
             </w:r>
           </w:p>
         </w:tc>
@@ -27231,7 +27273,7 @@
                 <w:sz w:val="18"/>
                 <w:szCs w:val="18"/>
               </w:rPr>
-              <w:t xml:space="preserve">31.5M</w:t>
+              <w:t xml:space="preserve">45.2M</w:t>
             </w:r>
           </w:p>
         </w:tc>
@@ -27258,7 +27300,7 @@
                 <w:sz w:val="18"/>
                 <w:szCs w:val="18"/>
               </w:rPr>
-              <w:t xml:space="preserve">Highest-value FW27 gap of any single tier — see Section 1.4</w:t>
+              <w:t xml:space="preserve">Genuinely planned to continue despite the decline</w:t>
             </w:r>
           </w:p>
         </w:tc>
@@ -27288,7 +27330,7 @@
                 <w:sz w:val="18"/>
                 <w:szCs w:val="18"/>
               </w:rPr>
-              <w:t xml:space="preserve">Confirmed continuing in FW27</w:t>
+              <w:t xml:space="preserve">Possible match — needs Product/Merchandising review</w:t>
             </w:r>
           </w:p>
         </w:tc>
@@ -27316,7 +27358,7 @@
                 <w:sz w:val="18"/>
                 <w:szCs w:val="18"/>
               </w:rPr>
-              <w:t xml:space="preserve">142</w:t>
+              <w:t xml:space="preserve">44</w:t>
             </w:r>
           </w:p>
         </w:tc>
@@ -27344,7 +27386,7 @@
                 <w:sz w:val="18"/>
                 <w:szCs w:val="18"/>
               </w:rPr>
-              <w:t xml:space="preserve">88.7M</w:t>
+              <w:t xml:space="preserve">28.2M</w:t>
             </w:r>
           </w:p>
         </w:tc>
@@ -27372,7 +27414,117 @@
                 <w:sz w:val="18"/>
                 <w:szCs w:val="18"/>
               </w:rPr>
-              <w:t xml:space="preserve">Product is planned to continue despite the decline — worth checking why</w:t>
+              <w:t xml:space="preserve">Same product line exists in F27/S27/S28 under a different gender or garment type; ambiguous, not a confirmed rename</w:t>
+            </w:r>
+          </w:p>
+        </w:tc>
+      </w:tr>
+      <w:tr>
+        <w:tc>
+          <w:tcPr>
+            <w:tcW w:type="dxa" w:w="3550"/>
+            <w:tcMar>
+              <w:top w:type="dxa" w:w="60"/>
+              <w:left w:type="dxa" w:w="100"/>
+              <w:bottom w:type="dxa" w:w="60"/>
+              <w:right w:type="dxa" w:w="100"/>
+            </w:tcMar>
+            <w:vAlign w:val="center"/>
+          </w:tcPr>
+          <w:p>
+            <w:pPr>
+              <w:jc w:val="left"/>
+            </w:pPr>
+            <w:r>
+              <w:rPr>
+                <w:b w:val="false"/>
+                <w:bCs w:val="false"/>
+                <w:color w:val="000000"/>
+                <w:sz w:val="18"/>
+                <w:szCs w:val="18"/>
+              </w:rPr>
+              <w:t xml:space="preserve">Not found in F27, S27, or S28</w:t>
+            </w:r>
+          </w:p>
+        </w:tc>
+        <w:tc>
+          <w:tcPr>
+            <w:tcW w:type="dxa" w:w="700"/>
+            <w:tcMar>
+              <w:top w:type="dxa" w:w="60"/>
+              <w:left w:type="dxa" w:w="100"/>
+              <w:bottom w:type="dxa" w:w="60"/>
+              <w:right w:type="dxa" w:w="100"/>
+            </w:tcMar>
+            <w:vAlign w:val="center"/>
+          </w:tcPr>
+          <w:p>
+            <w:pPr>
+              <w:jc w:val="center"/>
+            </w:pPr>
+            <w:r>
+              <w:rPr>
+                <w:b w:val="false"/>
+                <w:bCs w:val="false"/>
+                <w:color w:val="000000"/>
+                <w:sz w:val="18"/>
+                <w:szCs w:val="18"/>
+              </w:rPr>
+              <w:t xml:space="preserve">159</w:t>
+            </w:r>
+          </w:p>
+        </w:tc>
+        <w:tc>
+          <w:tcPr>
+            <w:tcW w:type="dxa" w:w="1400"/>
+            <w:tcMar>
+              <w:top w:type="dxa" w:w="60"/>
+              <w:left w:type="dxa" w:w="100"/>
+              <w:bottom w:type="dxa" w:w="60"/>
+              <w:right w:type="dxa" w:w="100"/>
+            </w:tcMar>
+            <w:vAlign w:val="center"/>
+          </w:tcPr>
+          <w:p>
+            <w:pPr>
+              <w:jc w:val="center"/>
+            </w:pPr>
+            <w:r>
+              <w:rPr>
+                <w:b w:val="false"/>
+                <w:bCs w:val="false"/>
+                <w:color w:val="000000"/>
+                <w:sz w:val="18"/>
+                <w:szCs w:val="18"/>
+              </w:rPr>
+              <w:t xml:space="preserve">46.8M</w:t>
+            </w:r>
+          </w:p>
+        </w:tc>
+        <w:tc>
+          <w:tcPr>
+            <w:tcW w:type="dxa" w:w="3700"/>
+            <w:tcMar>
+              <w:top w:type="dxa" w:w="60"/>
+              <w:left w:type="dxa" w:w="100"/>
+              <w:bottom w:type="dxa" w:w="60"/>
+              <w:right w:type="dxa" w:w="100"/>
+            </w:tcMar>
+            <w:vAlign w:val="center"/>
+          </w:tcPr>
+          <w:p>
+            <w:pPr>
+              <w:jc w:val="center"/>
+            </w:pPr>
+            <w:r>
+              <w:rPr>
+                <w:b w:val="false"/>
+                <w:bCs w:val="false"/>
+                <w:color w:val="000000"/>
+                <w:sz w:val="18"/>
+                <w:szCs w:val="18"/>
+              </w:rPr>
+              <w:t xml:space="preserve">Highest-value FW27 gap of any single tier — see Section 1.4</w:t>
             </w:r>
           </w:p>
         </w:tc>
@@ -27960,7 +28112,7 @@
                 <w:sz w:val="18"/>
                 <w:szCs w:val="18"/>
               </w:rPr>
-              <w:t xml:space="preserve">31</w:t>
+              <w:t xml:space="preserve">90</w:t>
             </w:r>
           </w:p>
         </w:tc>
@@ -28139,9 +28291,9 @@
     <w:p>
       <w:pPr>
         <w:pBdr>
-          <w:left w:val="single" w:color="C97A1A" w:sz="18"/>
+          <w:left w:val="single" w:color="9C4DCC" w:sz="18"/>
         </w:pBdr>
-        <w:shd w:fill="FCEFDC" w:val="clear"/>
+        <w:shd w:fill="F0E6F6" w:val="clear"/>
         <w:spacing w:after="120" w:before="100"/>
         <w:ind w:left="150" w:right="100"/>
       </w:pPr>
@@ -28149,12 +28301,33 @@
         <w:rPr>
           <w:b/>
           <w:bCs/>
-          <w:color w:val="8A4B00"/>
+          <w:color w:val="6A1B9A"/>
         </w:rPr>
-        <w:t xml:space="preserve">NOT ANSWERABLE FROM DATA — ASK: </w:t>
+        <w:t xml:space="preserve">CORRECTED FROM DRAFT: </w:t>
       </w:r>
       <w:r>
-        <w:t xml:space="preserve">For the 31 launches flagged 'no confirmed FW27 continuation plan': is a franchise dropped from the FW27 (Fall/Winter) assortment file necessarily dropped from the range, or could it continue as an SS27/SS28 (Spring/Summer) style instead? No Spring/Summer assortment file has been supplied for this engagement (only Assortment_Attribution_ReviewF27.xlsx, which is FW-only), so this cannot be checked from data — a real gap, not just a caveat.</w:t>
+        <w:t xml:space="preserve">The FW27 flag count is corrected from 31 to 90 (see the methodology fix in 1.3.4): the prior check used a loose first-word, any-gender, any-garment-type match against F27 only. Re-checked with a strict gender+garment-type match against the CPO's F27 file plus the S27/S28 Spring/Summer files, 107 of 197 New/Test launches are confirmed continuing and 90 are not. Because this flag feeds the '2+ flags' watchlist above, the 30-launch/3.9M SEK priority list is now stale and needs re-scoring against the corrected FW27 flag — flagged here as a follow-up, not re-derived in this pass (the other four flags are unaffected).</w:t>
+      </w:r>
+    </w:p>
+    <w:p>
+      <w:pPr>
+        <w:pBdr>
+          <w:left w:val="single" w:color="3C8A4C" w:sz="18"/>
+        </w:pBdr>
+        <w:shd w:fill="EAF3EA" w:val="clear"/>
+        <w:spacing w:after="120" w:before="100"/>
+        <w:ind w:left="150" w:right="100"/>
+      </w:pPr>
+      <w:r>
+        <w:rPr>
+          <w:b/>
+          <w:bCs/>
+          <w:color w:val="1F5C2E"/>
+        </w:rPr>
+        <w:t xml:space="preserve">DATA SHOWS: </w:t>
+      </w:r>
+      <w:r>
+        <w:t xml:space="preserve">The SS27/SS28 cross-check requested in the prior draft (there, marked as data that could not be obtained) is now possible — the Spring/Summer assortment files have since been supplied. Of the 90 launches with no confirmed FW27 plan, some continue as Spring/Summer styles rather than being dropped from the range entirely (see the full breakdown in 1.3.4's methodology); the remainder need a Product/Merchandising check before being treated as confirmed exits.</w:t>
       </w:r>
     </w:p>
     <w:p>
@@ -32079,7 +32252,7 @@
         <w:spacing w:after="120" w:before="240"/>
       </w:pPr>
       <w:r>
-        <w:t xml:space="preserve">1.4 Cross-Tier FW27 Confirm-or-Exit List (211 franchises, 87.4M SEK)</w:t>
+        <w:t xml:space="preserve">1.4 Cross-Tier FW27 Confirm-or-Exit List (472 franchises, 210.8M SEK)</w:t>
       </w:r>
     </w:p>
     <w:p>
@@ -32087,7 +32260,28 @@
         <w:spacing w:after="160"/>
       </w:pPr>
       <w:r>
-        <w:t xml:space="preserve">The single most time-sensitive list in this pack. Every Problem Child, Harvest and Workhorse franchise was checked against the Assortment Attribution Review for a confirmed FW27 continuation. These 211 franchises — split across three tiers with very different underlying stories — have none found.</w:t>
+        <w:t xml:space="preserve">The single most time-sensitive list in this pack. Every Problem Child, Harvest and Workhorse franchise was checked against the CPO's Assortment Attribution Review (F27) and, newly, the S27/S28 Spring/Summer files, for a confirmed continuation. These 472 franchises — split across three tiers with very different underlying stories — have none confirmed.</w:t>
+      </w:r>
+    </w:p>
+    <w:p>
+      <w:pPr>
+        <w:pBdr>
+          <w:left w:val="single" w:color="9C4DCC" w:sz="18"/>
+        </w:pBdr>
+        <w:shd w:fill="F0E6F6" w:val="clear"/>
+        <w:spacing w:after="120" w:before="100"/>
+        <w:ind w:left="150" w:right="100"/>
+      </w:pPr>
+      <w:r>
+        <w:rPr>
+          <w:b/>
+          <w:bCs/>
+          <w:color w:val="6A1B9A"/>
+        </w:rPr>
+        <w:t xml:space="preserve">CORRECTED FROM DRAFT: </w:t>
+      </w:r>
+      <w:r>
+        <w:t xml:space="preserve">This list was previously stated as 211 franchises / 87.4M SEK. That count used the same over-lenient matching rule documented in 1.3.4 (first-word, any-gender, any-garment-type) and is corrected here to 472 / 210.8M SEK using strict gender+garment-type matching against F27, cross-checked against the newly-available S27/S28 files. The corrected total includes franchises where a same-named product line survives elsewhere (different gender or garment) — flagged 'possible match,' not silently counted as confirmed — as well as genuine season-shifts into Spring/Summer, which ARE counted as confirmed.</w:t>
       </w:r>
     </w:p>
     <w:tbl>
@@ -32332,7 +32526,7 @@
                 <w:sz w:val="18"/>
                 <w:szCs w:val="18"/>
               </w:rPr>
-              <w:t xml:space="preserve">94</w:t>
+              <w:t xml:space="preserve">203</w:t>
             </w:r>
           </w:p>
         </w:tc>
@@ -32359,7 +32553,7 @@
                 <w:sz w:val="18"/>
                 <w:szCs w:val="18"/>
               </w:rPr>
-              <w:t xml:space="preserve">31.5M</w:t>
+              <w:t xml:space="preserve">75.1M</w:t>
             </w:r>
           </w:p>
         </w:tc>
@@ -32472,7 +32666,7 @@
                 <w:sz w:val="18"/>
                 <w:szCs w:val="18"/>
               </w:rPr>
-              <w:t xml:space="preserve">50</w:t>
+              <w:t xml:space="preserve">102</w:t>
             </w:r>
           </w:p>
         </w:tc>
@@ -32500,7 +32694,7 @@
                 <w:sz w:val="18"/>
                 <w:szCs w:val="18"/>
               </w:rPr>
-              <w:t xml:space="preserve">26.9M</w:t>
+              <w:t xml:space="preserve">55.4M</w:t>
             </w:r>
           </w:p>
         </w:tc>
@@ -32528,7 +32722,7 @@
                 <w:sz w:val="18"/>
                 <w:szCs w:val="18"/>
               </w:rPr>
-              <w:t xml:space="preserve">HIGHEST URGENCY — a working, growing product with apparently no FW27 plan</w:t>
+              <w:t xml:space="preserve">HIGHEST URGENCY — working, growing product with apparently no FW27 plan</w:t>
             </w:r>
           </w:p>
         </w:tc>
@@ -32611,7 +32805,7 @@
                 <w:sz w:val="18"/>
                 <w:szCs w:val="18"/>
               </w:rPr>
-              <w:t xml:space="preserve">18</w:t>
+              <w:t xml:space="preserve">32</w:t>
             </w:r>
           </w:p>
         </w:tc>
@@ -32638,7 +32832,7 @@
                 <w:sz w:val="18"/>
                 <w:szCs w:val="18"/>
               </w:rPr>
-              <w:t xml:space="preserve">13.6M</w:t>
+              <w:t xml:space="preserve">19.5M</w:t>
             </w:r>
           </w:p>
         </w:tc>
@@ -32751,7 +32945,7 @@
                 <w:sz w:val="18"/>
                 <w:szCs w:val="18"/>
               </w:rPr>
-              <w:t xml:space="preserve">20</w:t>
+              <w:t xml:space="preserve">48</w:t>
             </w:r>
           </w:p>
         </w:tc>
@@ -32779,7 +32973,7 @@
                 <w:sz w:val="18"/>
                 <w:szCs w:val="18"/>
               </w:rPr>
-              <w:t xml:space="preserve">10.8M</w:t>
+              <w:t xml:space="preserve">34.9M</w:t>
             </w:r>
           </w:p>
         </w:tc>
@@ -32890,7 +33084,7 @@
                 <w:sz w:val="18"/>
                 <w:szCs w:val="18"/>
               </w:rPr>
-              <w:t xml:space="preserve">29</w:t>
+              <w:t xml:space="preserve">87</w:t>
             </w:r>
           </w:p>
         </w:tc>
@@ -32917,7 +33111,7 @@
                 <w:sz w:val="18"/>
                 <w:szCs w:val="18"/>
               </w:rPr>
-              <w:t xml:space="preserve">4.6M</w:t>
+              <w:t xml:space="preserve">26.0M</w:t>
             </w:r>
           </w:p>
         </w:tc>
@@ -32955,7 +33149,7 @@
         <w:spacing w:after="160"/>
       </w:pPr>
       <w:r>
-        <w:t xml:space="preserve">Of the 70 growing-but-unconfirmed franchises (50 Workhorse + 20 Problem Child), 42 are flagged as the highest-priority subset in the backup workbook ('PRIORITY - Growing, no plan' sheet) — these are the ones worth raising by name at the workshop, not the full 70.</w:t>
+        <w:t xml:space="preserve">Of the 150 growing-but-unconfirmed franchises (102 Workhorse + 48 Problem Child), the prior draft flagged 42 as a highest-priority subset in the backup workbook ('PRIORITY - Growing, no plan' sheet) — that 42-count was built on the old, uncorrected 70-franchise population and needs to be re-derived against this corrected 150-franchise list before being used at the workshop.</w:t>
       </w:r>
     </w:p>
     <w:p>
@@ -32976,7 +33170,7 @@
         <w:t xml:space="preserve">METHODOLOGY FLAG: </w:t>
       </w:r>
       <w:r>
-        <w:t xml:space="preserve">Two checks were requested on this list and neither is fully answerable from the data available for this engagement: (1) whether any of these 211 are a genuine product substitution (an unrelated-name successor already covered elsewhere in FW27) rather than a true exit — the franchise-matching logic already collapses version-token successors (II, 2.0) into the same franchise, so this list is not simply missing next-gen versions under the same name, but a genuine rename to an unrelated name would not be caught; and (2) whether any continue in an SS27/SS28 (Spring/Summer) assortment instead — only the FW27 (Fall/Winter) assortment file was supplied for this engagement, so no Spring/Summer cross-check is possible. Both need a manual Product/Merchandising check on this specific 211-franchise list before it is treated as a confirmed exit list.</w:t>
+        <w:t xml:space="preserve">Two checks were requested on this list. (1) Whether any of these 472 continue in an SS27/SS28 (Spring/Summer) assortment instead of a true exit — now checkable, and already folded into the table above: genuine season-shifts are counted as confirmed, and same-line-different-garment/gender matches are separated out as 'possible' rather than either being silently confirmed or silently ignored (see the fixBox above and 1.3.4 for the full breakdown). (2) Whether any are a genuine product substitution under an unrelated new name — still not answerable from this data: the franchise-matching logic already collapses version-token successors (II, 2.0) into the same franchise, so this list is not simply missing next-gen versions under the same name, but a genuine rename to an unrelated name would not be caught. This second check still needs a manual Product/Merchandising pass, concentrated on the 159+108+115=382 franchises in the 'not found anywhere' bucket specifically (the 'possible match' franchises already have a named candidate to check).</w:t>
       </w:r>
     </w:p>
     <w:p>
@@ -33322,7 +33516,7 @@
                 <w:sz w:val="18"/>
                 <w:szCs w:val="18"/>
               </w:rPr>
-              <w:t xml:space="preserve">211</w:t>
+              <w:t xml:space="preserve">472</w:t>
             </w:r>
           </w:p>
         </w:tc>
@@ -33350,7 +33544,7 @@
                 <w:sz w:val="18"/>
                 <w:szCs w:val="18"/>
               </w:rPr>
-              <w:t xml:space="preserve">87.4M</w:t>
+              <w:t xml:space="preserve">210.8M</w:t>
             </w:r>
           </w:p>
         </w:tc>
@@ -33700,7 +33894,7 @@
         <w:spacing w:after="80"/>
       </w:pPr>
       <w:r>
-        <w:t xml:space="preserve">Levers 1 and 2 are the two big-ticket items (88.5M and 87.4M SEK respectively) and should anchor the workshop discussion — both are concentrated, well-defined lists ready for named-owner follow-up, not open-ended investigations.</w:t>
+        <w:t xml:space="preserve">Levers 1 and 2 are the two big-ticket items (88.5M and 210.8M SEK respectively) and should anchor the workshop discussion — Lever 2 in particular is now the single largest lever in this framework after the FW27 matching-methodology correction (1.3.4), and 382 of its 472 franchises still need a Product/Merchandising name-by-name pass before being treated as confirmed exits, not just a rubber-stamp.</w:t>
       </w:r>
     </w:p>
     <w:p>
@@ -34339,7 +34533,7 @@
                 <w:sz w:val="18"/>
                 <w:szCs w:val="18"/>
               </w:rPr>
-              <w:t xml:space="preserve">For the 142 Harvest franchises confirmed continuing in FW27 despite decline — deliberate keeps or unreviewed?</w:t>
+              <w:t xml:space="preserve">For the 33 Harvest franchises confirmed continuing in FW27 despite decline (corrected from an earlier, over-lenient count of 142 — see 1.3.4) — deliberate keeps or unreviewed?</w:t>
             </w:r>
           </w:p>
         </w:tc>
@@ -34508,7 +34702,7 @@
                 <w:sz w:val="18"/>
                 <w:szCs w:val="18"/>
               </w:rPr>
-              <w:t xml:space="preserve">For the 211-franchise FW27 gap list — how many are already-made range decisions vs. genuine gaps, especially the 42 highest-priority growing-with-no-plan franchises?</w:t>
+              <w:t xml:space="preserve">For the 472-franchise FW27 gap list (corrected from an earlier, under-counted 211 — see 1.4) — how many are already-made range decisions vs. genuine gaps, especially the 150 growing-with-no-confirmed-plan franchises (the prior draft's '42 highest-priority' subset needs re-deriving against this corrected list)?</w:t>
             </w:r>
           </w:p>
         </w:tc>
@@ -40232,7 +40426,7 @@
                 <w:sz w:val="18"/>
                 <w:szCs w:val="18"/>
               </w:rPr>
-              <w:t xml:space="preserve">31 of 197</w:t>
+              <w:t xml:space="preserve">90 of 197 (corrected from an earlier 31 — see 1.3.5)</w:t>
             </w:r>
           </w:p>
         </w:tc>
@@ -40304,7 +40498,7 @@
         <w:spacing w:after="80"/>
       </w:pPr>
       <w:r>
-        <w:t xml:space="preserve">New/Test franchises are already 19% of core 2025 sales (123.9M SEK) — innovation is not a marginal contributor — but quality signals are weak: 13.0% Wholesale reorder conversion, 30 of 197 launches (15%) flagged on 2+ risk indicators, and 31 with no confirmed FW27 continuation already.</w:t>
+        <w:t xml:space="preserve">New/Test franchises are already 19% of core 2025 sales (123.9M SEK) — innovation is not a marginal contributor — but quality signals are weak: 13.0% Wholesale reorder conversion, 30 of 197 launches (15%) flagged on 2+ risk indicators (that count needs re-scoring against the corrected FW27 flag, see 1.3.5), and 90 with no confirmed FW27 continuation already.</w:t>
       </w:r>
     </w:p>
     <w:p>
@@ -40657,7 +40851,7 @@
                 <w:sz w:val="18"/>
                 <w:szCs w:val="18"/>
               </w:rPr>
-              <w:t xml:space="preserve">FW27 exit list</w:t>
+              <w:t xml:space="preserve">FW27 exit list (corrected — see 1.4)</w:t>
             </w:r>
           </w:p>
         </w:tc>
@@ -40684,7 +40878,7 @@
                 <w:sz w:val="18"/>
                 <w:szCs w:val="18"/>
               </w:rPr>
-              <w:t xml:space="preserve">60</w:t>
+              <w:t xml:space="preserve">119</w:t>
             </w:r>
           </w:p>
         </w:tc>
@@ -40711,7 +40905,7 @@
                 <w:sz w:val="18"/>
                 <w:szCs w:val="18"/>
               </w:rPr>
-              <w:t xml:space="preserve">34.8M — by far the largest layer on this list</w:t>
+              <w:t xml:space="preserve">82.9M — by far the largest layer on this list</w:t>
             </w:r>
           </w:p>
         </w:tc>

--- a/workshop_prep/Project_Bob_Workshop_PreRead_Brief_Sec3_Draft_v2.docx
+++ b/workshop_prep/Project_Bob_Workshop_PreRead_Brief_Sec3_Draft_v2.docx
@@ -39518,7 +39518,7 @@
           <w:sz w:val="18"/>
           <w:szCs w:val="18"/>
         </w:rPr>
-        <w:t xml:space="preserve">Astral GTX Jacket (Men) is the single largest Reorder franchise company-wide at the franchise level (2.96M SEK, combining both the outgoing and 'II' article codes).</w:t>
+        <w:t xml:space="preserve">Astral GTX Jacket (Men) is the single largest Reorder franchise company-wide at the franchise level (2.96M SEK, combining both the outgoing and 'II' article codes). Full 846-franchise list (every franchise with any 2025 Wholesale Reorder or Preorder activity) is in the backup workbook (bob_item3_portfolio_backup.xlsx, sheet 'Reorder - Full List (846)').</w:t>
       </w:r>
     </w:p>
     <w:p>

--- a/workshop_prep/Project_Bob_Workshop_PreRead_Brief_Sec3_Draft_v2.docx
+++ b/workshop_prep/Project_Bob_Workshop_PreRead_Brief_Sec3_Draft_v2.docx
@@ -27530,6 +27530,3157 @@
         </w:tc>
       </w:tr>
     </w:tbl>
+    <w:p>
+      <w:pPr>
+        <w:spacing w:after="160"/>
+      </w:pPr>
+      <w:r>
+        <w:t xml:space="preserve">Top 10 of the 33 confirmed-continuing franchises, by 2025 sales:</w:t>
+      </w:r>
+    </w:p>
+    <w:tbl>
+      <w:tblPr>
+        <w:tblW w:type="dxa" w:w="9350"/>
+        <w:tblBorders>
+          <w:top w:val="single" w:color="auto" w:sz="4"/>
+          <w:left w:val="single" w:color="auto" w:sz="4"/>
+          <w:bottom w:val="single" w:color="auto" w:sz="4"/>
+          <w:right w:val="single" w:color="auto" w:sz="4"/>
+          <w:insideH w:val="single" w:color="auto" w:sz="4"/>
+          <w:insideV w:val="single" w:color="auto" w:sz="4"/>
+        </w:tblBorders>
+      </w:tblPr>
+      <w:tblGrid>
+        <w:gridCol w:w="2900"/>
+        <w:gridCol w:w="1600"/>
+        <w:gridCol w:w="1350"/>
+        <w:gridCol w:w="1250"/>
+        <w:gridCol w:w="1250"/>
+      </w:tblGrid>
+      <w:tr>
+        <w:trPr>
+          <w:tblHeader/>
+        </w:trPr>
+        <w:tc>
+          <w:tcPr>
+            <w:tcW w:type="dxa" w:w="2900"/>
+            <w:shd w:fill="2F2F2F" w:val="clear"/>
+            <w:tcMar>
+              <w:top w:type="dxa" w:w="60"/>
+              <w:left w:type="dxa" w:w="100"/>
+              <w:bottom w:type="dxa" w:w="60"/>
+              <w:right w:type="dxa" w:w="100"/>
+            </w:tcMar>
+            <w:vAlign w:val="center"/>
+          </w:tcPr>
+          <w:p>
+            <w:pPr>
+              <w:jc w:val="left"/>
+            </w:pPr>
+            <w:r>
+              <w:rPr>
+                <w:b/>
+                <w:bCs/>
+                <w:color w:val="FFFFFF"/>
+                <w:sz w:val="18"/>
+                <w:szCs w:val="18"/>
+              </w:rPr>
+              <w:t xml:space="preserve">Franchise</w:t>
+            </w:r>
+          </w:p>
+        </w:tc>
+        <w:tc>
+          <w:tcPr>
+            <w:tcW w:type="dxa" w:w="1600"/>
+            <w:shd w:fill="2F2F2F" w:val="clear"/>
+            <w:tcMar>
+              <w:top w:type="dxa" w:w="60"/>
+              <w:left w:type="dxa" w:w="100"/>
+              <w:bottom w:type="dxa" w:w="60"/>
+              <w:right w:type="dxa" w:w="100"/>
+            </w:tcMar>
+            <w:vAlign w:val="center"/>
+          </w:tcPr>
+          <w:p>
+            <w:pPr>
+              <w:jc w:val="center"/>
+            </w:pPr>
+            <w:r>
+              <w:rPr>
+                <w:b/>
+                <w:bCs/>
+                <w:color w:val="FFFFFF"/>
+                <w:sz w:val="18"/>
+                <w:szCs w:val="18"/>
+              </w:rPr>
+              <w:t xml:space="preserve">Layer</w:t>
+            </w:r>
+          </w:p>
+        </w:tc>
+        <w:tc>
+          <w:tcPr>
+            <w:tcW w:type="dxa" w:w="1350"/>
+            <w:shd w:fill="2F2F2F" w:val="clear"/>
+            <w:tcMar>
+              <w:top w:type="dxa" w:w="60"/>
+              <w:left w:type="dxa" w:w="100"/>
+              <w:bottom w:type="dxa" w:w="60"/>
+              <w:right w:type="dxa" w:w="100"/>
+            </w:tcMar>
+            <w:vAlign w:val="center"/>
+          </w:tcPr>
+          <w:p>
+            <w:pPr>
+              <w:jc w:val="center"/>
+            </w:pPr>
+            <w:r>
+              <w:rPr>
+                <w:b/>
+                <w:bCs/>
+                <w:color w:val="FFFFFF"/>
+                <w:sz w:val="18"/>
+                <w:szCs w:val="18"/>
+              </w:rPr>
+              <w:t xml:space="preserve">Sales 2025</w:t>
+            </w:r>
+          </w:p>
+        </w:tc>
+        <w:tc>
+          <w:tcPr>
+            <w:tcW w:type="dxa" w:w="1250"/>
+            <w:shd w:fill="2F2F2F" w:val="clear"/>
+            <w:tcMar>
+              <w:top w:type="dxa" w:w="60"/>
+              <w:left w:type="dxa" w:w="100"/>
+              <w:bottom w:type="dxa" w:w="60"/>
+              <w:right w:type="dxa" w:w="100"/>
+            </w:tcMar>
+            <w:vAlign w:val="center"/>
+          </w:tcPr>
+          <w:p>
+            <w:pPr>
+              <w:jc w:val="center"/>
+            </w:pPr>
+            <w:r>
+              <w:rPr>
+                <w:b/>
+                <w:bCs/>
+                <w:color w:val="FFFFFF"/>
+                <w:sz w:val="18"/>
+                <w:szCs w:val="18"/>
+              </w:rPr>
+              <w:t xml:space="preserve">Growth %</w:t>
+            </w:r>
+          </w:p>
+        </w:tc>
+        <w:tc>
+          <w:tcPr>
+            <w:tcW w:type="dxa" w:w="1250"/>
+            <w:shd w:fill="2F2F2F" w:val="clear"/>
+            <w:tcMar>
+              <w:top w:type="dxa" w:w="60"/>
+              <w:left w:type="dxa" w:w="100"/>
+              <w:bottom w:type="dxa" w:w="60"/>
+              <w:right w:type="dxa" w:w="100"/>
+            </w:tcMar>
+            <w:vAlign w:val="center"/>
+          </w:tcPr>
+          <w:p>
+            <w:pPr>
+              <w:jc w:val="center"/>
+            </w:pPr>
+            <w:r>
+              <w:rPr>
+                <w:b/>
+                <w:bCs/>
+                <w:color w:val="FFFFFF"/>
+                <w:sz w:val="18"/>
+                <w:szCs w:val="18"/>
+              </w:rPr>
+              <w:t xml:space="preserve">GM% 2025</w:t>
+            </w:r>
+          </w:p>
+        </w:tc>
+      </w:tr>
+      <w:tr>
+        <w:tc>
+          <w:tcPr>
+            <w:tcW w:type="dxa" w:w="2900"/>
+            <w:tcMar>
+              <w:top w:type="dxa" w:w="60"/>
+              <w:left w:type="dxa" w:w="100"/>
+              <w:bottom w:type="dxa" w:w="60"/>
+              <w:right w:type="dxa" w:w="100"/>
+            </w:tcMar>
+            <w:vAlign w:val="center"/>
+          </w:tcPr>
+          <w:p>
+            <w:pPr>
+              <w:jc w:val="left"/>
+            </w:pPr>
+            <w:r>
+              <w:rPr>
+                <w:b w:val="false"/>
+                <w:bCs w:val="false"/>
+                <w:color w:val="000000"/>
+                <w:sz w:val="18"/>
+                <w:szCs w:val="18"/>
+              </w:rPr>
+              <w:t xml:space="preserve">L.I.M GTX Jacket (Men)</w:t>
+            </w:r>
+          </w:p>
+        </w:tc>
+        <w:tc>
+          <w:tcPr>
+            <w:tcW w:type="dxa" w:w="1600"/>
+            <w:tcMar>
+              <w:top w:type="dxa" w:w="60"/>
+              <w:left w:type="dxa" w:w="100"/>
+              <w:bottom w:type="dxa" w:w="60"/>
+              <w:right w:type="dxa" w:w="100"/>
+            </w:tcMar>
+            <w:vAlign w:val="center"/>
+          </w:tcPr>
+          <w:p>
+            <w:pPr>
+              <w:jc w:val="center"/>
+            </w:pPr>
+            <w:r>
+              <w:rPr>
+                <w:b w:val="false"/>
+                <w:bCs w:val="false"/>
+                <w:color w:val="000000"/>
+                <w:sz w:val="18"/>
+                <w:szCs w:val="18"/>
+              </w:rPr>
+              <w:t xml:space="preserve">Shell</w:t>
+            </w:r>
+          </w:p>
+        </w:tc>
+        <w:tc>
+          <w:tcPr>
+            <w:tcW w:type="dxa" w:w="1350"/>
+            <w:tcMar>
+              <w:top w:type="dxa" w:w="60"/>
+              <w:left w:type="dxa" w:w="100"/>
+              <w:bottom w:type="dxa" w:w="60"/>
+              <w:right w:type="dxa" w:w="100"/>
+            </w:tcMar>
+            <w:vAlign w:val="center"/>
+          </w:tcPr>
+          <w:p>
+            <w:pPr>
+              <w:jc w:val="center"/>
+            </w:pPr>
+            <w:r>
+              <w:rPr>
+                <w:b w:val="false"/>
+                <w:bCs w:val="false"/>
+                <w:color w:val="000000"/>
+                <w:sz w:val="18"/>
+                <w:szCs w:val="18"/>
+              </w:rPr>
+              <w:t xml:space="preserve">8.81M</w:t>
+            </w:r>
+          </w:p>
+        </w:tc>
+        <w:tc>
+          <w:tcPr>
+            <w:tcW w:type="dxa" w:w="1250"/>
+            <w:tcMar>
+              <w:top w:type="dxa" w:w="60"/>
+              <w:left w:type="dxa" w:w="100"/>
+              <w:bottom w:type="dxa" w:w="60"/>
+              <w:right w:type="dxa" w:w="100"/>
+            </w:tcMar>
+            <w:vAlign w:val="center"/>
+          </w:tcPr>
+          <w:p>
+            <w:pPr>
+              <w:jc w:val="center"/>
+            </w:pPr>
+            <w:r>
+              <w:rPr>
+                <w:b w:val="false"/>
+                <w:bCs w:val="false"/>
+                <w:color w:val="000000"/>
+                <w:sz w:val="18"/>
+                <w:szCs w:val="18"/>
+              </w:rPr>
+              <w:t xml:space="preserve">-35.9%</w:t>
+            </w:r>
+          </w:p>
+        </w:tc>
+        <w:tc>
+          <w:tcPr>
+            <w:tcW w:type="dxa" w:w="1250"/>
+            <w:tcMar>
+              <w:top w:type="dxa" w:w="60"/>
+              <w:left w:type="dxa" w:w="100"/>
+              <w:bottom w:type="dxa" w:w="60"/>
+              <w:right w:type="dxa" w:w="100"/>
+            </w:tcMar>
+            <w:vAlign w:val="center"/>
+          </w:tcPr>
+          <w:p>
+            <w:pPr>
+              <w:jc w:val="center"/>
+            </w:pPr>
+            <w:r>
+              <w:rPr>
+                <w:b w:val="false"/>
+                <w:bCs w:val="false"/>
+                <w:color w:val="000000"/>
+                <w:sz w:val="18"/>
+                <w:szCs w:val="18"/>
+              </w:rPr>
+              <w:t xml:space="preserve">49.1%</w:t>
+            </w:r>
+          </w:p>
+        </w:tc>
+      </w:tr>
+      <w:tr>
+        <w:tc>
+          <w:tcPr>
+            <w:tcW w:type="dxa" w:w="2900"/>
+            <w:shd w:fill="F5F5F5" w:val="clear"/>
+            <w:tcMar>
+              <w:top w:type="dxa" w:w="60"/>
+              <w:left w:type="dxa" w:w="100"/>
+              <w:bottom w:type="dxa" w:w="60"/>
+              <w:right w:type="dxa" w:w="100"/>
+            </w:tcMar>
+            <w:vAlign w:val="center"/>
+          </w:tcPr>
+          <w:p>
+            <w:pPr>
+              <w:jc w:val="left"/>
+            </w:pPr>
+            <w:r>
+              <w:rPr>
+                <w:b w:val="false"/>
+                <w:bCs w:val="false"/>
+                <w:color w:val="000000"/>
+                <w:sz w:val="18"/>
+                <w:szCs w:val="18"/>
+              </w:rPr>
+              <w:t xml:space="preserve">L.I.M GTX Jacket (Women)</w:t>
+            </w:r>
+          </w:p>
+        </w:tc>
+        <w:tc>
+          <w:tcPr>
+            <w:tcW w:type="dxa" w:w="1600"/>
+            <w:shd w:fill="F5F5F5" w:val="clear"/>
+            <w:tcMar>
+              <w:top w:type="dxa" w:w="60"/>
+              <w:left w:type="dxa" w:w="100"/>
+              <w:bottom w:type="dxa" w:w="60"/>
+              <w:right w:type="dxa" w:w="100"/>
+            </w:tcMar>
+            <w:vAlign w:val="center"/>
+          </w:tcPr>
+          <w:p>
+            <w:pPr>
+              <w:jc w:val="center"/>
+            </w:pPr>
+            <w:r>
+              <w:rPr>
+                <w:b w:val="false"/>
+                <w:bCs w:val="false"/>
+                <w:color w:val="000000"/>
+                <w:sz w:val="18"/>
+                <w:szCs w:val="18"/>
+              </w:rPr>
+              <w:t xml:space="preserve">Shell</w:t>
+            </w:r>
+          </w:p>
+        </w:tc>
+        <w:tc>
+          <w:tcPr>
+            <w:tcW w:type="dxa" w:w="1350"/>
+            <w:shd w:fill="F5F5F5" w:val="clear"/>
+            <w:tcMar>
+              <w:top w:type="dxa" w:w="60"/>
+              <w:left w:type="dxa" w:w="100"/>
+              <w:bottom w:type="dxa" w:w="60"/>
+              <w:right w:type="dxa" w:w="100"/>
+            </w:tcMar>
+            <w:vAlign w:val="center"/>
+          </w:tcPr>
+          <w:p>
+            <w:pPr>
+              <w:jc w:val="center"/>
+            </w:pPr>
+            <w:r>
+              <w:rPr>
+                <w:b w:val="false"/>
+                <w:bCs w:val="false"/>
+                <w:color w:val="000000"/>
+                <w:sz w:val="18"/>
+                <w:szCs w:val="18"/>
+              </w:rPr>
+              <w:t xml:space="preserve">4.52M</w:t>
+            </w:r>
+          </w:p>
+        </w:tc>
+        <w:tc>
+          <w:tcPr>
+            <w:tcW w:type="dxa" w:w="1250"/>
+            <w:shd w:fill="F5F5F5" w:val="clear"/>
+            <w:tcMar>
+              <w:top w:type="dxa" w:w="60"/>
+              <w:left w:type="dxa" w:w="100"/>
+              <w:bottom w:type="dxa" w:w="60"/>
+              <w:right w:type="dxa" w:w="100"/>
+            </w:tcMar>
+            <w:vAlign w:val="center"/>
+          </w:tcPr>
+          <w:p>
+            <w:pPr>
+              <w:jc w:val="center"/>
+            </w:pPr>
+            <w:r>
+              <w:rPr>
+                <w:b w:val="false"/>
+                <w:bCs w:val="false"/>
+                <w:color w:val="000000"/>
+                <w:sz w:val="18"/>
+                <w:szCs w:val="18"/>
+              </w:rPr>
+              <w:t xml:space="preserve">-59.2%</w:t>
+            </w:r>
+          </w:p>
+        </w:tc>
+        <w:tc>
+          <w:tcPr>
+            <w:tcW w:type="dxa" w:w="1250"/>
+            <w:shd w:fill="F5F5F5" w:val="clear"/>
+            <w:tcMar>
+              <w:top w:type="dxa" w:w="60"/>
+              <w:left w:type="dxa" w:w="100"/>
+              <w:bottom w:type="dxa" w:w="60"/>
+              <w:right w:type="dxa" w:w="100"/>
+            </w:tcMar>
+            <w:vAlign w:val="center"/>
+          </w:tcPr>
+          <w:p>
+            <w:pPr>
+              <w:jc w:val="center"/>
+            </w:pPr>
+            <w:r>
+              <w:rPr>
+                <w:b w:val="false"/>
+                <w:bCs w:val="false"/>
+                <w:color w:val="000000"/>
+                <w:sz w:val="18"/>
+                <w:szCs w:val="18"/>
+              </w:rPr>
+              <w:t xml:space="preserve">49.4%</w:t>
+            </w:r>
+          </w:p>
+        </w:tc>
+      </w:tr>
+      <w:tr>
+        <w:tc>
+          <w:tcPr>
+            <w:tcW w:type="dxa" w:w="2900"/>
+            <w:tcMar>
+              <w:top w:type="dxa" w:w="60"/>
+              <w:left w:type="dxa" w:w="100"/>
+              <w:bottom w:type="dxa" w:w="60"/>
+              <w:right w:type="dxa" w:w="100"/>
+            </w:tcMar>
+            <w:vAlign w:val="center"/>
+          </w:tcPr>
+          <w:p>
+            <w:pPr>
+              <w:jc w:val="left"/>
+            </w:pPr>
+            <w:r>
+              <w:rPr>
+                <w:b w:val="false"/>
+                <w:bCs w:val="false"/>
+                <w:color w:val="000000"/>
+                <w:sz w:val="18"/>
+                <w:szCs w:val="18"/>
+              </w:rPr>
+              <w:t xml:space="preserve">Mid Standard Pant (Women)</w:t>
+            </w:r>
+          </w:p>
+        </w:tc>
+        <w:tc>
+          <w:tcPr>
+            <w:tcW w:type="dxa" w:w="1600"/>
+            <w:tcMar>
+              <w:top w:type="dxa" w:w="60"/>
+              <w:left w:type="dxa" w:w="100"/>
+              <w:bottom w:type="dxa" w:w="60"/>
+              <w:right w:type="dxa" w:w="100"/>
+            </w:tcMar>
+            <w:vAlign w:val="center"/>
+          </w:tcPr>
+          <w:p>
+            <w:pPr>
+              <w:jc w:val="center"/>
+            </w:pPr>
+            <w:r>
+              <w:rPr>
+                <w:b w:val="false"/>
+                <w:bCs w:val="false"/>
+                <w:color w:val="000000"/>
+                <w:sz w:val="18"/>
+                <w:szCs w:val="18"/>
+              </w:rPr>
+              <w:t xml:space="preserve">Legwear</w:t>
+            </w:r>
+          </w:p>
+        </w:tc>
+        <w:tc>
+          <w:tcPr>
+            <w:tcW w:type="dxa" w:w="1350"/>
+            <w:tcMar>
+              <w:top w:type="dxa" w:w="60"/>
+              <w:left w:type="dxa" w:w="100"/>
+              <w:bottom w:type="dxa" w:w="60"/>
+              <w:right w:type="dxa" w:w="100"/>
+            </w:tcMar>
+            <w:vAlign w:val="center"/>
+          </w:tcPr>
+          <w:p>
+            <w:pPr>
+              <w:jc w:val="center"/>
+            </w:pPr>
+            <w:r>
+              <w:rPr>
+                <w:b w:val="false"/>
+                <w:bCs w:val="false"/>
+                <w:color w:val="000000"/>
+                <w:sz w:val="18"/>
+                <w:szCs w:val="18"/>
+              </w:rPr>
+              <w:t xml:space="preserve">2.67M</w:t>
+            </w:r>
+          </w:p>
+        </w:tc>
+        <w:tc>
+          <w:tcPr>
+            <w:tcW w:type="dxa" w:w="1250"/>
+            <w:tcMar>
+              <w:top w:type="dxa" w:w="60"/>
+              <w:left w:type="dxa" w:w="100"/>
+              <w:bottom w:type="dxa" w:w="60"/>
+              <w:right w:type="dxa" w:w="100"/>
+            </w:tcMar>
+            <w:vAlign w:val="center"/>
+          </w:tcPr>
+          <w:p>
+            <w:pPr>
+              <w:jc w:val="center"/>
+            </w:pPr>
+            <w:r>
+              <w:rPr>
+                <w:b w:val="false"/>
+                <w:bCs w:val="false"/>
+                <w:color w:val="000000"/>
+                <w:sz w:val="18"/>
+                <w:szCs w:val="18"/>
+              </w:rPr>
+              <w:t xml:space="preserve">-26.9%</w:t>
+            </w:r>
+          </w:p>
+        </w:tc>
+        <w:tc>
+          <w:tcPr>
+            <w:tcW w:type="dxa" w:w="1250"/>
+            <w:tcMar>
+              <w:top w:type="dxa" w:w="60"/>
+              <w:left w:type="dxa" w:w="100"/>
+              <w:bottom w:type="dxa" w:w="60"/>
+              <w:right w:type="dxa" w:w="100"/>
+            </w:tcMar>
+            <w:vAlign w:val="center"/>
+          </w:tcPr>
+          <w:p>
+            <w:pPr>
+              <w:jc w:val="center"/>
+            </w:pPr>
+            <w:r>
+              <w:rPr>
+                <w:b w:val="false"/>
+                <w:bCs w:val="false"/>
+                <w:color w:val="000000"/>
+                <w:sz w:val="18"/>
+                <w:szCs w:val="18"/>
+              </w:rPr>
+              <w:t xml:space="preserve">48.9%</w:t>
+            </w:r>
+          </w:p>
+        </w:tc>
+      </w:tr>
+      <w:tr>
+        <w:tc>
+          <w:tcPr>
+            <w:tcW w:type="dxa" w:w="2900"/>
+            <w:shd w:fill="F5F5F5" w:val="clear"/>
+            <w:tcMar>
+              <w:top w:type="dxa" w:w="60"/>
+              <w:left w:type="dxa" w:w="100"/>
+              <w:bottom w:type="dxa" w:w="60"/>
+              <w:right w:type="dxa" w:w="100"/>
+            </w:tcMar>
+            <w:vAlign w:val="center"/>
+          </w:tcPr>
+          <w:p>
+            <w:pPr>
+              <w:jc w:val="left"/>
+            </w:pPr>
+            <w:r>
+              <w:rPr>
+                <w:b w:val="false"/>
+                <w:bCs w:val="false"/>
+                <w:color w:val="000000"/>
+                <w:sz w:val="18"/>
+                <w:szCs w:val="18"/>
+              </w:rPr>
+              <w:t xml:space="preserve">Mid Standard Pant (Men)</w:t>
+            </w:r>
+          </w:p>
+        </w:tc>
+        <w:tc>
+          <w:tcPr>
+            <w:tcW w:type="dxa" w:w="1600"/>
+            <w:shd w:fill="F5F5F5" w:val="clear"/>
+            <w:tcMar>
+              <w:top w:type="dxa" w:w="60"/>
+              <w:left w:type="dxa" w:w="100"/>
+              <w:bottom w:type="dxa" w:w="60"/>
+              <w:right w:type="dxa" w:w="100"/>
+            </w:tcMar>
+            <w:vAlign w:val="center"/>
+          </w:tcPr>
+          <w:p>
+            <w:pPr>
+              <w:jc w:val="center"/>
+            </w:pPr>
+            <w:r>
+              <w:rPr>
+                <w:b w:val="false"/>
+                <w:bCs w:val="false"/>
+                <w:color w:val="000000"/>
+                <w:sz w:val="18"/>
+                <w:szCs w:val="18"/>
+              </w:rPr>
+              <w:t xml:space="preserve">Legwear</w:t>
+            </w:r>
+          </w:p>
+        </w:tc>
+        <w:tc>
+          <w:tcPr>
+            <w:tcW w:type="dxa" w:w="1350"/>
+            <w:shd w:fill="F5F5F5" w:val="clear"/>
+            <w:tcMar>
+              <w:top w:type="dxa" w:w="60"/>
+              <w:left w:type="dxa" w:w="100"/>
+              <w:bottom w:type="dxa" w:w="60"/>
+              <w:right w:type="dxa" w:w="100"/>
+            </w:tcMar>
+            <w:vAlign w:val="center"/>
+          </w:tcPr>
+          <w:p>
+            <w:pPr>
+              <w:jc w:val="center"/>
+            </w:pPr>
+            <w:r>
+              <w:rPr>
+                <w:b w:val="false"/>
+                <w:bCs w:val="false"/>
+                <w:color w:val="000000"/>
+                <w:sz w:val="18"/>
+                <w:szCs w:val="18"/>
+              </w:rPr>
+              <w:t xml:space="preserve">2.62M</w:t>
+            </w:r>
+          </w:p>
+        </w:tc>
+        <w:tc>
+          <w:tcPr>
+            <w:tcW w:type="dxa" w:w="1250"/>
+            <w:shd w:fill="F5F5F5" w:val="clear"/>
+            <w:tcMar>
+              <w:top w:type="dxa" w:w="60"/>
+              <w:left w:type="dxa" w:w="100"/>
+              <w:bottom w:type="dxa" w:w="60"/>
+              <w:right w:type="dxa" w:w="100"/>
+            </w:tcMar>
+            <w:vAlign w:val="center"/>
+          </w:tcPr>
+          <w:p>
+            <w:pPr>
+              <w:jc w:val="center"/>
+            </w:pPr>
+            <w:r>
+              <w:rPr>
+                <w:b w:val="false"/>
+                <w:bCs w:val="false"/>
+                <w:color w:val="000000"/>
+                <w:sz w:val="18"/>
+                <w:szCs w:val="18"/>
+              </w:rPr>
+              <w:t xml:space="preserve">-35.1%</w:t>
+            </w:r>
+          </w:p>
+        </w:tc>
+        <w:tc>
+          <w:tcPr>
+            <w:tcW w:type="dxa" w:w="1250"/>
+            <w:shd w:fill="F5F5F5" w:val="clear"/>
+            <w:tcMar>
+              <w:top w:type="dxa" w:w="60"/>
+              <w:left w:type="dxa" w:w="100"/>
+              <w:bottom w:type="dxa" w:w="60"/>
+              <w:right w:type="dxa" w:w="100"/>
+            </w:tcMar>
+            <w:vAlign w:val="center"/>
+          </w:tcPr>
+          <w:p>
+            <w:pPr>
+              <w:jc w:val="center"/>
+            </w:pPr>
+            <w:r>
+              <w:rPr>
+                <w:b w:val="false"/>
+                <w:bCs w:val="false"/>
+                <w:color w:val="000000"/>
+                <w:sz w:val="18"/>
+                <w:szCs w:val="18"/>
+              </w:rPr>
+              <w:t xml:space="preserve">54.0%</w:t>
+            </w:r>
+          </w:p>
+        </w:tc>
+      </w:tr>
+      <w:tr>
+        <w:tc>
+          <w:tcPr>
+            <w:tcW w:type="dxa" w:w="2900"/>
+            <w:tcMar>
+              <w:top w:type="dxa" w:w="60"/>
+              <w:left w:type="dxa" w:w="100"/>
+              <w:bottom w:type="dxa" w:w="60"/>
+              <w:right w:type="dxa" w:w="100"/>
+            </w:tcMar>
+            <w:vAlign w:val="center"/>
+          </w:tcPr>
+          <w:p>
+            <w:pPr>
+              <w:jc w:val="left"/>
+            </w:pPr>
+            <w:r>
+              <w:rPr>
+                <w:b w:val="false"/>
+                <w:bCs w:val="false"/>
+                <w:color w:val="000000"/>
+                <w:sz w:val="18"/>
+                <w:szCs w:val="18"/>
+              </w:rPr>
+              <w:t xml:space="preserve">Long Mimic Parka (Women)</w:t>
+            </w:r>
+          </w:p>
+        </w:tc>
+        <w:tc>
+          <w:tcPr>
+            <w:tcW w:type="dxa" w:w="1600"/>
+            <w:tcMar>
+              <w:top w:type="dxa" w:w="60"/>
+              <w:left w:type="dxa" w:w="100"/>
+              <w:bottom w:type="dxa" w:w="60"/>
+              <w:right w:type="dxa" w:w="100"/>
+            </w:tcMar>
+            <w:vAlign w:val="center"/>
+          </w:tcPr>
+          <w:p>
+            <w:pPr>
+              <w:jc w:val="center"/>
+            </w:pPr>
+            <w:r>
+              <w:rPr>
+                <w:b w:val="false"/>
+                <w:bCs w:val="false"/>
+                <w:color w:val="000000"/>
+                <w:sz w:val="18"/>
+                <w:szCs w:val="18"/>
+              </w:rPr>
+              <w:t xml:space="preserve">Insulation</w:t>
+            </w:r>
+          </w:p>
+        </w:tc>
+        <w:tc>
+          <w:tcPr>
+            <w:tcW w:type="dxa" w:w="1350"/>
+            <w:tcMar>
+              <w:top w:type="dxa" w:w="60"/>
+              <w:left w:type="dxa" w:w="100"/>
+              <w:bottom w:type="dxa" w:w="60"/>
+              <w:right w:type="dxa" w:w="100"/>
+            </w:tcMar>
+            <w:vAlign w:val="center"/>
+          </w:tcPr>
+          <w:p>
+            <w:pPr>
+              <w:jc w:val="center"/>
+            </w:pPr>
+            <w:r>
+              <w:rPr>
+                <w:b w:val="false"/>
+                <w:bCs w:val="false"/>
+                <w:color w:val="000000"/>
+                <w:sz w:val="18"/>
+                <w:szCs w:val="18"/>
+              </w:rPr>
+              <w:t xml:space="preserve">2.45M</w:t>
+            </w:r>
+          </w:p>
+        </w:tc>
+        <w:tc>
+          <w:tcPr>
+            <w:tcW w:type="dxa" w:w="1250"/>
+            <w:tcMar>
+              <w:top w:type="dxa" w:w="60"/>
+              <w:left w:type="dxa" w:w="100"/>
+              <w:bottom w:type="dxa" w:w="60"/>
+              <w:right w:type="dxa" w:w="100"/>
+            </w:tcMar>
+            <w:vAlign w:val="center"/>
+          </w:tcPr>
+          <w:p>
+            <w:pPr>
+              <w:jc w:val="center"/>
+            </w:pPr>
+            <w:r>
+              <w:rPr>
+                <w:b w:val="false"/>
+                <w:bCs w:val="false"/>
+                <w:color w:val="000000"/>
+                <w:sz w:val="18"/>
+                <w:szCs w:val="18"/>
+              </w:rPr>
+              <w:t xml:space="preserve">-44.2%</w:t>
+            </w:r>
+          </w:p>
+        </w:tc>
+        <w:tc>
+          <w:tcPr>
+            <w:tcW w:type="dxa" w:w="1250"/>
+            <w:tcMar>
+              <w:top w:type="dxa" w:w="60"/>
+              <w:left w:type="dxa" w:w="100"/>
+              <w:bottom w:type="dxa" w:w="60"/>
+              <w:right w:type="dxa" w:w="100"/>
+            </w:tcMar>
+            <w:vAlign w:val="center"/>
+          </w:tcPr>
+          <w:p>
+            <w:pPr>
+              <w:jc w:val="center"/>
+            </w:pPr>
+            <w:r>
+              <w:rPr>
+                <w:b w:val="false"/>
+                <w:bCs w:val="false"/>
+                <w:color w:val="000000"/>
+                <w:sz w:val="18"/>
+                <w:szCs w:val="18"/>
+              </w:rPr>
+              <w:t xml:space="preserve">48.0%</w:t>
+            </w:r>
+          </w:p>
+        </w:tc>
+      </w:tr>
+      <w:tr>
+        <w:tc>
+          <w:tcPr>
+            <w:tcW w:type="dxa" w:w="2900"/>
+            <w:shd w:fill="F5F5F5" w:val="clear"/>
+            <w:tcMar>
+              <w:top w:type="dxa" w:w="60"/>
+              <w:left w:type="dxa" w:w="100"/>
+              <w:bottom w:type="dxa" w:w="60"/>
+              <w:right w:type="dxa" w:w="100"/>
+            </w:tcMar>
+            <w:vAlign w:val="center"/>
+          </w:tcPr>
+          <w:p>
+            <w:pPr>
+              <w:jc w:val="left"/>
+            </w:pPr>
+            <w:r>
+              <w:rPr>
+                <w:b w:val="false"/>
+                <w:bCs w:val="false"/>
+                <w:color w:val="000000"/>
+                <w:sz w:val="18"/>
+                <w:szCs w:val="18"/>
+              </w:rPr>
+              <w:t xml:space="preserve">Mid Slim Pant (Men)</w:t>
+            </w:r>
+          </w:p>
+        </w:tc>
+        <w:tc>
+          <w:tcPr>
+            <w:tcW w:type="dxa" w:w="1600"/>
+            <w:shd w:fill="F5F5F5" w:val="clear"/>
+            <w:tcMar>
+              <w:top w:type="dxa" w:w="60"/>
+              <w:left w:type="dxa" w:w="100"/>
+              <w:bottom w:type="dxa" w:w="60"/>
+              <w:right w:type="dxa" w:w="100"/>
+            </w:tcMar>
+            <w:vAlign w:val="center"/>
+          </w:tcPr>
+          <w:p>
+            <w:pPr>
+              <w:jc w:val="center"/>
+            </w:pPr>
+            <w:r>
+              <w:rPr>
+                <w:b w:val="false"/>
+                <w:bCs w:val="false"/>
+                <w:color w:val="000000"/>
+                <w:sz w:val="18"/>
+                <w:szCs w:val="18"/>
+              </w:rPr>
+              <w:t xml:space="preserve">Legwear</w:t>
+            </w:r>
+          </w:p>
+        </w:tc>
+        <w:tc>
+          <w:tcPr>
+            <w:tcW w:type="dxa" w:w="1350"/>
+            <w:shd w:fill="F5F5F5" w:val="clear"/>
+            <w:tcMar>
+              <w:top w:type="dxa" w:w="60"/>
+              <w:left w:type="dxa" w:w="100"/>
+              <w:bottom w:type="dxa" w:w="60"/>
+              <w:right w:type="dxa" w:w="100"/>
+            </w:tcMar>
+            <w:vAlign w:val="center"/>
+          </w:tcPr>
+          <w:p>
+            <w:pPr>
+              <w:jc w:val="center"/>
+            </w:pPr>
+            <w:r>
+              <w:rPr>
+                <w:b w:val="false"/>
+                <w:bCs w:val="false"/>
+                <w:color w:val="000000"/>
+                <w:sz w:val="18"/>
+                <w:szCs w:val="18"/>
+              </w:rPr>
+              <w:t xml:space="preserve">2.34M</w:t>
+            </w:r>
+          </w:p>
+        </w:tc>
+        <w:tc>
+          <w:tcPr>
+            <w:tcW w:type="dxa" w:w="1250"/>
+            <w:shd w:fill="F5F5F5" w:val="clear"/>
+            <w:tcMar>
+              <w:top w:type="dxa" w:w="60"/>
+              <w:left w:type="dxa" w:w="100"/>
+              <w:bottom w:type="dxa" w:w="60"/>
+              <w:right w:type="dxa" w:w="100"/>
+            </w:tcMar>
+            <w:vAlign w:val="center"/>
+          </w:tcPr>
+          <w:p>
+            <w:pPr>
+              <w:jc w:val="center"/>
+            </w:pPr>
+            <w:r>
+              <w:rPr>
+                <w:b w:val="false"/>
+                <w:bCs w:val="false"/>
+                <w:color w:val="000000"/>
+                <w:sz w:val="18"/>
+                <w:szCs w:val="18"/>
+              </w:rPr>
+              <w:t xml:space="preserve">-35.2%</w:t>
+            </w:r>
+          </w:p>
+        </w:tc>
+        <w:tc>
+          <w:tcPr>
+            <w:tcW w:type="dxa" w:w="1250"/>
+            <w:shd w:fill="F5F5F5" w:val="clear"/>
+            <w:tcMar>
+              <w:top w:type="dxa" w:w="60"/>
+              <w:left w:type="dxa" w:w="100"/>
+              <w:bottom w:type="dxa" w:w="60"/>
+              <w:right w:type="dxa" w:w="100"/>
+            </w:tcMar>
+            <w:vAlign w:val="center"/>
+          </w:tcPr>
+          <w:p>
+            <w:pPr>
+              <w:jc w:val="center"/>
+            </w:pPr>
+            <w:r>
+              <w:rPr>
+                <w:b w:val="false"/>
+                <w:bCs w:val="false"/>
+                <w:color w:val="000000"/>
+                <w:sz w:val="18"/>
+                <w:szCs w:val="18"/>
+              </w:rPr>
+              <w:t xml:space="preserve">53.7%</w:t>
+            </w:r>
+          </w:p>
+        </w:tc>
+      </w:tr>
+      <w:tr>
+        <w:tc>
+          <w:tcPr>
+            <w:tcW w:type="dxa" w:w="2900"/>
+            <w:tcMar>
+              <w:top w:type="dxa" w:w="60"/>
+              <w:left w:type="dxa" w:w="100"/>
+              <w:bottom w:type="dxa" w:w="60"/>
+              <w:right w:type="dxa" w:w="100"/>
+            </w:tcMar>
+            <w:vAlign w:val="center"/>
+          </w:tcPr>
+          <w:p>
+            <w:pPr>
+              <w:jc w:val="left"/>
+            </w:pPr>
+            <w:r>
+              <w:rPr>
+                <w:b w:val="false"/>
+                <w:bCs w:val="false"/>
+                <w:color w:val="000000"/>
+                <w:sz w:val="18"/>
+                <w:szCs w:val="18"/>
+              </w:rPr>
+              <w:t xml:space="preserve">Mimic Alert Hood (Men)</w:t>
+            </w:r>
+          </w:p>
+        </w:tc>
+        <w:tc>
+          <w:tcPr>
+            <w:tcW w:type="dxa" w:w="1600"/>
+            <w:tcMar>
+              <w:top w:type="dxa" w:w="60"/>
+              <w:left w:type="dxa" w:w="100"/>
+              <w:bottom w:type="dxa" w:w="60"/>
+              <w:right w:type="dxa" w:w="100"/>
+            </w:tcMar>
+            <w:vAlign w:val="center"/>
+          </w:tcPr>
+          <w:p>
+            <w:pPr>
+              <w:jc w:val="center"/>
+            </w:pPr>
+            <w:r>
+              <w:rPr>
+                <w:b w:val="false"/>
+                <w:bCs w:val="false"/>
+                <w:color w:val="000000"/>
+                <w:sz w:val="18"/>
+                <w:szCs w:val="18"/>
+              </w:rPr>
+              <w:t xml:space="preserve">Insulation</w:t>
+            </w:r>
+          </w:p>
+        </w:tc>
+        <w:tc>
+          <w:tcPr>
+            <w:tcW w:type="dxa" w:w="1350"/>
+            <w:tcMar>
+              <w:top w:type="dxa" w:w="60"/>
+              <w:left w:type="dxa" w:w="100"/>
+              <w:bottom w:type="dxa" w:w="60"/>
+              <w:right w:type="dxa" w:w="100"/>
+            </w:tcMar>
+            <w:vAlign w:val="center"/>
+          </w:tcPr>
+          <w:p>
+            <w:pPr>
+              <w:jc w:val="center"/>
+            </w:pPr>
+            <w:r>
+              <w:rPr>
+                <w:b w:val="false"/>
+                <w:bCs w:val="false"/>
+                <w:color w:val="000000"/>
+                <w:sz w:val="18"/>
+                <w:szCs w:val="18"/>
+              </w:rPr>
+              <w:t xml:space="preserve">2.30M</w:t>
+            </w:r>
+          </w:p>
+        </w:tc>
+        <w:tc>
+          <w:tcPr>
+            <w:tcW w:type="dxa" w:w="1250"/>
+            <w:tcMar>
+              <w:top w:type="dxa" w:w="60"/>
+              <w:left w:type="dxa" w:w="100"/>
+              <w:bottom w:type="dxa" w:w="60"/>
+              <w:right w:type="dxa" w:w="100"/>
+            </w:tcMar>
+            <w:vAlign w:val="center"/>
+          </w:tcPr>
+          <w:p>
+            <w:pPr>
+              <w:jc w:val="center"/>
+            </w:pPr>
+            <w:r>
+              <w:rPr>
+                <w:b w:val="false"/>
+                <w:bCs w:val="false"/>
+                <w:color w:val="000000"/>
+                <w:sz w:val="18"/>
+                <w:szCs w:val="18"/>
+              </w:rPr>
+              <w:t xml:space="preserve">-26.7%</w:t>
+            </w:r>
+          </w:p>
+        </w:tc>
+        <w:tc>
+          <w:tcPr>
+            <w:tcW w:type="dxa" w:w="1250"/>
+            <w:tcMar>
+              <w:top w:type="dxa" w:w="60"/>
+              <w:left w:type="dxa" w:w="100"/>
+              <w:bottom w:type="dxa" w:w="60"/>
+              <w:right w:type="dxa" w:w="100"/>
+            </w:tcMar>
+            <w:vAlign w:val="center"/>
+          </w:tcPr>
+          <w:p>
+            <w:pPr>
+              <w:jc w:val="center"/>
+            </w:pPr>
+            <w:r>
+              <w:rPr>
+                <w:b w:val="false"/>
+                <w:bCs w:val="false"/>
+                <w:color w:val="000000"/>
+                <w:sz w:val="18"/>
+                <w:szCs w:val="18"/>
+              </w:rPr>
+              <w:t xml:space="preserve">52.8%</w:t>
+            </w:r>
+          </w:p>
+        </w:tc>
+      </w:tr>
+      <w:tr>
+        <w:tc>
+          <w:tcPr>
+            <w:tcW w:type="dxa" w:w="2900"/>
+            <w:shd w:fill="F5F5F5" w:val="clear"/>
+            <w:tcMar>
+              <w:top w:type="dxa" w:w="60"/>
+              <w:left w:type="dxa" w:w="100"/>
+              <w:bottom w:type="dxa" w:w="60"/>
+              <w:right w:type="dxa" w:w="100"/>
+            </w:tcMar>
+            <w:vAlign w:val="center"/>
+          </w:tcPr>
+          <w:p>
+            <w:pPr>
+              <w:jc w:val="left"/>
+            </w:pPr>
+            <w:r>
+              <w:rPr>
+                <w:b w:val="false"/>
+                <w:bCs w:val="false"/>
+                <w:color w:val="000000"/>
+                <w:sz w:val="18"/>
+                <w:szCs w:val="18"/>
+              </w:rPr>
+              <w:t xml:space="preserve">Salix Proof Mimic Parka (Women)</w:t>
+            </w:r>
+          </w:p>
+        </w:tc>
+        <w:tc>
+          <w:tcPr>
+            <w:tcW w:type="dxa" w:w="1600"/>
+            <w:shd w:fill="F5F5F5" w:val="clear"/>
+            <w:tcMar>
+              <w:top w:type="dxa" w:w="60"/>
+              <w:left w:type="dxa" w:w="100"/>
+              <w:bottom w:type="dxa" w:w="60"/>
+              <w:right w:type="dxa" w:w="100"/>
+            </w:tcMar>
+            <w:vAlign w:val="center"/>
+          </w:tcPr>
+          <w:p>
+            <w:pPr>
+              <w:jc w:val="center"/>
+            </w:pPr>
+            <w:r>
+              <w:rPr>
+                <w:b w:val="false"/>
+                <w:bCs w:val="false"/>
+                <w:color w:val="000000"/>
+                <w:sz w:val="18"/>
+                <w:szCs w:val="18"/>
+              </w:rPr>
+              <w:t xml:space="preserve">Insulation</w:t>
+            </w:r>
+          </w:p>
+        </w:tc>
+        <w:tc>
+          <w:tcPr>
+            <w:tcW w:type="dxa" w:w="1350"/>
+            <w:shd w:fill="F5F5F5" w:val="clear"/>
+            <w:tcMar>
+              <w:top w:type="dxa" w:w="60"/>
+              <w:left w:type="dxa" w:w="100"/>
+              <w:bottom w:type="dxa" w:w="60"/>
+              <w:right w:type="dxa" w:w="100"/>
+            </w:tcMar>
+            <w:vAlign w:val="center"/>
+          </w:tcPr>
+          <w:p>
+            <w:pPr>
+              <w:jc w:val="center"/>
+            </w:pPr>
+            <w:r>
+              <w:rPr>
+                <w:b w:val="false"/>
+                <w:bCs w:val="false"/>
+                <w:color w:val="000000"/>
+                <w:sz w:val="18"/>
+                <w:szCs w:val="18"/>
+              </w:rPr>
+              <w:t xml:space="preserve">1.89M</w:t>
+            </w:r>
+          </w:p>
+        </w:tc>
+        <w:tc>
+          <w:tcPr>
+            <w:tcW w:type="dxa" w:w="1250"/>
+            <w:shd w:fill="F5F5F5" w:val="clear"/>
+            <w:tcMar>
+              <w:top w:type="dxa" w:w="60"/>
+              <w:left w:type="dxa" w:w="100"/>
+              <w:bottom w:type="dxa" w:w="60"/>
+              <w:right w:type="dxa" w:w="100"/>
+            </w:tcMar>
+            <w:vAlign w:val="center"/>
+          </w:tcPr>
+          <w:p>
+            <w:pPr>
+              <w:jc w:val="center"/>
+            </w:pPr>
+            <w:r>
+              <w:rPr>
+                <w:b w:val="false"/>
+                <w:bCs w:val="false"/>
+                <w:color w:val="000000"/>
+                <w:sz w:val="18"/>
+                <w:szCs w:val="18"/>
+              </w:rPr>
+              <w:t xml:space="preserve">-20.8%</w:t>
+            </w:r>
+          </w:p>
+        </w:tc>
+        <w:tc>
+          <w:tcPr>
+            <w:tcW w:type="dxa" w:w="1250"/>
+            <w:shd w:fill="F5F5F5" w:val="clear"/>
+            <w:tcMar>
+              <w:top w:type="dxa" w:w="60"/>
+              <w:left w:type="dxa" w:w="100"/>
+              <w:bottom w:type="dxa" w:w="60"/>
+              <w:right w:type="dxa" w:w="100"/>
+            </w:tcMar>
+            <w:vAlign w:val="center"/>
+          </w:tcPr>
+          <w:p>
+            <w:pPr>
+              <w:jc w:val="center"/>
+            </w:pPr>
+            <w:r>
+              <w:rPr>
+                <w:b w:val="false"/>
+                <w:bCs w:val="false"/>
+                <w:color w:val="000000"/>
+                <w:sz w:val="18"/>
+                <w:szCs w:val="18"/>
+              </w:rPr>
+              <w:t xml:space="preserve">54.9%</w:t>
+            </w:r>
+          </w:p>
+        </w:tc>
+      </w:tr>
+      <w:tr>
+        <w:tc>
+          <w:tcPr>
+            <w:tcW w:type="dxa" w:w="2900"/>
+            <w:tcMar>
+              <w:top w:type="dxa" w:w="60"/>
+              <w:left w:type="dxa" w:w="100"/>
+              <w:bottom w:type="dxa" w:w="60"/>
+              <w:right w:type="dxa" w:w="100"/>
+            </w:tcMar>
+            <w:vAlign w:val="center"/>
+          </w:tcPr>
+          <w:p>
+            <w:pPr>
+              <w:jc w:val="left"/>
+            </w:pPr>
+            <w:r>
+              <w:rPr>
+                <w:b w:val="false"/>
+                <w:bCs w:val="false"/>
+                <w:color w:val="000000"/>
+                <w:sz w:val="18"/>
+                <w:szCs w:val="18"/>
+              </w:rPr>
+              <w:t xml:space="preserve">Rugged Slim Pant (Men)</w:t>
+            </w:r>
+          </w:p>
+        </w:tc>
+        <w:tc>
+          <w:tcPr>
+            <w:tcW w:type="dxa" w:w="1600"/>
+            <w:tcMar>
+              <w:top w:type="dxa" w:w="60"/>
+              <w:left w:type="dxa" w:w="100"/>
+              <w:bottom w:type="dxa" w:w="60"/>
+              <w:right w:type="dxa" w:w="100"/>
+            </w:tcMar>
+            <w:vAlign w:val="center"/>
+          </w:tcPr>
+          <w:p>
+            <w:pPr>
+              <w:jc w:val="center"/>
+            </w:pPr>
+            <w:r>
+              <w:rPr>
+                <w:b w:val="false"/>
+                <w:bCs w:val="false"/>
+                <w:color w:val="000000"/>
+                <w:sz w:val="18"/>
+                <w:szCs w:val="18"/>
+              </w:rPr>
+              <w:t xml:space="preserve">Legwear</w:t>
+            </w:r>
+          </w:p>
+        </w:tc>
+        <w:tc>
+          <w:tcPr>
+            <w:tcW w:type="dxa" w:w="1350"/>
+            <w:tcMar>
+              <w:top w:type="dxa" w:w="60"/>
+              <w:left w:type="dxa" w:w="100"/>
+              <w:bottom w:type="dxa" w:w="60"/>
+              <w:right w:type="dxa" w:w="100"/>
+            </w:tcMar>
+            <w:vAlign w:val="center"/>
+          </w:tcPr>
+          <w:p>
+            <w:pPr>
+              <w:jc w:val="center"/>
+            </w:pPr>
+            <w:r>
+              <w:rPr>
+                <w:b w:val="false"/>
+                <w:bCs w:val="false"/>
+                <w:color w:val="000000"/>
+                <w:sz w:val="18"/>
+                <w:szCs w:val="18"/>
+              </w:rPr>
+              <w:t xml:space="preserve">1.77M</w:t>
+            </w:r>
+          </w:p>
+        </w:tc>
+        <w:tc>
+          <w:tcPr>
+            <w:tcW w:type="dxa" w:w="1250"/>
+            <w:tcMar>
+              <w:top w:type="dxa" w:w="60"/>
+              <w:left w:type="dxa" w:w="100"/>
+              <w:bottom w:type="dxa" w:w="60"/>
+              <w:right w:type="dxa" w:w="100"/>
+            </w:tcMar>
+            <w:vAlign w:val="center"/>
+          </w:tcPr>
+          <w:p>
+            <w:pPr>
+              <w:jc w:val="center"/>
+            </w:pPr>
+            <w:r>
+              <w:rPr>
+                <w:b w:val="false"/>
+                <w:bCs w:val="false"/>
+                <w:color w:val="000000"/>
+                <w:sz w:val="18"/>
+                <w:szCs w:val="18"/>
+              </w:rPr>
+              <w:t xml:space="preserve">-36.7%</w:t>
+            </w:r>
+          </w:p>
+        </w:tc>
+        <w:tc>
+          <w:tcPr>
+            <w:tcW w:type="dxa" w:w="1250"/>
+            <w:tcMar>
+              <w:top w:type="dxa" w:w="60"/>
+              <w:left w:type="dxa" w:w="100"/>
+              <w:bottom w:type="dxa" w:w="60"/>
+              <w:right w:type="dxa" w:w="100"/>
+            </w:tcMar>
+            <w:vAlign w:val="center"/>
+          </w:tcPr>
+          <w:p>
+            <w:pPr>
+              <w:jc w:val="center"/>
+            </w:pPr>
+            <w:r>
+              <w:rPr>
+                <w:b w:val="false"/>
+                <w:bCs w:val="false"/>
+                <w:color w:val="000000"/>
+                <w:sz w:val="18"/>
+                <w:szCs w:val="18"/>
+              </w:rPr>
+              <w:t xml:space="preserve">58.4%</w:t>
+            </w:r>
+          </w:p>
+        </w:tc>
+      </w:tr>
+      <w:tr>
+        <w:tc>
+          <w:tcPr>
+            <w:tcW w:type="dxa" w:w="2900"/>
+            <w:shd w:fill="F5F5F5" w:val="clear"/>
+            <w:tcMar>
+              <w:top w:type="dxa" w:w="60"/>
+              <w:left w:type="dxa" w:w="100"/>
+              <w:bottom w:type="dxa" w:w="60"/>
+              <w:right w:type="dxa" w:w="100"/>
+            </w:tcMar>
+            <w:vAlign w:val="center"/>
+          </w:tcPr>
+          <w:p>
+            <w:pPr>
+              <w:jc w:val="left"/>
+            </w:pPr>
+            <w:r>
+              <w:rPr>
+                <w:b w:val="false"/>
+                <w:bCs w:val="false"/>
+                <w:color w:val="000000"/>
+                <w:sz w:val="18"/>
+                <w:szCs w:val="18"/>
+              </w:rPr>
+              <w:t xml:space="preserve">Mimic Alert Hood (Women)</w:t>
+            </w:r>
+          </w:p>
+        </w:tc>
+        <w:tc>
+          <w:tcPr>
+            <w:tcW w:type="dxa" w:w="1600"/>
+            <w:shd w:fill="F5F5F5" w:val="clear"/>
+            <w:tcMar>
+              <w:top w:type="dxa" w:w="60"/>
+              <w:left w:type="dxa" w:w="100"/>
+              <w:bottom w:type="dxa" w:w="60"/>
+              <w:right w:type="dxa" w:w="100"/>
+            </w:tcMar>
+            <w:vAlign w:val="center"/>
+          </w:tcPr>
+          <w:p>
+            <w:pPr>
+              <w:jc w:val="center"/>
+            </w:pPr>
+            <w:r>
+              <w:rPr>
+                <w:b w:val="false"/>
+                <w:bCs w:val="false"/>
+                <w:color w:val="000000"/>
+                <w:sz w:val="18"/>
+                <w:szCs w:val="18"/>
+              </w:rPr>
+              <w:t xml:space="preserve">Insulation</w:t>
+            </w:r>
+          </w:p>
+        </w:tc>
+        <w:tc>
+          <w:tcPr>
+            <w:tcW w:type="dxa" w:w="1350"/>
+            <w:shd w:fill="F5F5F5" w:val="clear"/>
+            <w:tcMar>
+              <w:top w:type="dxa" w:w="60"/>
+              <w:left w:type="dxa" w:w="100"/>
+              <w:bottom w:type="dxa" w:w="60"/>
+              <w:right w:type="dxa" w:w="100"/>
+            </w:tcMar>
+            <w:vAlign w:val="center"/>
+          </w:tcPr>
+          <w:p>
+            <w:pPr>
+              <w:jc w:val="center"/>
+            </w:pPr>
+            <w:r>
+              <w:rPr>
+                <w:b w:val="false"/>
+                <w:bCs w:val="false"/>
+                <w:color w:val="000000"/>
+                <w:sz w:val="18"/>
+                <w:szCs w:val="18"/>
+              </w:rPr>
+              <w:t xml:space="preserve">1.64M</w:t>
+            </w:r>
+          </w:p>
+        </w:tc>
+        <w:tc>
+          <w:tcPr>
+            <w:tcW w:type="dxa" w:w="1250"/>
+            <w:shd w:fill="F5F5F5" w:val="clear"/>
+            <w:tcMar>
+              <w:top w:type="dxa" w:w="60"/>
+              <w:left w:type="dxa" w:w="100"/>
+              <w:bottom w:type="dxa" w:w="60"/>
+              <w:right w:type="dxa" w:w="100"/>
+            </w:tcMar>
+            <w:vAlign w:val="center"/>
+          </w:tcPr>
+          <w:p>
+            <w:pPr>
+              <w:jc w:val="center"/>
+            </w:pPr>
+            <w:r>
+              <w:rPr>
+                <w:b w:val="false"/>
+                <w:bCs w:val="false"/>
+                <w:color w:val="000000"/>
+                <w:sz w:val="18"/>
+                <w:szCs w:val="18"/>
+              </w:rPr>
+              <w:t xml:space="preserve">-16.0%</w:t>
+            </w:r>
+          </w:p>
+        </w:tc>
+        <w:tc>
+          <w:tcPr>
+            <w:tcW w:type="dxa" w:w="1250"/>
+            <w:shd w:fill="F5F5F5" w:val="clear"/>
+            <w:tcMar>
+              <w:top w:type="dxa" w:w="60"/>
+              <w:left w:type="dxa" w:w="100"/>
+              <w:bottom w:type="dxa" w:w="60"/>
+              <w:right w:type="dxa" w:w="100"/>
+            </w:tcMar>
+            <w:vAlign w:val="center"/>
+          </w:tcPr>
+          <w:p>
+            <w:pPr>
+              <w:jc w:val="center"/>
+            </w:pPr>
+            <w:r>
+              <w:rPr>
+                <w:b w:val="false"/>
+                <w:bCs w:val="false"/>
+                <w:color w:val="000000"/>
+                <w:sz w:val="18"/>
+                <w:szCs w:val="18"/>
+              </w:rPr>
+              <w:t xml:space="preserve">55.9%</w:t>
+            </w:r>
+          </w:p>
+        </w:tc>
+      </w:tr>
+    </w:tbl>
+    <w:p>
+      <w:pPr>
+        <w:spacing w:after="160"/>
+      </w:pPr>
+      <w:r>
+        <w:t xml:space="preserve">Top 10 of the 159 not-found-anywhere franchises, by 2025 sales:</w:t>
+      </w:r>
+    </w:p>
+    <w:tbl>
+      <w:tblPr>
+        <w:tblW w:type="dxa" w:w="9350"/>
+        <w:tblBorders>
+          <w:top w:val="single" w:color="auto" w:sz="4"/>
+          <w:left w:val="single" w:color="auto" w:sz="4"/>
+          <w:bottom w:val="single" w:color="auto" w:sz="4"/>
+          <w:right w:val="single" w:color="auto" w:sz="4"/>
+          <w:insideH w:val="single" w:color="auto" w:sz="4"/>
+          <w:insideV w:val="single" w:color="auto" w:sz="4"/>
+        </w:tblBorders>
+      </w:tblPr>
+      <w:tblGrid>
+        <w:gridCol w:w="2900"/>
+        <w:gridCol w:w="1600"/>
+        <w:gridCol w:w="1350"/>
+        <w:gridCol w:w="1250"/>
+        <w:gridCol w:w="1250"/>
+      </w:tblGrid>
+      <w:tr>
+        <w:trPr>
+          <w:tblHeader/>
+        </w:trPr>
+        <w:tc>
+          <w:tcPr>
+            <w:tcW w:type="dxa" w:w="2900"/>
+            <w:shd w:fill="2F2F2F" w:val="clear"/>
+            <w:tcMar>
+              <w:top w:type="dxa" w:w="60"/>
+              <w:left w:type="dxa" w:w="100"/>
+              <w:bottom w:type="dxa" w:w="60"/>
+              <w:right w:type="dxa" w:w="100"/>
+            </w:tcMar>
+            <w:vAlign w:val="center"/>
+          </w:tcPr>
+          <w:p>
+            <w:pPr>
+              <w:jc w:val="left"/>
+            </w:pPr>
+            <w:r>
+              <w:rPr>
+                <w:b/>
+                <w:bCs/>
+                <w:color w:val="FFFFFF"/>
+                <w:sz w:val="18"/>
+                <w:szCs w:val="18"/>
+              </w:rPr>
+              <w:t xml:space="preserve">Franchise</w:t>
+            </w:r>
+          </w:p>
+        </w:tc>
+        <w:tc>
+          <w:tcPr>
+            <w:tcW w:type="dxa" w:w="1600"/>
+            <w:shd w:fill="2F2F2F" w:val="clear"/>
+            <w:tcMar>
+              <w:top w:type="dxa" w:w="60"/>
+              <w:left w:type="dxa" w:w="100"/>
+              <w:bottom w:type="dxa" w:w="60"/>
+              <w:right w:type="dxa" w:w="100"/>
+            </w:tcMar>
+            <w:vAlign w:val="center"/>
+          </w:tcPr>
+          <w:p>
+            <w:pPr>
+              <w:jc w:val="center"/>
+            </w:pPr>
+            <w:r>
+              <w:rPr>
+                <w:b/>
+                <w:bCs/>
+                <w:color w:val="FFFFFF"/>
+                <w:sz w:val="18"/>
+                <w:szCs w:val="18"/>
+              </w:rPr>
+              <w:t xml:space="preserve">Layer</w:t>
+            </w:r>
+          </w:p>
+        </w:tc>
+        <w:tc>
+          <w:tcPr>
+            <w:tcW w:type="dxa" w:w="1350"/>
+            <w:shd w:fill="2F2F2F" w:val="clear"/>
+            <w:tcMar>
+              <w:top w:type="dxa" w:w="60"/>
+              <w:left w:type="dxa" w:w="100"/>
+              <w:bottom w:type="dxa" w:w="60"/>
+              <w:right w:type="dxa" w:w="100"/>
+            </w:tcMar>
+            <w:vAlign w:val="center"/>
+          </w:tcPr>
+          <w:p>
+            <w:pPr>
+              <w:jc w:val="center"/>
+            </w:pPr>
+            <w:r>
+              <w:rPr>
+                <w:b/>
+                <w:bCs/>
+                <w:color w:val="FFFFFF"/>
+                <w:sz w:val="18"/>
+                <w:szCs w:val="18"/>
+              </w:rPr>
+              <w:t xml:space="preserve">Sales 2025</w:t>
+            </w:r>
+          </w:p>
+        </w:tc>
+        <w:tc>
+          <w:tcPr>
+            <w:tcW w:type="dxa" w:w="1250"/>
+            <w:shd w:fill="2F2F2F" w:val="clear"/>
+            <w:tcMar>
+              <w:top w:type="dxa" w:w="60"/>
+              <w:left w:type="dxa" w:w="100"/>
+              <w:bottom w:type="dxa" w:w="60"/>
+              <w:right w:type="dxa" w:w="100"/>
+            </w:tcMar>
+            <w:vAlign w:val="center"/>
+          </w:tcPr>
+          <w:p>
+            <w:pPr>
+              <w:jc w:val="center"/>
+            </w:pPr>
+            <w:r>
+              <w:rPr>
+                <w:b/>
+                <w:bCs/>
+                <w:color w:val="FFFFFF"/>
+                <w:sz w:val="18"/>
+                <w:szCs w:val="18"/>
+              </w:rPr>
+              <w:t xml:space="preserve">Growth %</w:t>
+            </w:r>
+          </w:p>
+        </w:tc>
+        <w:tc>
+          <w:tcPr>
+            <w:tcW w:type="dxa" w:w="1250"/>
+            <w:shd w:fill="2F2F2F" w:val="clear"/>
+            <w:tcMar>
+              <w:top w:type="dxa" w:w="60"/>
+              <w:left w:type="dxa" w:w="100"/>
+              <w:bottom w:type="dxa" w:w="60"/>
+              <w:right w:type="dxa" w:w="100"/>
+            </w:tcMar>
+            <w:vAlign w:val="center"/>
+          </w:tcPr>
+          <w:p>
+            <w:pPr>
+              <w:jc w:val="center"/>
+            </w:pPr>
+            <w:r>
+              <w:rPr>
+                <w:b/>
+                <w:bCs/>
+                <w:color w:val="FFFFFF"/>
+                <w:sz w:val="18"/>
+                <w:szCs w:val="18"/>
+              </w:rPr>
+              <w:t xml:space="preserve">GM% 2025</w:t>
+            </w:r>
+          </w:p>
+        </w:tc>
+      </w:tr>
+      <w:tr>
+        <w:tc>
+          <w:tcPr>
+            <w:tcW w:type="dxa" w:w="2900"/>
+            <w:tcMar>
+              <w:top w:type="dxa" w:w="60"/>
+              <w:left w:type="dxa" w:w="100"/>
+              <w:bottom w:type="dxa" w:w="60"/>
+              <w:right w:type="dxa" w:w="100"/>
+            </w:tcMar>
+            <w:vAlign w:val="center"/>
+          </w:tcPr>
+          <w:p>
+            <w:pPr>
+              <w:jc w:val="left"/>
+            </w:pPr>
+            <w:r>
+              <w:rPr>
+                <w:b w:val="false"/>
+                <w:bCs w:val="false"/>
+                <w:color w:val="000000"/>
+                <w:sz w:val="18"/>
+                <w:szCs w:val="18"/>
+              </w:rPr>
+              <w:t xml:space="preserve">Risberg Jacket (Men)</w:t>
+            </w:r>
+          </w:p>
+        </w:tc>
+        <w:tc>
+          <w:tcPr>
+            <w:tcW w:type="dxa" w:w="1600"/>
+            <w:tcMar>
+              <w:top w:type="dxa" w:w="60"/>
+              <w:left w:type="dxa" w:w="100"/>
+              <w:bottom w:type="dxa" w:w="60"/>
+              <w:right w:type="dxa" w:w="100"/>
+            </w:tcMar>
+            <w:vAlign w:val="center"/>
+          </w:tcPr>
+          <w:p>
+            <w:pPr>
+              <w:jc w:val="center"/>
+            </w:pPr>
+            <w:r>
+              <w:rPr>
+                <w:b w:val="false"/>
+                <w:bCs w:val="false"/>
+                <w:color w:val="000000"/>
+                <w:sz w:val="18"/>
+                <w:szCs w:val="18"/>
+              </w:rPr>
+              <w:t xml:space="preserve">Mid layer</w:t>
+            </w:r>
+          </w:p>
+        </w:tc>
+        <w:tc>
+          <w:tcPr>
+            <w:tcW w:type="dxa" w:w="1350"/>
+            <w:tcMar>
+              <w:top w:type="dxa" w:w="60"/>
+              <w:left w:type="dxa" w:w="100"/>
+              <w:bottom w:type="dxa" w:w="60"/>
+              <w:right w:type="dxa" w:w="100"/>
+            </w:tcMar>
+            <w:vAlign w:val="center"/>
+          </w:tcPr>
+          <w:p>
+            <w:pPr>
+              <w:jc w:val="center"/>
+            </w:pPr>
+            <w:r>
+              <w:rPr>
+                <w:b w:val="false"/>
+                <w:bCs w:val="false"/>
+                <w:color w:val="000000"/>
+                <w:sz w:val="18"/>
+                <w:szCs w:val="18"/>
+              </w:rPr>
+              <w:t xml:space="preserve">2.68M</w:t>
+            </w:r>
+          </w:p>
+        </w:tc>
+        <w:tc>
+          <w:tcPr>
+            <w:tcW w:type="dxa" w:w="1250"/>
+            <w:tcMar>
+              <w:top w:type="dxa" w:w="60"/>
+              <w:left w:type="dxa" w:w="100"/>
+              <w:bottom w:type="dxa" w:w="60"/>
+              <w:right w:type="dxa" w:w="100"/>
+            </w:tcMar>
+            <w:vAlign w:val="center"/>
+          </w:tcPr>
+          <w:p>
+            <w:pPr>
+              <w:jc w:val="center"/>
+            </w:pPr>
+            <w:r>
+              <w:rPr>
+                <w:b w:val="false"/>
+                <w:bCs w:val="false"/>
+                <w:color w:val="000000"/>
+                <w:sz w:val="18"/>
+                <w:szCs w:val="18"/>
+              </w:rPr>
+              <w:t xml:space="preserve">-24.6%</w:t>
+            </w:r>
+          </w:p>
+        </w:tc>
+        <w:tc>
+          <w:tcPr>
+            <w:tcW w:type="dxa" w:w="1250"/>
+            <w:tcMar>
+              <w:top w:type="dxa" w:w="60"/>
+              <w:left w:type="dxa" w:w="100"/>
+              <w:bottom w:type="dxa" w:w="60"/>
+              <w:right w:type="dxa" w:w="100"/>
+            </w:tcMar>
+            <w:vAlign w:val="center"/>
+          </w:tcPr>
+          <w:p>
+            <w:pPr>
+              <w:jc w:val="center"/>
+            </w:pPr>
+            <w:r>
+              <w:rPr>
+                <w:b w:val="false"/>
+                <w:bCs w:val="false"/>
+                <w:color w:val="000000"/>
+                <w:sz w:val="18"/>
+                <w:szCs w:val="18"/>
+              </w:rPr>
+              <w:t xml:space="preserve">54.3%</w:t>
+            </w:r>
+          </w:p>
+        </w:tc>
+      </w:tr>
+      <w:tr>
+        <w:tc>
+          <w:tcPr>
+            <w:tcW w:type="dxa" w:w="2900"/>
+            <w:shd w:fill="F5F5F5" w:val="clear"/>
+            <w:tcMar>
+              <w:top w:type="dxa" w:w="60"/>
+              <w:left w:type="dxa" w:w="100"/>
+              <w:bottom w:type="dxa" w:w="60"/>
+              <w:right w:type="dxa" w:w="100"/>
+            </w:tcMar>
+            <w:vAlign w:val="center"/>
+          </w:tcPr>
+          <w:p>
+            <w:pPr>
+              <w:jc w:val="left"/>
+            </w:pPr>
+            <w:r>
+              <w:rPr>
+                <w:b w:val="false"/>
+                <w:bCs w:val="false"/>
+                <w:color w:val="000000"/>
+                <w:sz w:val="18"/>
+                <w:szCs w:val="18"/>
+              </w:rPr>
+              <w:t xml:space="preserve">Vide 25 (Unisex)</w:t>
+            </w:r>
+          </w:p>
+        </w:tc>
+        <w:tc>
+          <w:tcPr>
+            <w:tcW w:type="dxa" w:w="1600"/>
+            <w:shd w:fill="F5F5F5" w:val="clear"/>
+            <w:tcMar>
+              <w:top w:type="dxa" w:w="60"/>
+              <w:left w:type="dxa" w:w="100"/>
+              <w:bottom w:type="dxa" w:w="60"/>
+              <w:right w:type="dxa" w:w="100"/>
+            </w:tcMar>
+            <w:vAlign w:val="center"/>
+          </w:tcPr>
+          <w:p>
+            <w:pPr>
+              <w:jc w:val="center"/>
+            </w:pPr>
+            <w:r>
+              <w:rPr>
+                <w:b w:val="false"/>
+                <w:bCs w:val="false"/>
+                <w:color w:val="000000"/>
+                <w:sz w:val="18"/>
+                <w:szCs w:val="18"/>
+              </w:rPr>
+              <w:t xml:space="preserve">Hiking packs</w:t>
+            </w:r>
+          </w:p>
+        </w:tc>
+        <w:tc>
+          <w:tcPr>
+            <w:tcW w:type="dxa" w:w="1350"/>
+            <w:shd w:fill="F5F5F5" w:val="clear"/>
+            <w:tcMar>
+              <w:top w:type="dxa" w:w="60"/>
+              <w:left w:type="dxa" w:w="100"/>
+              <w:bottom w:type="dxa" w:w="60"/>
+              <w:right w:type="dxa" w:w="100"/>
+            </w:tcMar>
+            <w:vAlign w:val="center"/>
+          </w:tcPr>
+          <w:p>
+            <w:pPr>
+              <w:jc w:val="center"/>
+            </w:pPr>
+            <w:r>
+              <w:rPr>
+                <w:b w:val="false"/>
+                <w:bCs w:val="false"/>
+                <w:color w:val="000000"/>
+                <w:sz w:val="18"/>
+                <w:szCs w:val="18"/>
+              </w:rPr>
+              <w:t xml:space="preserve">2.14M</w:t>
+            </w:r>
+          </w:p>
+        </w:tc>
+        <w:tc>
+          <w:tcPr>
+            <w:tcW w:type="dxa" w:w="1250"/>
+            <w:shd w:fill="F5F5F5" w:val="clear"/>
+            <w:tcMar>
+              <w:top w:type="dxa" w:w="60"/>
+              <w:left w:type="dxa" w:w="100"/>
+              <w:bottom w:type="dxa" w:w="60"/>
+              <w:right w:type="dxa" w:w="100"/>
+            </w:tcMar>
+            <w:vAlign w:val="center"/>
+          </w:tcPr>
+          <w:p>
+            <w:pPr>
+              <w:jc w:val="center"/>
+            </w:pPr>
+            <w:r>
+              <w:rPr>
+                <w:b w:val="false"/>
+                <w:bCs w:val="false"/>
+                <w:color w:val="000000"/>
+                <w:sz w:val="18"/>
+                <w:szCs w:val="18"/>
+              </w:rPr>
+              <w:t xml:space="preserve">-18.3%</w:t>
+            </w:r>
+          </w:p>
+        </w:tc>
+        <w:tc>
+          <w:tcPr>
+            <w:tcW w:type="dxa" w:w="1250"/>
+            <w:shd w:fill="F5F5F5" w:val="clear"/>
+            <w:tcMar>
+              <w:top w:type="dxa" w:w="60"/>
+              <w:left w:type="dxa" w:w="100"/>
+              <w:bottom w:type="dxa" w:w="60"/>
+              <w:right w:type="dxa" w:w="100"/>
+            </w:tcMar>
+            <w:vAlign w:val="center"/>
+          </w:tcPr>
+          <w:p>
+            <w:pPr>
+              <w:jc w:val="center"/>
+            </w:pPr>
+            <w:r>
+              <w:rPr>
+                <w:b w:val="false"/>
+                <w:bCs w:val="false"/>
+                <w:color w:val="000000"/>
+                <w:sz w:val="18"/>
+                <w:szCs w:val="18"/>
+              </w:rPr>
+              <w:t xml:space="preserve">52.2%</w:t>
+            </w:r>
+          </w:p>
+        </w:tc>
+      </w:tr>
+      <w:tr>
+        <w:tc>
+          <w:tcPr>
+            <w:tcW w:type="dxa" w:w="2900"/>
+            <w:tcMar>
+              <w:top w:type="dxa" w:w="60"/>
+              <w:left w:type="dxa" w:w="100"/>
+              <w:bottom w:type="dxa" w:w="60"/>
+              <w:right w:type="dxa" w:w="100"/>
+            </w:tcMar>
+            <w:vAlign w:val="center"/>
+          </w:tcPr>
+          <w:p>
+            <w:pPr>
+              <w:jc w:val="left"/>
+            </w:pPr>
+            <w:r>
+              <w:rPr>
+                <w:b w:val="false"/>
+                <w:bCs w:val="false"/>
+                <w:color w:val="000000"/>
+                <w:sz w:val="18"/>
+                <w:szCs w:val="18"/>
+              </w:rPr>
+              <w:t xml:space="preserve">Malung Pile Hood (Men)</w:t>
+            </w:r>
+          </w:p>
+        </w:tc>
+        <w:tc>
+          <w:tcPr>
+            <w:tcW w:type="dxa" w:w="1600"/>
+            <w:tcMar>
+              <w:top w:type="dxa" w:w="60"/>
+              <w:left w:type="dxa" w:w="100"/>
+              <w:bottom w:type="dxa" w:w="60"/>
+              <w:right w:type="dxa" w:w="100"/>
+            </w:tcMar>
+            <w:vAlign w:val="center"/>
+          </w:tcPr>
+          <w:p>
+            <w:pPr>
+              <w:jc w:val="center"/>
+            </w:pPr>
+            <w:r>
+              <w:rPr>
+                <w:b w:val="false"/>
+                <w:bCs w:val="false"/>
+                <w:color w:val="000000"/>
+                <w:sz w:val="18"/>
+                <w:szCs w:val="18"/>
+              </w:rPr>
+              <w:t xml:space="preserve">Mid layer</w:t>
+            </w:r>
+          </w:p>
+        </w:tc>
+        <w:tc>
+          <w:tcPr>
+            <w:tcW w:type="dxa" w:w="1350"/>
+            <w:tcMar>
+              <w:top w:type="dxa" w:w="60"/>
+              <w:left w:type="dxa" w:w="100"/>
+              <w:bottom w:type="dxa" w:w="60"/>
+              <w:right w:type="dxa" w:w="100"/>
+            </w:tcMar>
+            <w:vAlign w:val="center"/>
+          </w:tcPr>
+          <w:p>
+            <w:pPr>
+              <w:jc w:val="center"/>
+            </w:pPr>
+            <w:r>
+              <w:rPr>
+                <w:b w:val="false"/>
+                <w:bCs w:val="false"/>
+                <w:color w:val="000000"/>
+                <w:sz w:val="18"/>
+                <w:szCs w:val="18"/>
+              </w:rPr>
+              <w:t xml:space="preserve">1.20M</w:t>
+            </w:r>
+          </w:p>
+        </w:tc>
+        <w:tc>
+          <w:tcPr>
+            <w:tcW w:type="dxa" w:w="1250"/>
+            <w:tcMar>
+              <w:top w:type="dxa" w:w="60"/>
+              <w:left w:type="dxa" w:w="100"/>
+              <w:bottom w:type="dxa" w:w="60"/>
+              <w:right w:type="dxa" w:w="100"/>
+            </w:tcMar>
+            <w:vAlign w:val="center"/>
+          </w:tcPr>
+          <w:p>
+            <w:pPr>
+              <w:jc w:val="center"/>
+            </w:pPr>
+            <w:r>
+              <w:rPr>
+                <w:b w:val="false"/>
+                <w:bCs w:val="false"/>
+                <w:color w:val="000000"/>
+                <w:sz w:val="18"/>
+                <w:szCs w:val="18"/>
+              </w:rPr>
+              <w:t xml:space="preserve">-37.4%</w:t>
+            </w:r>
+          </w:p>
+        </w:tc>
+        <w:tc>
+          <w:tcPr>
+            <w:tcW w:type="dxa" w:w="1250"/>
+            <w:tcMar>
+              <w:top w:type="dxa" w:w="60"/>
+              <w:left w:type="dxa" w:w="100"/>
+              <w:bottom w:type="dxa" w:w="60"/>
+              <w:right w:type="dxa" w:w="100"/>
+            </w:tcMar>
+            <w:vAlign w:val="center"/>
+          </w:tcPr>
+          <w:p>
+            <w:pPr>
+              <w:jc w:val="center"/>
+            </w:pPr>
+            <w:r>
+              <w:rPr>
+                <w:b w:val="false"/>
+                <w:bCs w:val="false"/>
+                <w:color w:val="000000"/>
+                <w:sz w:val="18"/>
+                <w:szCs w:val="18"/>
+              </w:rPr>
+              <w:t xml:space="preserve">44.1%</w:t>
+            </w:r>
+          </w:p>
+        </w:tc>
+      </w:tr>
+      <w:tr>
+        <w:tc>
+          <w:tcPr>
+            <w:tcW w:type="dxa" w:w="2900"/>
+            <w:shd w:fill="F5F5F5" w:val="clear"/>
+            <w:tcMar>
+              <w:top w:type="dxa" w:w="60"/>
+              <w:left w:type="dxa" w:w="100"/>
+              <w:bottom w:type="dxa" w:w="60"/>
+              <w:right w:type="dxa" w:w="100"/>
+            </w:tcMar>
+            <w:vAlign w:val="center"/>
+          </w:tcPr>
+          <w:p>
+            <w:pPr>
+              <w:jc w:val="left"/>
+            </w:pPr>
+            <w:r>
+              <w:rPr>
+                <w:b w:val="false"/>
+                <w:bCs w:val="false"/>
+                <w:color w:val="000000"/>
+                <w:sz w:val="18"/>
+                <w:szCs w:val="18"/>
+              </w:rPr>
+              <w:t xml:space="preserve">Koyal Proof Jacket (Men)</w:t>
+            </w:r>
+          </w:p>
+        </w:tc>
+        <w:tc>
+          <w:tcPr>
+            <w:tcW w:type="dxa" w:w="1600"/>
+            <w:shd w:fill="F5F5F5" w:val="clear"/>
+            <w:tcMar>
+              <w:top w:type="dxa" w:w="60"/>
+              <w:left w:type="dxa" w:w="100"/>
+              <w:bottom w:type="dxa" w:w="60"/>
+              <w:right w:type="dxa" w:w="100"/>
+            </w:tcMar>
+            <w:vAlign w:val="center"/>
+          </w:tcPr>
+          <w:p>
+            <w:pPr>
+              <w:jc w:val="center"/>
+            </w:pPr>
+            <w:r>
+              <w:rPr>
+                <w:b w:val="false"/>
+                <w:bCs w:val="false"/>
+                <w:color w:val="000000"/>
+                <w:sz w:val="18"/>
+                <w:szCs w:val="18"/>
+              </w:rPr>
+              <w:t xml:space="preserve">Shell</w:t>
+            </w:r>
+          </w:p>
+        </w:tc>
+        <w:tc>
+          <w:tcPr>
+            <w:tcW w:type="dxa" w:w="1350"/>
+            <w:shd w:fill="F5F5F5" w:val="clear"/>
+            <w:tcMar>
+              <w:top w:type="dxa" w:w="60"/>
+              <w:left w:type="dxa" w:w="100"/>
+              <w:bottom w:type="dxa" w:w="60"/>
+              <w:right w:type="dxa" w:w="100"/>
+            </w:tcMar>
+            <w:vAlign w:val="center"/>
+          </w:tcPr>
+          <w:p>
+            <w:pPr>
+              <w:jc w:val="center"/>
+            </w:pPr>
+            <w:r>
+              <w:rPr>
+                <w:b w:val="false"/>
+                <w:bCs w:val="false"/>
+                <w:color w:val="000000"/>
+                <w:sz w:val="18"/>
+                <w:szCs w:val="18"/>
+              </w:rPr>
+              <w:t xml:space="preserve">1.12M</w:t>
+            </w:r>
+          </w:p>
+        </w:tc>
+        <w:tc>
+          <w:tcPr>
+            <w:tcW w:type="dxa" w:w="1250"/>
+            <w:shd w:fill="F5F5F5" w:val="clear"/>
+            <w:tcMar>
+              <w:top w:type="dxa" w:w="60"/>
+              <w:left w:type="dxa" w:w="100"/>
+              <w:bottom w:type="dxa" w:w="60"/>
+              <w:right w:type="dxa" w:w="100"/>
+            </w:tcMar>
+            <w:vAlign w:val="center"/>
+          </w:tcPr>
+          <w:p>
+            <w:pPr>
+              <w:jc w:val="center"/>
+            </w:pPr>
+            <w:r>
+              <w:rPr>
+                <w:b w:val="false"/>
+                <w:bCs w:val="false"/>
+                <w:color w:val="000000"/>
+                <w:sz w:val="18"/>
+                <w:szCs w:val="18"/>
+              </w:rPr>
+              <w:t xml:space="preserve">-53.5%</w:t>
+            </w:r>
+          </w:p>
+        </w:tc>
+        <w:tc>
+          <w:tcPr>
+            <w:tcW w:type="dxa" w:w="1250"/>
+            <w:shd w:fill="F5F5F5" w:val="clear"/>
+            <w:tcMar>
+              <w:top w:type="dxa" w:w="60"/>
+              <w:left w:type="dxa" w:w="100"/>
+              <w:bottom w:type="dxa" w:w="60"/>
+              <w:right w:type="dxa" w:w="100"/>
+            </w:tcMar>
+            <w:vAlign w:val="center"/>
+          </w:tcPr>
+          <w:p>
+            <w:pPr>
+              <w:jc w:val="center"/>
+            </w:pPr>
+            <w:r>
+              <w:rPr>
+                <w:b w:val="false"/>
+                <w:bCs w:val="false"/>
+                <w:color w:val="000000"/>
+                <w:sz w:val="18"/>
+                <w:szCs w:val="18"/>
+              </w:rPr>
+              <w:t xml:space="preserve">43.4%</w:t>
+            </w:r>
+          </w:p>
+        </w:tc>
+      </w:tr>
+      <w:tr>
+        <w:tc>
+          <w:tcPr>
+            <w:tcW w:type="dxa" w:w="2900"/>
+            <w:tcMar>
+              <w:top w:type="dxa" w:w="60"/>
+              <w:left w:type="dxa" w:w="100"/>
+              <w:bottom w:type="dxa" w:w="60"/>
+              <w:right w:type="dxa" w:w="100"/>
+            </w:tcMar>
+            <w:vAlign w:val="center"/>
+          </w:tcPr>
+          <w:p>
+            <w:pPr>
+              <w:jc w:val="left"/>
+            </w:pPr>
+            <w:r>
+              <w:rPr>
+                <w:b w:val="false"/>
+                <w:bCs w:val="false"/>
+                <w:color w:val="000000"/>
+                <w:sz w:val="18"/>
+                <w:szCs w:val="18"/>
+              </w:rPr>
+              <w:t xml:space="preserve">Chaos GTX Pant (Women)</w:t>
+            </w:r>
+          </w:p>
+        </w:tc>
+        <w:tc>
+          <w:tcPr>
+            <w:tcW w:type="dxa" w:w="1600"/>
+            <w:tcMar>
+              <w:top w:type="dxa" w:w="60"/>
+              <w:left w:type="dxa" w:w="100"/>
+              <w:bottom w:type="dxa" w:w="60"/>
+              <w:right w:type="dxa" w:w="100"/>
+            </w:tcMar>
+            <w:vAlign w:val="center"/>
+          </w:tcPr>
+          <w:p>
+            <w:pPr>
+              <w:jc w:val="center"/>
+            </w:pPr>
+            <w:r>
+              <w:rPr>
+                <w:b w:val="false"/>
+                <w:bCs w:val="false"/>
+                <w:color w:val="000000"/>
+                <w:sz w:val="18"/>
+                <w:szCs w:val="18"/>
+              </w:rPr>
+              <w:t xml:space="preserve">Shell</w:t>
+            </w:r>
+          </w:p>
+        </w:tc>
+        <w:tc>
+          <w:tcPr>
+            <w:tcW w:type="dxa" w:w="1350"/>
+            <w:tcMar>
+              <w:top w:type="dxa" w:w="60"/>
+              <w:left w:type="dxa" w:w="100"/>
+              <w:bottom w:type="dxa" w:w="60"/>
+              <w:right w:type="dxa" w:w="100"/>
+            </w:tcMar>
+            <w:vAlign w:val="center"/>
+          </w:tcPr>
+          <w:p>
+            <w:pPr>
+              <w:jc w:val="center"/>
+            </w:pPr>
+            <w:r>
+              <w:rPr>
+                <w:b w:val="false"/>
+                <w:bCs w:val="false"/>
+                <w:color w:val="000000"/>
+                <w:sz w:val="18"/>
+                <w:szCs w:val="18"/>
+              </w:rPr>
+              <w:t xml:space="preserve">1.11M</w:t>
+            </w:r>
+          </w:p>
+        </w:tc>
+        <w:tc>
+          <w:tcPr>
+            <w:tcW w:type="dxa" w:w="1250"/>
+            <w:tcMar>
+              <w:top w:type="dxa" w:w="60"/>
+              <w:left w:type="dxa" w:w="100"/>
+              <w:bottom w:type="dxa" w:w="60"/>
+              <w:right w:type="dxa" w:w="100"/>
+            </w:tcMar>
+            <w:vAlign w:val="center"/>
+          </w:tcPr>
+          <w:p>
+            <w:pPr>
+              <w:jc w:val="center"/>
+            </w:pPr>
+            <w:r>
+              <w:rPr>
+                <w:b w:val="false"/>
+                <w:bCs w:val="false"/>
+                <w:color w:val="000000"/>
+                <w:sz w:val="18"/>
+                <w:szCs w:val="18"/>
+              </w:rPr>
+              <w:t xml:space="preserve">-26.2%</w:t>
+            </w:r>
+          </w:p>
+        </w:tc>
+        <w:tc>
+          <w:tcPr>
+            <w:tcW w:type="dxa" w:w="1250"/>
+            <w:tcMar>
+              <w:top w:type="dxa" w:w="60"/>
+              <w:left w:type="dxa" w:w="100"/>
+              <w:bottom w:type="dxa" w:w="60"/>
+              <w:right w:type="dxa" w:w="100"/>
+            </w:tcMar>
+            <w:vAlign w:val="center"/>
+          </w:tcPr>
+          <w:p>
+            <w:pPr>
+              <w:jc w:val="center"/>
+            </w:pPr>
+            <w:r>
+              <w:rPr>
+                <w:b w:val="false"/>
+                <w:bCs w:val="false"/>
+                <w:color w:val="000000"/>
+                <w:sz w:val="18"/>
+                <w:szCs w:val="18"/>
+              </w:rPr>
+              <w:t xml:space="preserve">51.0%</w:t>
+            </w:r>
+          </w:p>
+        </w:tc>
+      </w:tr>
+      <w:tr>
+        <w:tc>
+          <w:tcPr>
+            <w:tcW w:type="dxa" w:w="2900"/>
+            <w:shd w:fill="F5F5F5" w:val="clear"/>
+            <w:tcMar>
+              <w:top w:type="dxa" w:w="60"/>
+              <w:left w:type="dxa" w:w="100"/>
+              <w:bottom w:type="dxa" w:w="60"/>
+              <w:right w:type="dxa" w:w="100"/>
+            </w:tcMar>
+            <w:vAlign w:val="center"/>
+          </w:tcPr>
+          <w:p>
+            <w:pPr>
+              <w:jc w:val="left"/>
+            </w:pPr>
+            <w:r>
+              <w:rPr>
+                <w:b w:val="false"/>
+                <w:bCs w:val="false"/>
+                <w:color w:val="000000"/>
+                <w:sz w:val="18"/>
+                <w:szCs w:val="18"/>
+              </w:rPr>
+              <w:t xml:space="preserve">Risberg Jacket (Women)</w:t>
+            </w:r>
+          </w:p>
+        </w:tc>
+        <w:tc>
+          <w:tcPr>
+            <w:tcW w:type="dxa" w:w="1600"/>
+            <w:shd w:fill="F5F5F5" w:val="clear"/>
+            <w:tcMar>
+              <w:top w:type="dxa" w:w="60"/>
+              <w:left w:type="dxa" w:w="100"/>
+              <w:bottom w:type="dxa" w:w="60"/>
+              <w:right w:type="dxa" w:w="100"/>
+            </w:tcMar>
+            <w:vAlign w:val="center"/>
+          </w:tcPr>
+          <w:p>
+            <w:pPr>
+              <w:jc w:val="center"/>
+            </w:pPr>
+            <w:r>
+              <w:rPr>
+                <w:b w:val="false"/>
+                <w:bCs w:val="false"/>
+                <w:color w:val="000000"/>
+                <w:sz w:val="18"/>
+                <w:szCs w:val="18"/>
+              </w:rPr>
+              <w:t xml:space="preserve">Mid layer</w:t>
+            </w:r>
+          </w:p>
+        </w:tc>
+        <w:tc>
+          <w:tcPr>
+            <w:tcW w:type="dxa" w:w="1350"/>
+            <w:shd w:fill="F5F5F5" w:val="clear"/>
+            <w:tcMar>
+              <w:top w:type="dxa" w:w="60"/>
+              <w:left w:type="dxa" w:w="100"/>
+              <w:bottom w:type="dxa" w:w="60"/>
+              <w:right w:type="dxa" w:w="100"/>
+            </w:tcMar>
+            <w:vAlign w:val="center"/>
+          </w:tcPr>
+          <w:p>
+            <w:pPr>
+              <w:jc w:val="center"/>
+            </w:pPr>
+            <w:r>
+              <w:rPr>
+                <w:b w:val="false"/>
+                <w:bCs w:val="false"/>
+                <w:color w:val="000000"/>
+                <w:sz w:val="18"/>
+                <w:szCs w:val="18"/>
+              </w:rPr>
+              <w:t xml:space="preserve">1.05M</w:t>
+            </w:r>
+          </w:p>
+        </w:tc>
+        <w:tc>
+          <w:tcPr>
+            <w:tcW w:type="dxa" w:w="1250"/>
+            <w:shd w:fill="F5F5F5" w:val="clear"/>
+            <w:tcMar>
+              <w:top w:type="dxa" w:w="60"/>
+              <w:left w:type="dxa" w:w="100"/>
+              <w:bottom w:type="dxa" w:w="60"/>
+              <w:right w:type="dxa" w:w="100"/>
+            </w:tcMar>
+            <w:vAlign w:val="center"/>
+          </w:tcPr>
+          <w:p>
+            <w:pPr>
+              <w:jc w:val="center"/>
+            </w:pPr>
+            <w:r>
+              <w:rPr>
+                <w:b w:val="false"/>
+                <w:bCs w:val="false"/>
+                <w:color w:val="000000"/>
+                <w:sz w:val="18"/>
+                <w:szCs w:val="18"/>
+              </w:rPr>
+              <w:t xml:space="preserve">-43.1%</w:t>
+            </w:r>
+          </w:p>
+        </w:tc>
+        <w:tc>
+          <w:tcPr>
+            <w:tcW w:type="dxa" w:w="1250"/>
+            <w:shd w:fill="F5F5F5" w:val="clear"/>
+            <w:tcMar>
+              <w:top w:type="dxa" w:w="60"/>
+              <w:left w:type="dxa" w:w="100"/>
+              <w:bottom w:type="dxa" w:w="60"/>
+              <w:right w:type="dxa" w:w="100"/>
+            </w:tcMar>
+            <w:vAlign w:val="center"/>
+          </w:tcPr>
+          <w:p>
+            <w:pPr>
+              <w:jc w:val="center"/>
+            </w:pPr>
+            <w:r>
+              <w:rPr>
+                <w:b w:val="false"/>
+                <w:bCs w:val="false"/>
+                <w:color w:val="000000"/>
+                <w:sz w:val="18"/>
+                <w:szCs w:val="18"/>
+              </w:rPr>
+              <w:t xml:space="preserve">53.0%</w:t>
+            </w:r>
+          </w:p>
+        </w:tc>
+      </w:tr>
+      <w:tr>
+        <w:tc>
+          <w:tcPr>
+            <w:tcW w:type="dxa" w:w="2900"/>
+            <w:tcMar>
+              <w:top w:type="dxa" w:w="60"/>
+              <w:left w:type="dxa" w:w="100"/>
+              <w:bottom w:type="dxa" w:w="60"/>
+              <w:right w:type="dxa" w:w="100"/>
+            </w:tcMar>
+            <w:vAlign w:val="center"/>
+          </w:tcPr>
+          <w:p>
+            <w:pPr>
+              <w:jc w:val="left"/>
+            </w:pPr>
+            <w:r>
+              <w:rPr>
+                <w:b w:val="false"/>
+                <w:bCs w:val="false"/>
+                <w:color w:val="000000"/>
+                <w:sz w:val="18"/>
+                <w:szCs w:val="18"/>
+              </w:rPr>
+              <w:t xml:space="preserve">Koyal Proof Jacket (Women)</w:t>
+            </w:r>
+          </w:p>
+        </w:tc>
+        <w:tc>
+          <w:tcPr>
+            <w:tcW w:type="dxa" w:w="1600"/>
+            <w:tcMar>
+              <w:top w:type="dxa" w:w="60"/>
+              <w:left w:type="dxa" w:w="100"/>
+              <w:bottom w:type="dxa" w:w="60"/>
+              <w:right w:type="dxa" w:w="100"/>
+            </w:tcMar>
+            <w:vAlign w:val="center"/>
+          </w:tcPr>
+          <w:p>
+            <w:pPr>
+              <w:jc w:val="center"/>
+            </w:pPr>
+            <w:r>
+              <w:rPr>
+                <w:b w:val="false"/>
+                <w:bCs w:val="false"/>
+                <w:color w:val="000000"/>
+                <w:sz w:val="18"/>
+                <w:szCs w:val="18"/>
+              </w:rPr>
+              <w:t xml:space="preserve">Shell</w:t>
+            </w:r>
+          </w:p>
+        </w:tc>
+        <w:tc>
+          <w:tcPr>
+            <w:tcW w:type="dxa" w:w="1350"/>
+            <w:tcMar>
+              <w:top w:type="dxa" w:w="60"/>
+              <w:left w:type="dxa" w:w="100"/>
+              <w:bottom w:type="dxa" w:w="60"/>
+              <w:right w:type="dxa" w:w="100"/>
+            </w:tcMar>
+            <w:vAlign w:val="center"/>
+          </w:tcPr>
+          <w:p>
+            <w:pPr>
+              <w:jc w:val="center"/>
+            </w:pPr>
+            <w:r>
+              <w:rPr>
+                <w:b w:val="false"/>
+                <w:bCs w:val="false"/>
+                <w:color w:val="000000"/>
+                <w:sz w:val="18"/>
+                <w:szCs w:val="18"/>
+              </w:rPr>
+              <w:t xml:space="preserve">1.00M</w:t>
+            </w:r>
+          </w:p>
+        </w:tc>
+        <w:tc>
+          <w:tcPr>
+            <w:tcW w:type="dxa" w:w="1250"/>
+            <w:tcMar>
+              <w:top w:type="dxa" w:w="60"/>
+              <w:left w:type="dxa" w:w="100"/>
+              <w:bottom w:type="dxa" w:w="60"/>
+              <w:right w:type="dxa" w:w="100"/>
+            </w:tcMar>
+            <w:vAlign w:val="center"/>
+          </w:tcPr>
+          <w:p>
+            <w:pPr>
+              <w:jc w:val="center"/>
+            </w:pPr>
+            <w:r>
+              <w:rPr>
+                <w:b w:val="false"/>
+                <w:bCs w:val="false"/>
+                <w:color w:val="000000"/>
+                <w:sz w:val="18"/>
+                <w:szCs w:val="18"/>
+              </w:rPr>
+              <w:t xml:space="preserve">-49.3%</w:t>
+            </w:r>
+          </w:p>
+        </w:tc>
+        <w:tc>
+          <w:tcPr>
+            <w:tcW w:type="dxa" w:w="1250"/>
+            <w:tcMar>
+              <w:top w:type="dxa" w:w="60"/>
+              <w:left w:type="dxa" w:w="100"/>
+              <w:bottom w:type="dxa" w:w="60"/>
+              <w:right w:type="dxa" w:w="100"/>
+            </w:tcMar>
+            <w:vAlign w:val="center"/>
+          </w:tcPr>
+          <w:p>
+            <w:pPr>
+              <w:jc w:val="center"/>
+            </w:pPr>
+            <w:r>
+              <w:rPr>
+                <w:b w:val="false"/>
+                <w:bCs w:val="false"/>
+                <w:color w:val="000000"/>
+                <w:sz w:val="18"/>
+                <w:szCs w:val="18"/>
+              </w:rPr>
+              <w:t xml:space="preserve">47.6%</w:t>
+            </w:r>
+          </w:p>
+        </w:tc>
+      </w:tr>
+      <w:tr>
+        <w:tc>
+          <w:tcPr>
+            <w:tcW w:type="dxa" w:w="2900"/>
+            <w:shd w:fill="F5F5F5" w:val="clear"/>
+            <w:tcMar>
+              <w:top w:type="dxa" w:w="60"/>
+              <w:left w:type="dxa" w:w="100"/>
+              <w:bottom w:type="dxa" w:w="60"/>
+              <w:right w:type="dxa" w:w="100"/>
+            </w:tcMar>
+            <w:vAlign w:val="center"/>
+          </w:tcPr>
+          <w:p>
+            <w:pPr>
+              <w:jc w:val="left"/>
+            </w:pPr>
+            <w:r>
+              <w:rPr>
+                <w:b w:val="false"/>
+                <w:bCs w:val="false"/>
+                <w:color w:val="000000"/>
+                <w:sz w:val="18"/>
+                <w:szCs w:val="18"/>
+              </w:rPr>
+              <w:t xml:space="preserve">Malung Pile Hood (Women)</w:t>
+            </w:r>
+          </w:p>
+        </w:tc>
+        <w:tc>
+          <w:tcPr>
+            <w:tcW w:type="dxa" w:w="1600"/>
+            <w:shd w:fill="F5F5F5" w:val="clear"/>
+            <w:tcMar>
+              <w:top w:type="dxa" w:w="60"/>
+              <w:left w:type="dxa" w:w="100"/>
+              <w:bottom w:type="dxa" w:w="60"/>
+              <w:right w:type="dxa" w:w="100"/>
+            </w:tcMar>
+            <w:vAlign w:val="center"/>
+          </w:tcPr>
+          <w:p>
+            <w:pPr>
+              <w:jc w:val="center"/>
+            </w:pPr>
+            <w:r>
+              <w:rPr>
+                <w:b w:val="false"/>
+                <w:bCs w:val="false"/>
+                <w:color w:val="000000"/>
+                <w:sz w:val="18"/>
+                <w:szCs w:val="18"/>
+              </w:rPr>
+              <w:t xml:space="preserve">Mid layer</w:t>
+            </w:r>
+          </w:p>
+        </w:tc>
+        <w:tc>
+          <w:tcPr>
+            <w:tcW w:type="dxa" w:w="1350"/>
+            <w:shd w:fill="F5F5F5" w:val="clear"/>
+            <w:tcMar>
+              <w:top w:type="dxa" w:w="60"/>
+              <w:left w:type="dxa" w:w="100"/>
+              <w:bottom w:type="dxa" w:w="60"/>
+              <w:right w:type="dxa" w:w="100"/>
+            </w:tcMar>
+            <w:vAlign w:val="center"/>
+          </w:tcPr>
+          <w:p>
+            <w:pPr>
+              <w:jc w:val="center"/>
+            </w:pPr>
+            <w:r>
+              <w:rPr>
+                <w:b w:val="false"/>
+                <w:bCs w:val="false"/>
+                <w:color w:val="000000"/>
+                <w:sz w:val="18"/>
+                <w:szCs w:val="18"/>
+              </w:rPr>
+              <w:t xml:space="preserve">0.95M</w:t>
+            </w:r>
+          </w:p>
+        </w:tc>
+        <w:tc>
+          <w:tcPr>
+            <w:tcW w:type="dxa" w:w="1250"/>
+            <w:shd w:fill="F5F5F5" w:val="clear"/>
+            <w:tcMar>
+              <w:top w:type="dxa" w:w="60"/>
+              <w:left w:type="dxa" w:w="100"/>
+              <w:bottom w:type="dxa" w:w="60"/>
+              <w:right w:type="dxa" w:w="100"/>
+            </w:tcMar>
+            <w:vAlign w:val="center"/>
+          </w:tcPr>
+          <w:p>
+            <w:pPr>
+              <w:jc w:val="center"/>
+            </w:pPr>
+            <w:r>
+              <w:rPr>
+                <w:b w:val="false"/>
+                <w:bCs w:val="false"/>
+                <w:color w:val="000000"/>
+                <w:sz w:val="18"/>
+                <w:szCs w:val="18"/>
+              </w:rPr>
+              <w:t xml:space="preserve">-31.6%</w:t>
+            </w:r>
+          </w:p>
+        </w:tc>
+        <w:tc>
+          <w:tcPr>
+            <w:tcW w:type="dxa" w:w="1250"/>
+            <w:shd w:fill="F5F5F5" w:val="clear"/>
+            <w:tcMar>
+              <w:top w:type="dxa" w:w="60"/>
+              <w:left w:type="dxa" w:w="100"/>
+              <w:bottom w:type="dxa" w:w="60"/>
+              <w:right w:type="dxa" w:w="100"/>
+            </w:tcMar>
+            <w:vAlign w:val="center"/>
+          </w:tcPr>
+          <w:p>
+            <w:pPr>
+              <w:jc w:val="center"/>
+            </w:pPr>
+            <w:r>
+              <w:rPr>
+                <w:b w:val="false"/>
+                <w:bCs w:val="false"/>
+                <w:color w:val="000000"/>
+                <w:sz w:val="18"/>
+                <w:szCs w:val="18"/>
+              </w:rPr>
+              <w:t xml:space="preserve">49.4%</w:t>
+            </w:r>
+          </w:p>
+        </w:tc>
+      </w:tr>
+      <w:tr>
+        <w:tc>
+          <w:tcPr>
+            <w:tcW w:type="dxa" w:w="2900"/>
+            <w:tcMar>
+              <w:top w:type="dxa" w:w="60"/>
+              <w:left w:type="dxa" w:w="100"/>
+              <w:bottom w:type="dxa" w:w="60"/>
+              <w:right w:type="dxa" w:w="100"/>
+            </w:tcMar>
+            <w:vAlign w:val="center"/>
+          </w:tcPr>
+          <w:p>
+            <w:pPr>
+              <w:jc w:val="left"/>
+            </w:pPr>
+            <w:r>
+              <w:rPr>
+                <w:b w:val="false"/>
+                <w:bCs w:val="false"/>
+                <w:color w:val="000000"/>
+                <w:sz w:val="18"/>
+                <w:szCs w:val="18"/>
+              </w:rPr>
+              <w:t xml:space="preserve">Finch Proof Jacket (Men)</w:t>
+            </w:r>
+          </w:p>
+        </w:tc>
+        <w:tc>
+          <w:tcPr>
+            <w:tcW w:type="dxa" w:w="1600"/>
+            <w:tcMar>
+              <w:top w:type="dxa" w:w="60"/>
+              <w:left w:type="dxa" w:w="100"/>
+              <w:bottom w:type="dxa" w:w="60"/>
+              <w:right w:type="dxa" w:w="100"/>
+            </w:tcMar>
+            <w:vAlign w:val="center"/>
+          </w:tcPr>
+          <w:p>
+            <w:pPr>
+              <w:jc w:val="center"/>
+            </w:pPr>
+            <w:r>
+              <w:rPr>
+                <w:b w:val="false"/>
+                <w:bCs w:val="false"/>
+                <w:color w:val="000000"/>
+                <w:sz w:val="18"/>
+                <w:szCs w:val="18"/>
+              </w:rPr>
+              <w:t xml:space="preserve">Shell</w:t>
+            </w:r>
+          </w:p>
+        </w:tc>
+        <w:tc>
+          <w:tcPr>
+            <w:tcW w:type="dxa" w:w="1350"/>
+            <w:tcMar>
+              <w:top w:type="dxa" w:w="60"/>
+              <w:left w:type="dxa" w:w="100"/>
+              <w:bottom w:type="dxa" w:w="60"/>
+              <w:right w:type="dxa" w:w="100"/>
+            </w:tcMar>
+            <w:vAlign w:val="center"/>
+          </w:tcPr>
+          <w:p>
+            <w:pPr>
+              <w:jc w:val="center"/>
+            </w:pPr>
+            <w:r>
+              <w:rPr>
+                <w:b w:val="false"/>
+                <w:bCs w:val="false"/>
+                <w:color w:val="000000"/>
+                <w:sz w:val="18"/>
+                <w:szCs w:val="18"/>
+              </w:rPr>
+              <w:t xml:space="preserve">0.92M</w:t>
+            </w:r>
+          </w:p>
+        </w:tc>
+        <w:tc>
+          <w:tcPr>
+            <w:tcW w:type="dxa" w:w="1250"/>
+            <w:tcMar>
+              <w:top w:type="dxa" w:w="60"/>
+              <w:left w:type="dxa" w:w="100"/>
+              <w:bottom w:type="dxa" w:w="60"/>
+              <w:right w:type="dxa" w:w="100"/>
+            </w:tcMar>
+            <w:vAlign w:val="center"/>
+          </w:tcPr>
+          <w:p>
+            <w:pPr>
+              <w:jc w:val="center"/>
+            </w:pPr>
+            <w:r>
+              <w:rPr>
+                <w:b w:val="false"/>
+                <w:bCs w:val="false"/>
+                <w:color w:val="000000"/>
+                <w:sz w:val="18"/>
+                <w:szCs w:val="18"/>
+              </w:rPr>
+              <w:t xml:space="preserve">-18.6%</w:t>
+            </w:r>
+          </w:p>
+        </w:tc>
+        <w:tc>
+          <w:tcPr>
+            <w:tcW w:type="dxa" w:w="1250"/>
+            <w:tcMar>
+              <w:top w:type="dxa" w:w="60"/>
+              <w:left w:type="dxa" w:w="100"/>
+              <w:bottom w:type="dxa" w:w="60"/>
+              <w:right w:type="dxa" w:w="100"/>
+            </w:tcMar>
+            <w:vAlign w:val="center"/>
+          </w:tcPr>
+          <w:p>
+            <w:pPr>
+              <w:jc w:val="center"/>
+            </w:pPr>
+            <w:r>
+              <w:rPr>
+                <w:b w:val="false"/>
+                <w:bCs w:val="false"/>
+                <w:color w:val="000000"/>
+                <w:sz w:val="18"/>
+                <w:szCs w:val="18"/>
+              </w:rPr>
+              <w:t xml:space="preserve">51.8%</w:t>
+            </w:r>
+          </w:p>
+        </w:tc>
+      </w:tr>
+      <w:tr>
+        <w:tc>
+          <w:tcPr>
+            <w:tcW w:type="dxa" w:w="2900"/>
+            <w:shd w:fill="F5F5F5" w:val="clear"/>
+            <w:tcMar>
+              <w:top w:type="dxa" w:w="60"/>
+              <w:left w:type="dxa" w:w="100"/>
+              <w:bottom w:type="dxa" w:w="60"/>
+              <w:right w:type="dxa" w:w="100"/>
+            </w:tcMar>
+            <w:vAlign w:val="center"/>
+          </w:tcPr>
+          <w:p>
+            <w:pPr>
+              <w:jc w:val="left"/>
+            </w:pPr>
+            <w:r>
+              <w:rPr>
+                <w:b w:val="false"/>
+                <w:bCs w:val="false"/>
+                <w:color w:val="000000"/>
+                <w:sz w:val="18"/>
+                <w:szCs w:val="18"/>
+              </w:rPr>
+              <w:t xml:space="preserve">Mila Jacket (Unisex)</w:t>
+            </w:r>
+          </w:p>
+        </w:tc>
+        <w:tc>
+          <w:tcPr>
+            <w:tcW w:type="dxa" w:w="1600"/>
+            <w:shd w:fill="F5F5F5" w:val="clear"/>
+            <w:tcMar>
+              <w:top w:type="dxa" w:w="60"/>
+              <w:left w:type="dxa" w:w="100"/>
+              <w:bottom w:type="dxa" w:w="60"/>
+              <w:right w:type="dxa" w:w="100"/>
+            </w:tcMar>
+            <w:vAlign w:val="center"/>
+          </w:tcPr>
+          <w:p>
+            <w:pPr>
+              <w:jc w:val="center"/>
+            </w:pPr>
+            <w:r>
+              <w:rPr>
+                <w:b w:val="false"/>
+                <w:bCs w:val="false"/>
+                <w:color w:val="000000"/>
+                <w:sz w:val="18"/>
+                <w:szCs w:val="18"/>
+              </w:rPr>
+              <w:t xml:space="preserve">Shell</w:t>
+            </w:r>
+          </w:p>
+        </w:tc>
+        <w:tc>
+          <w:tcPr>
+            <w:tcW w:type="dxa" w:w="1350"/>
+            <w:shd w:fill="F5F5F5" w:val="clear"/>
+            <w:tcMar>
+              <w:top w:type="dxa" w:w="60"/>
+              <w:left w:type="dxa" w:w="100"/>
+              <w:bottom w:type="dxa" w:w="60"/>
+              <w:right w:type="dxa" w:w="100"/>
+            </w:tcMar>
+            <w:vAlign w:val="center"/>
+          </w:tcPr>
+          <w:p>
+            <w:pPr>
+              <w:jc w:val="center"/>
+            </w:pPr>
+            <w:r>
+              <w:rPr>
+                <w:b w:val="false"/>
+                <w:bCs w:val="false"/>
+                <w:color w:val="000000"/>
+                <w:sz w:val="18"/>
+                <w:szCs w:val="18"/>
+              </w:rPr>
+              <w:t xml:space="preserve">0.86M</w:t>
+            </w:r>
+          </w:p>
+        </w:tc>
+        <w:tc>
+          <w:tcPr>
+            <w:tcW w:type="dxa" w:w="1250"/>
+            <w:shd w:fill="F5F5F5" w:val="clear"/>
+            <w:tcMar>
+              <w:top w:type="dxa" w:w="60"/>
+              <w:left w:type="dxa" w:w="100"/>
+              <w:bottom w:type="dxa" w:w="60"/>
+              <w:right w:type="dxa" w:w="100"/>
+            </w:tcMar>
+            <w:vAlign w:val="center"/>
+          </w:tcPr>
+          <w:p>
+            <w:pPr>
+              <w:jc w:val="center"/>
+            </w:pPr>
+            <w:r>
+              <w:rPr>
+                <w:b w:val="false"/>
+                <w:bCs w:val="false"/>
+                <w:color w:val="000000"/>
+                <w:sz w:val="18"/>
+                <w:szCs w:val="18"/>
+              </w:rPr>
+              <w:t xml:space="preserve">-21.7%</w:t>
+            </w:r>
+          </w:p>
+        </w:tc>
+        <w:tc>
+          <w:tcPr>
+            <w:tcW w:type="dxa" w:w="1250"/>
+            <w:shd w:fill="F5F5F5" w:val="clear"/>
+            <w:tcMar>
+              <w:top w:type="dxa" w:w="60"/>
+              <w:left w:type="dxa" w:w="100"/>
+              <w:bottom w:type="dxa" w:w="60"/>
+              <w:right w:type="dxa" w:w="100"/>
+            </w:tcMar>
+            <w:vAlign w:val="center"/>
+          </w:tcPr>
+          <w:p>
+            <w:pPr>
+              <w:jc w:val="center"/>
+            </w:pPr>
+            <w:r>
+              <w:rPr>
+                <w:b w:val="false"/>
+                <w:bCs w:val="false"/>
+                <w:color w:val="000000"/>
+                <w:sz w:val="18"/>
+                <w:szCs w:val="18"/>
+              </w:rPr>
+              <w:t xml:space="preserve">45.3%</w:t>
+            </w:r>
+          </w:p>
+        </w:tc>
+      </w:tr>
+    </w:tbl>
+    <w:p>
+      <w:pPr>
+        <w:spacing w:after="200"/>
+      </w:pPr>
+      <w:r>
+        <w:rPr>
+          <w:i/>
+          <w:iCs/>
+          <w:color w:val="555555"/>
+          <w:sz w:val="18"/>
+          <w:szCs w:val="18"/>
+        </w:rPr>
+        <w:t xml:space="preserve">Full 236-franchise list (all four statuses: Core FW27, SS27/28 confirmed, SS27/28 possible, Not found) is in the backup workbook (bob_item3_portfolio_backup.xlsx, sheet 'Harvest - FW27 Check'). The 44 'possible match' franchises needing a Product/Merchandising call are in the separate review file (FW27_Possible_Match_Review.xlsx, filtered to Tier = Harvest).</w:t>
+      </w:r>
+    </w:p>
     <w:p>
       <w:pPr>
         <w:pStyle w:val="Heading3"/>

--- a/workshop_prep/Project_Bob_Workshop_PreRead_Brief_Sec3_Draft_v2.docx
+++ b/workshop_prep/Project_Bob_Workshop_PreRead_Brief_Sec3_Draft_v2.docx
@@ -24569,6 +24569,3182 @@
     </w:p>
     <w:p>
       <w:pPr>
+        <w:spacing w:after="80" w:before="160"/>
+      </w:pPr>
+      <w:r>
+        <w:rPr>
+          <w:b/>
+          <w:bCs/>
+          <w:i/>
+          <w:iCs/>
+          <w:color w:val="444444"/>
+          <w:sz w:val="21"/>
+          <w:szCs w:val="21"/>
+        </w:rPr>
+        <w:t xml:space="preserve">Is Problem Child also an FW27 range-planning issue?</w:t>
+      </w:r>
+    </w:p>
+    <w:p>
+      <w:pPr>
+        <w:spacing w:after="160"/>
+      </w:pPr>
+      <w:r>
+        <w:t xml:space="preserve">Every Problem Child franchise was checked against the CPO's Assortment Attribution Review (F27), cross-checked against the S27/S28 Spring/Summer files (same methodology as 1.3.4): 16 of 151 are confirmed continuing (F27 or a season-shift into S27/S28), 27 are a possible match under a different gender or garment type — ambiguous, needs a Product/Merchandising call — and 108 have no match anywhere. This 108 is part of the 1.4 cross-tier gap list.</w:t>
+      </w:r>
+    </w:p>
+    <w:p>
+      <w:pPr>
+        <w:spacing w:after="160"/>
+      </w:pPr>
+      <w:r>
+        <w:t xml:space="preserve">Top 10 of the 16 confirmed-continuing franchises, by 2025 sales:</w:t>
+      </w:r>
+    </w:p>
+    <w:tbl>
+      <w:tblPr>
+        <w:tblW w:type="dxa" w:w="9350"/>
+        <w:tblBorders>
+          <w:top w:val="single" w:color="auto" w:sz="4"/>
+          <w:left w:val="single" w:color="auto" w:sz="4"/>
+          <w:bottom w:val="single" w:color="auto" w:sz="4"/>
+          <w:right w:val="single" w:color="auto" w:sz="4"/>
+          <w:insideH w:val="single" w:color="auto" w:sz="4"/>
+          <w:insideV w:val="single" w:color="auto" w:sz="4"/>
+        </w:tblBorders>
+      </w:tblPr>
+      <w:tblGrid>
+        <w:gridCol w:w="2900"/>
+        <w:gridCol w:w="1600"/>
+        <w:gridCol w:w="1350"/>
+        <w:gridCol w:w="1250"/>
+        <w:gridCol w:w="1250"/>
+      </w:tblGrid>
+      <w:tr>
+        <w:trPr>
+          <w:tblHeader/>
+        </w:trPr>
+        <w:tc>
+          <w:tcPr>
+            <w:tcW w:type="dxa" w:w="2900"/>
+            <w:shd w:fill="2F2F2F" w:val="clear"/>
+            <w:tcMar>
+              <w:top w:type="dxa" w:w="60"/>
+              <w:left w:type="dxa" w:w="100"/>
+              <w:bottom w:type="dxa" w:w="60"/>
+              <w:right w:type="dxa" w:w="100"/>
+            </w:tcMar>
+            <w:vAlign w:val="center"/>
+          </w:tcPr>
+          <w:p>
+            <w:pPr>
+              <w:jc w:val="left"/>
+            </w:pPr>
+            <w:r>
+              <w:rPr>
+                <w:b/>
+                <w:bCs/>
+                <w:color w:val="FFFFFF"/>
+                <w:sz w:val="18"/>
+                <w:szCs w:val="18"/>
+              </w:rPr>
+              <w:t xml:space="preserve">Franchise</w:t>
+            </w:r>
+          </w:p>
+        </w:tc>
+        <w:tc>
+          <w:tcPr>
+            <w:tcW w:type="dxa" w:w="1600"/>
+            <w:shd w:fill="2F2F2F" w:val="clear"/>
+            <w:tcMar>
+              <w:top w:type="dxa" w:w="60"/>
+              <w:left w:type="dxa" w:w="100"/>
+              <w:bottom w:type="dxa" w:w="60"/>
+              <w:right w:type="dxa" w:w="100"/>
+            </w:tcMar>
+            <w:vAlign w:val="center"/>
+          </w:tcPr>
+          <w:p>
+            <w:pPr>
+              <w:jc w:val="center"/>
+            </w:pPr>
+            <w:r>
+              <w:rPr>
+                <w:b/>
+                <w:bCs/>
+                <w:color w:val="FFFFFF"/>
+                <w:sz w:val="18"/>
+                <w:szCs w:val="18"/>
+              </w:rPr>
+              <w:t xml:space="preserve">Layer</w:t>
+            </w:r>
+          </w:p>
+        </w:tc>
+        <w:tc>
+          <w:tcPr>
+            <w:tcW w:type="dxa" w:w="1350"/>
+            <w:shd w:fill="2F2F2F" w:val="clear"/>
+            <w:tcMar>
+              <w:top w:type="dxa" w:w="60"/>
+              <w:left w:type="dxa" w:w="100"/>
+              <w:bottom w:type="dxa" w:w="60"/>
+              <w:right w:type="dxa" w:w="100"/>
+            </w:tcMar>
+            <w:vAlign w:val="center"/>
+          </w:tcPr>
+          <w:p>
+            <w:pPr>
+              <w:jc w:val="center"/>
+            </w:pPr>
+            <w:r>
+              <w:rPr>
+                <w:b/>
+                <w:bCs/>
+                <w:color w:val="FFFFFF"/>
+                <w:sz w:val="18"/>
+                <w:szCs w:val="18"/>
+              </w:rPr>
+              <w:t xml:space="preserve">Sales 2025</w:t>
+            </w:r>
+          </w:p>
+        </w:tc>
+        <w:tc>
+          <w:tcPr>
+            <w:tcW w:type="dxa" w:w="1250"/>
+            <w:shd w:fill="2F2F2F" w:val="clear"/>
+            <w:tcMar>
+              <w:top w:type="dxa" w:w="60"/>
+              <w:left w:type="dxa" w:w="100"/>
+              <w:bottom w:type="dxa" w:w="60"/>
+              <w:right w:type="dxa" w:w="100"/>
+            </w:tcMar>
+            <w:vAlign w:val="center"/>
+          </w:tcPr>
+          <w:p>
+            <w:pPr>
+              <w:jc w:val="center"/>
+            </w:pPr>
+            <w:r>
+              <w:rPr>
+                <w:b/>
+                <w:bCs/>
+                <w:color w:val="FFFFFF"/>
+                <w:sz w:val="18"/>
+                <w:szCs w:val="18"/>
+              </w:rPr>
+              <w:t xml:space="preserve">Growth %</w:t>
+            </w:r>
+          </w:p>
+        </w:tc>
+        <w:tc>
+          <w:tcPr>
+            <w:tcW w:type="dxa" w:w="1250"/>
+            <w:shd w:fill="2F2F2F" w:val="clear"/>
+            <w:tcMar>
+              <w:top w:type="dxa" w:w="60"/>
+              <w:left w:type="dxa" w:w="100"/>
+              <w:bottom w:type="dxa" w:w="60"/>
+              <w:right w:type="dxa" w:w="100"/>
+            </w:tcMar>
+            <w:vAlign w:val="center"/>
+          </w:tcPr>
+          <w:p>
+            <w:pPr>
+              <w:jc w:val="center"/>
+            </w:pPr>
+            <w:r>
+              <w:rPr>
+                <w:b/>
+                <w:bCs/>
+                <w:color w:val="FFFFFF"/>
+                <w:sz w:val="18"/>
+                <w:szCs w:val="18"/>
+              </w:rPr>
+              <w:t xml:space="preserve">GM% 2025</w:t>
+            </w:r>
+          </w:p>
+        </w:tc>
+      </w:tr>
+      <w:tr>
+        <w:tc>
+          <w:tcPr>
+            <w:tcW w:type="dxa" w:w="2900"/>
+            <w:tcMar>
+              <w:top w:type="dxa" w:w="60"/>
+              <w:left w:type="dxa" w:w="100"/>
+              <w:bottom w:type="dxa" w:w="60"/>
+              <w:right w:type="dxa" w:w="100"/>
+            </w:tcMar>
+            <w:vAlign w:val="center"/>
+          </w:tcPr>
+          <w:p>
+            <w:pPr>
+              <w:jc w:val="left"/>
+            </w:pPr>
+            <w:r>
+              <w:rPr>
+                <w:b w:val="false"/>
+                <w:bCs w:val="false"/>
+                <w:color w:val="000000"/>
+                <w:sz w:val="18"/>
+                <w:szCs w:val="18"/>
+              </w:rPr>
+              <w:t xml:space="preserve">Front Proof Jacket (Men)</w:t>
+            </w:r>
+          </w:p>
+        </w:tc>
+        <w:tc>
+          <w:tcPr>
+            <w:tcW w:type="dxa" w:w="1600"/>
+            <w:tcMar>
+              <w:top w:type="dxa" w:w="60"/>
+              <w:left w:type="dxa" w:w="100"/>
+              <w:bottom w:type="dxa" w:w="60"/>
+              <w:right w:type="dxa" w:w="100"/>
+            </w:tcMar>
+            <w:vAlign w:val="center"/>
+          </w:tcPr>
+          <w:p>
+            <w:pPr>
+              <w:jc w:val="center"/>
+            </w:pPr>
+            <w:r>
+              <w:rPr>
+                <w:b w:val="false"/>
+                <w:bCs w:val="false"/>
+                <w:color w:val="000000"/>
+                <w:sz w:val="18"/>
+                <w:szCs w:val="18"/>
+              </w:rPr>
+              <w:t xml:space="preserve">Shell</w:t>
+            </w:r>
+          </w:p>
+        </w:tc>
+        <w:tc>
+          <w:tcPr>
+            <w:tcW w:type="dxa" w:w="1350"/>
+            <w:tcMar>
+              <w:top w:type="dxa" w:w="60"/>
+              <w:left w:type="dxa" w:w="100"/>
+              <w:bottom w:type="dxa" w:w="60"/>
+              <w:right w:type="dxa" w:w="100"/>
+            </w:tcMar>
+            <w:vAlign w:val="center"/>
+          </w:tcPr>
+          <w:p>
+            <w:pPr>
+              <w:jc w:val="center"/>
+            </w:pPr>
+            <w:r>
+              <w:rPr>
+                <w:b w:val="false"/>
+                <w:bCs w:val="false"/>
+                <w:color w:val="000000"/>
+                <w:sz w:val="18"/>
+                <w:szCs w:val="18"/>
+              </w:rPr>
+              <w:t xml:space="preserve">9.20M</w:t>
+            </w:r>
+          </w:p>
+        </w:tc>
+        <w:tc>
+          <w:tcPr>
+            <w:tcW w:type="dxa" w:w="1250"/>
+            <w:tcMar>
+              <w:top w:type="dxa" w:w="60"/>
+              <w:left w:type="dxa" w:w="100"/>
+              <w:bottom w:type="dxa" w:w="60"/>
+              <w:right w:type="dxa" w:w="100"/>
+            </w:tcMar>
+            <w:vAlign w:val="center"/>
+          </w:tcPr>
+          <w:p>
+            <w:pPr>
+              <w:jc w:val="center"/>
+            </w:pPr>
+            <w:r>
+              <w:rPr>
+                <w:b w:val="false"/>
+                <w:bCs w:val="false"/>
+                <w:color w:val="000000"/>
+                <w:sz w:val="18"/>
+                <w:szCs w:val="18"/>
+              </w:rPr>
+              <w:t xml:space="preserve">+50.2%</w:t>
+            </w:r>
+          </w:p>
+        </w:tc>
+        <w:tc>
+          <w:tcPr>
+            <w:tcW w:type="dxa" w:w="1250"/>
+            <w:tcMar>
+              <w:top w:type="dxa" w:w="60"/>
+              <w:left w:type="dxa" w:w="100"/>
+              <w:bottom w:type="dxa" w:w="60"/>
+              <w:right w:type="dxa" w:w="100"/>
+            </w:tcMar>
+            <w:vAlign w:val="center"/>
+          </w:tcPr>
+          <w:p>
+            <w:pPr>
+              <w:jc w:val="center"/>
+            </w:pPr>
+            <w:r>
+              <w:rPr>
+                <w:b w:val="false"/>
+                <w:bCs w:val="false"/>
+                <w:color w:val="000000"/>
+                <w:sz w:val="18"/>
+                <w:szCs w:val="18"/>
+              </w:rPr>
+              <w:t xml:space="preserve">36.2%</w:t>
+            </w:r>
+          </w:p>
+        </w:tc>
+      </w:tr>
+      <w:tr>
+        <w:tc>
+          <w:tcPr>
+            <w:tcW w:type="dxa" w:w="2900"/>
+            <w:shd w:fill="F5F5F5" w:val="clear"/>
+            <w:tcMar>
+              <w:top w:type="dxa" w:w="60"/>
+              <w:left w:type="dxa" w:w="100"/>
+              <w:bottom w:type="dxa" w:w="60"/>
+              <w:right w:type="dxa" w:w="100"/>
+            </w:tcMar>
+            <w:vAlign w:val="center"/>
+          </w:tcPr>
+          <w:p>
+            <w:pPr>
+              <w:jc w:val="left"/>
+            </w:pPr>
+            <w:r>
+              <w:rPr>
+                <w:b w:val="false"/>
+                <w:bCs w:val="false"/>
+                <w:color w:val="000000"/>
+                <w:sz w:val="18"/>
+                <w:szCs w:val="18"/>
+              </w:rPr>
+              <w:t xml:space="preserve">Spitz Down Hood (Men)</w:t>
+            </w:r>
+          </w:p>
+        </w:tc>
+        <w:tc>
+          <w:tcPr>
+            <w:tcW w:type="dxa" w:w="1600"/>
+            <w:shd w:fill="F5F5F5" w:val="clear"/>
+            <w:tcMar>
+              <w:top w:type="dxa" w:w="60"/>
+              <w:left w:type="dxa" w:w="100"/>
+              <w:bottom w:type="dxa" w:w="60"/>
+              <w:right w:type="dxa" w:w="100"/>
+            </w:tcMar>
+            <w:vAlign w:val="center"/>
+          </w:tcPr>
+          <w:p>
+            <w:pPr>
+              <w:jc w:val="center"/>
+            </w:pPr>
+            <w:r>
+              <w:rPr>
+                <w:b w:val="false"/>
+                <w:bCs w:val="false"/>
+                <w:color w:val="000000"/>
+                <w:sz w:val="18"/>
+                <w:szCs w:val="18"/>
+              </w:rPr>
+              <w:t xml:space="preserve">Insulation</w:t>
+            </w:r>
+          </w:p>
+        </w:tc>
+        <w:tc>
+          <w:tcPr>
+            <w:tcW w:type="dxa" w:w="1350"/>
+            <w:shd w:fill="F5F5F5" w:val="clear"/>
+            <w:tcMar>
+              <w:top w:type="dxa" w:w="60"/>
+              <w:left w:type="dxa" w:w="100"/>
+              <w:bottom w:type="dxa" w:w="60"/>
+              <w:right w:type="dxa" w:w="100"/>
+            </w:tcMar>
+            <w:vAlign w:val="center"/>
+          </w:tcPr>
+          <w:p>
+            <w:pPr>
+              <w:jc w:val="center"/>
+            </w:pPr>
+            <w:r>
+              <w:rPr>
+                <w:b w:val="false"/>
+                <w:bCs w:val="false"/>
+                <w:color w:val="000000"/>
+                <w:sz w:val="18"/>
+                <w:szCs w:val="18"/>
+              </w:rPr>
+              <w:t xml:space="preserve">4.07M</w:t>
+            </w:r>
+          </w:p>
+        </w:tc>
+        <w:tc>
+          <w:tcPr>
+            <w:tcW w:type="dxa" w:w="1250"/>
+            <w:shd w:fill="F5F5F5" w:val="clear"/>
+            <w:tcMar>
+              <w:top w:type="dxa" w:w="60"/>
+              <w:left w:type="dxa" w:w="100"/>
+              <w:bottom w:type="dxa" w:w="60"/>
+              <w:right w:type="dxa" w:w="100"/>
+            </w:tcMar>
+            <w:vAlign w:val="center"/>
+          </w:tcPr>
+          <w:p>
+            <w:pPr>
+              <w:jc w:val="center"/>
+            </w:pPr>
+            <w:r>
+              <w:rPr>
+                <w:b w:val="false"/>
+                <w:bCs w:val="false"/>
+                <w:color w:val="000000"/>
+                <w:sz w:val="18"/>
+                <w:szCs w:val="18"/>
+              </w:rPr>
+              <w:t xml:space="preserve">+7.6%</w:t>
+            </w:r>
+          </w:p>
+        </w:tc>
+        <w:tc>
+          <w:tcPr>
+            <w:tcW w:type="dxa" w:w="1250"/>
+            <w:shd w:fill="F5F5F5" w:val="clear"/>
+            <w:tcMar>
+              <w:top w:type="dxa" w:w="60"/>
+              <w:left w:type="dxa" w:w="100"/>
+              <w:bottom w:type="dxa" w:w="60"/>
+              <w:right w:type="dxa" w:w="100"/>
+            </w:tcMar>
+            <w:vAlign w:val="center"/>
+          </w:tcPr>
+          <w:p>
+            <w:pPr>
+              <w:jc w:val="center"/>
+            </w:pPr>
+            <w:r>
+              <w:rPr>
+                <w:b w:val="false"/>
+                <w:bCs w:val="false"/>
+                <w:color w:val="000000"/>
+                <w:sz w:val="18"/>
+                <w:szCs w:val="18"/>
+              </w:rPr>
+              <w:t xml:space="preserve">39.2%</w:t>
+            </w:r>
+          </w:p>
+        </w:tc>
+      </w:tr>
+      <w:tr>
+        <w:tc>
+          <w:tcPr>
+            <w:tcW w:type="dxa" w:w="2900"/>
+            <w:tcMar>
+              <w:top w:type="dxa" w:w="60"/>
+              <w:left w:type="dxa" w:w="100"/>
+              <w:bottom w:type="dxa" w:w="60"/>
+              <w:right w:type="dxa" w:w="100"/>
+            </w:tcMar>
+            <w:vAlign w:val="center"/>
+          </w:tcPr>
+          <w:p>
+            <w:pPr>
+              <w:jc w:val="left"/>
+            </w:pPr>
+            <w:r>
+              <w:rPr>
+                <w:b w:val="false"/>
+                <w:bCs w:val="false"/>
+                <w:color w:val="000000"/>
+                <w:sz w:val="18"/>
+                <w:szCs w:val="18"/>
+              </w:rPr>
+              <w:t xml:space="preserve">Spitz GTX PRO Jacket (Men)</w:t>
+            </w:r>
+          </w:p>
+        </w:tc>
+        <w:tc>
+          <w:tcPr>
+            <w:tcW w:type="dxa" w:w="1600"/>
+            <w:tcMar>
+              <w:top w:type="dxa" w:w="60"/>
+              <w:left w:type="dxa" w:w="100"/>
+              <w:bottom w:type="dxa" w:w="60"/>
+              <w:right w:type="dxa" w:w="100"/>
+            </w:tcMar>
+            <w:vAlign w:val="center"/>
+          </w:tcPr>
+          <w:p>
+            <w:pPr>
+              <w:jc w:val="center"/>
+            </w:pPr>
+            <w:r>
+              <w:rPr>
+                <w:b w:val="false"/>
+                <w:bCs w:val="false"/>
+                <w:color w:val="000000"/>
+                <w:sz w:val="18"/>
+                <w:szCs w:val="18"/>
+              </w:rPr>
+              <w:t xml:space="preserve">Shell</w:t>
+            </w:r>
+          </w:p>
+        </w:tc>
+        <w:tc>
+          <w:tcPr>
+            <w:tcW w:type="dxa" w:w="1350"/>
+            <w:tcMar>
+              <w:top w:type="dxa" w:w="60"/>
+              <w:left w:type="dxa" w:w="100"/>
+              <w:bottom w:type="dxa" w:w="60"/>
+              <w:right w:type="dxa" w:w="100"/>
+            </w:tcMar>
+            <w:vAlign w:val="center"/>
+          </w:tcPr>
+          <w:p>
+            <w:pPr>
+              <w:jc w:val="center"/>
+            </w:pPr>
+            <w:r>
+              <w:rPr>
+                <w:b w:val="false"/>
+                <w:bCs w:val="false"/>
+                <w:color w:val="000000"/>
+                <w:sz w:val="18"/>
+                <w:szCs w:val="18"/>
+              </w:rPr>
+              <w:t xml:space="preserve">3.84M</w:t>
+            </w:r>
+          </w:p>
+        </w:tc>
+        <w:tc>
+          <w:tcPr>
+            <w:tcW w:type="dxa" w:w="1250"/>
+            <w:tcMar>
+              <w:top w:type="dxa" w:w="60"/>
+              <w:left w:type="dxa" w:w="100"/>
+              <w:bottom w:type="dxa" w:w="60"/>
+              <w:right w:type="dxa" w:w="100"/>
+            </w:tcMar>
+            <w:vAlign w:val="center"/>
+          </w:tcPr>
+          <w:p>
+            <w:pPr>
+              <w:jc w:val="center"/>
+            </w:pPr>
+            <w:r>
+              <w:rPr>
+                <w:b w:val="false"/>
+                <w:bCs w:val="false"/>
+                <w:color w:val="000000"/>
+                <w:sz w:val="18"/>
+                <w:szCs w:val="18"/>
+              </w:rPr>
+              <w:t xml:space="preserve">-37.1%</w:t>
+            </w:r>
+          </w:p>
+        </w:tc>
+        <w:tc>
+          <w:tcPr>
+            <w:tcW w:type="dxa" w:w="1250"/>
+            <w:tcMar>
+              <w:top w:type="dxa" w:w="60"/>
+              <w:left w:type="dxa" w:w="100"/>
+              <w:bottom w:type="dxa" w:w="60"/>
+              <w:right w:type="dxa" w:w="100"/>
+            </w:tcMar>
+            <w:vAlign w:val="center"/>
+          </w:tcPr>
+          <w:p>
+            <w:pPr>
+              <w:jc w:val="center"/>
+            </w:pPr>
+            <w:r>
+              <w:rPr>
+                <w:b w:val="false"/>
+                <w:bCs w:val="false"/>
+                <w:color w:val="000000"/>
+                <w:sz w:val="18"/>
+                <w:szCs w:val="18"/>
+              </w:rPr>
+              <w:t xml:space="preserve">36.5%</w:t>
+            </w:r>
+          </w:p>
+        </w:tc>
+      </w:tr>
+      <w:tr>
+        <w:tc>
+          <w:tcPr>
+            <w:tcW w:type="dxa" w:w="2900"/>
+            <w:shd w:fill="F5F5F5" w:val="clear"/>
+            <w:tcMar>
+              <w:top w:type="dxa" w:w="60"/>
+              <w:left w:type="dxa" w:w="100"/>
+              <w:bottom w:type="dxa" w:w="60"/>
+              <w:right w:type="dxa" w:w="100"/>
+            </w:tcMar>
+            <w:vAlign w:val="center"/>
+          </w:tcPr>
+          <w:p>
+            <w:pPr>
+              <w:jc w:val="left"/>
+            </w:pPr>
+            <w:r>
+              <w:rPr>
+                <w:b w:val="false"/>
+                <w:bCs w:val="false"/>
+                <w:color w:val="000000"/>
+                <w:sz w:val="18"/>
+                <w:szCs w:val="18"/>
+              </w:rPr>
+              <w:t xml:space="preserve">Vassi GTX Jacket (Men)</w:t>
+            </w:r>
+          </w:p>
+        </w:tc>
+        <w:tc>
+          <w:tcPr>
+            <w:tcW w:type="dxa" w:w="1600"/>
+            <w:shd w:fill="F5F5F5" w:val="clear"/>
+            <w:tcMar>
+              <w:top w:type="dxa" w:w="60"/>
+              <w:left w:type="dxa" w:w="100"/>
+              <w:bottom w:type="dxa" w:w="60"/>
+              <w:right w:type="dxa" w:w="100"/>
+            </w:tcMar>
+            <w:vAlign w:val="center"/>
+          </w:tcPr>
+          <w:p>
+            <w:pPr>
+              <w:jc w:val="center"/>
+            </w:pPr>
+            <w:r>
+              <w:rPr>
+                <w:b w:val="false"/>
+                <w:bCs w:val="false"/>
+                <w:color w:val="000000"/>
+                <w:sz w:val="18"/>
+                <w:szCs w:val="18"/>
+              </w:rPr>
+              <w:t xml:space="preserve">Shell</w:t>
+            </w:r>
+          </w:p>
+        </w:tc>
+        <w:tc>
+          <w:tcPr>
+            <w:tcW w:type="dxa" w:w="1350"/>
+            <w:shd w:fill="F5F5F5" w:val="clear"/>
+            <w:tcMar>
+              <w:top w:type="dxa" w:w="60"/>
+              <w:left w:type="dxa" w:w="100"/>
+              <w:bottom w:type="dxa" w:w="60"/>
+              <w:right w:type="dxa" w:w="100"/>
+            </w:tcMar>
+            <w:vAlign w:val="center"/>
+          </w:tcPr>
+          <w:p>
+            <w:pPr>
+              <w:jc w:val="center"/>
+            </w:pPr>
+            <w:r>
+              <w:rPr>
+                <w:b w:val="false"/>
+                <w:bCs w:val="false"/>
+                <w:color w:val="000000"/>
+                <w:sz w:val="18"/>
+                <w:szCs w:val="18"/>
+              </w:rPr>
+              <w:t xml:space="preserve">3.51M</w:t>
+            </w:r>
+          </w:p>
+        </w:tc>
+        <w:tc>
+          <w:tcPr>
+            <w:tcW w:type="dxa" w:w="1250"/>
+            <w:shd w:fill="F5F5F5" w:val="clear"/>
+            <w:tcMar>
+              <w:top w:type="dxa" w:w="60"/>
+              <w:left w:type="dxa" w:w="100"/>
+              <w:bottom w:type="dxa" w:w="60"/>
+              <w:right w:type="dxa" w:w="100"/>
+            </w:tcMar>
+            <w:vAlign w:val="center"/>
+          </w:tcPr>
+          <w:p>
+            <w:pPr>
+              <w:jc w:val="center"/>
+            </w:pPr>
+            <w:r>
+              <w:rPr>
+                <w:b w:val="false"/>
+                <w:bCs w:val="false"/>
+                <w:color w:val="000000"/>
+                <w:sz w:val="18"/>
+                <w:szCs w:val="18"/>
+              </w:rPr>
+              <w:t xml:space="preserve">-17.3%</w:t>
+            </w:r>
+          </w:p>
+        </w:tc>
+        <w:tc>
+          <w:tcPr>
+            <w:tcW w:type="dxa" w:w="1250"/>
+            <w:shd w:fill="F5F5F5" w:val="clear"/>
+            <w:tcMar>
+              <w:top w:type="dxa" w:w="60"/>
+              <w:left w:type="dxa" w:w="100"/>
+              <w:bottom w:type="dxa" w:w="60"/>
+              <w:right w:type="dxa" w:w="100"/>
+            </w:tcMar>
+            <w:vAlign w:val="center"/>
+          </w:tcPr>
+          <w:p>
+            <w:pPr>
+              <w:jc w:val="center"/>
+            </w:pPr>
+            <w:r>
+              <w:rPr>
+                <w:b w:val="false"/>
+                <w:bCs w:val="false"/>
+                <w:color w:val="000000"/>
+                <w:sz w:val="18"/>
+                <w:szCs w:val="18"/>
+              </w:rPr>
+              <w:t xml:space="preserve">35.7%</w:t>
+            </w:r>
+          </w:p>
+        </w:tc>
+      </w:tr>
+      <w:tr>
+        <w:tc>
+          <w:tcPr>
+            <w:tcW w:type="dxa" w:w="2900"/>
+            <w:tcMar>
+              <w:top w:type="dxa" w:w="60"/>
+              <w:left w:type="dxa" w:w="100"/>
+              <w:bottom w:type="dxa" w:w="60"/>
+              <w:right w:type="dxa" w:w="100"/>
+            </w:tcMar>
+            <w:vAlign w:val="center"/>
+          </w:tcPr>
+          <w:p>
+            <w:pPr>
+              <w:jc w:val="left"/>
+            </w:pPr>
+            <w:r>
+              <w:rPr>
+                <w:b w:val="false"/>
+                <w:bCs w:val="false"/>
+                <w:color w:val="000000"/>
+                <w:sz w:val="18"/>
+                <w:szCs w:val="18"/>
+              </w:rPr>
+              <w:t xml:space="preserve">Vassi GTX Jacket (Women)</w:t>
+            </w:r>
+          </w:p>
+        </w:tc>
+        <w:tc>
+          <w:tcPr>
+            <w:tcW w:type="dxa" w:w="1600"/>
+            <w:tcMar>
+              <w:top w:type="dxa" w:w="60"/>
+              <w:left w:type="dxa" w:w="100"/>
+              <w:bottom w:type="dxa" w:w="60"/>
+              <w:right w:type="dxa" w:w="100"/>
+            </w:tcMar>
+            <w:vAlign w:val="center"/>
+          </w:tcPr>
+          <w:p>
+            <w:pPr>
+              <w:jc w:val="center"/>
+            </w:pPr>
+            <w:r>
+              <w:rPr>
+                <w:b w:val="false"/>
+                <w:bCs w:val="false"/>
+                <w:color w:val="000000"/>
+                <w:sz w:val="18"/>
+                <w:szCs w:val="18"/>
+              </w:rPr>
+              <w:t xml:space="preserve">Shell</w:t>
+            </w:r>
+          </w:p>
+        </w:tc>
+        <w:tc>
+          <w:tcPr>
+            <w:tcW w:type="dxa" w:w="1350"/>
+            <w:tcMar>
+              <w:top w:type="dxa" w:w="60"/>
+              <w:left w:type="dxa" w:w="100"/>
+              <w:bottom w:type="dxa" w:w="60"/>
+              <w:right w:type="dxa" w:w="100"/>
+            </w:tcMar>
+            <w:vAlign w:val="center"/>
+          </w:tcPr>
+          <w:p>
+            <w:pPr>
+              <w:jc w:val="center"/>
+            </w:pPr>
+            <w:r>
+              <w:rPr>
+                <w:b w:val="false"/>
+                <w:bCs w:val="false"/>
+                <w:color w:val="000000"/>
+                <w:sz w:val="18"/>
+                <w:szCs w:val="18"/>
+              </w:rPr>
+              <w:t xml:space="preserve">2.11M</w:t>
+            </w:r>
+          </w:p>
+        </w:tc>
+        <w:tc>
+          <w:tcPr>
+            <w:tcW w:type="dxa" w:w="1250"/>
+            <w:tcMar>
+              <w:top w:type="dxa" w:w="60"/>
+              <w:left w:type="dxa" w:w="100"/>
+              <w:bottom w:type="dxa" w:w="60"/>
+              <w:right w:type="dxa" w:w="100"/>
+            </w:tcMar>
+            <w:vAlign w:val="center"/>
+          </w:tcPr>
+          <w:p>
+            <w:pPr>
+              <w:jc w:val="center"/>
+            </w:pPr>
+            <w:r>
+              <w:rPr>
+                <w:b w:val="false"/>
+                <w:bCs w:val="false"/>
+                <w:color w:val="000000"/>
+                <w:sz w:val="18"/>
+                <w:szCs w:val="18"/>
+              </w:rPr>
+              <w:t xml:space="preserve">+5.7%</w:t>
+            </w:r>
+          </w:p>
+        </w:tc>
+        <w:tc>
+          <w:tcPr>
+            <w:tcW w:type="dxa" w:w="1250"/>
+            <w:tcMar>
+              <w:top w:type="dxa" w:w="60"/>
+              <w:left w:type="dxa" w:w="100"/>
+              <w:bottom w:type="dxa" w:w="60"/>
+              <w:right w:type="dxa" w:w="100"/>
+            </w:tcMar>
+            <w:vAlign w:val="center"/>
+          </w:tcPr>
+          <w:p>
+            <w:pPr>
+              <w:jc w:val="center"/>
+            </w:pPr>
+            <w:r>
+              <w:rPr>
+                <w:b w:val="false"/>
+                <w:bCs w:val="false"/>
+                <w:color w:val="000000"/>
+                <w:sz w:val="18"/>
+                <w:szCs w:val="18"/>
+              </w:rPr>
+              <w:t xml:space="preserve">37.9%</w:t>
+            </w:r>
+          </w:p>
+        </w:tc>
+      </w:tr>
+      <w:tr>
+        <w:tc>
+          <w:tcPr>
+            <w:tcW w:type="dxa" w:w="2900"/>
+            <w:shd w:fill="F5F5F5" w:val="clear"/>
+            <w:tcMar>
+              <w:top w:type="dxa" w:w="60"/>
+              <w:left w:type="dxa" w:w="100"/>
+              <w:bottom w:type="dxa" w:w="60"/>
+              <w:right w:type="dxa" w:w="100"/>
+            </w:tcMar>
+            <w:vAlign w:val="center"/>
+          </w:tcPr>
+          <w:p>
+            <w:pPr>
+              <w:jc w:val="left"/>
+            </w:pPr>
+            <w:r>
+              <w:rPr>
+                <w:b w:val="false"/>
+                <w:bCs w:val="false"/>
+                <w:color w:val="000000"/>
+                <w:sz w:val="18"/>
+                <w:szCs w:val="18"/>
+              </w:rPr>
+              <w:t xml:space="preserve">L.I.M Down Hood (Men)</w:t>
+            </w:r>
+          </w:p>
+        </w:tc>
+        <w:tc>
+          <w:tcPr>
+            <w:tcW w:type="dxa" w:w="1600"/>
+            <w:shd w:fill="F5F5F5" w:val="clear"/>
+            <w:tcMar>
+              <w:top w:type="dxa" w:w="60"/>
+              <w:left w:type="dxa" w:w="100"/>
+              <w:bottom w:type="dxa" w:w="60"/>
+              <w:right w:type="dxa" w:w="100"/>
+            </w:tcMar>
+            <w:vAlign w:val="center"/>
+          </w:tcPr>
+          <w:p>
+            <w:pPr>
+              <w:jc w:val="center"/>
+            </w:pPr>
+            <w:r>
+              <w:rPr>
+                <w:b w:val="false"/>
+                <w:bCs w:val="false"/>
+                <w:color w:val="000000"/>
+                <w:sz w:val="18"/>
+                <w:szCs w:val="18"/>
+              </w:rPr>
+              <w:t xml:space="preserve">Insulation</w:t>
+            </w:r>
+          </w:p>
+        </w:tc>
+        <w:tc>
+          <w:tcPr>
+            <w:tcW w:type="dxa" w:w="1350"/>
+            <w:shd w:fill="F5F5F5" w:val="clear"/>
+            <w:tcMar>
+              <w:top w:type="dxa" w:w="60"/>
+              <w:left w:type="dxa" w:w="100"/>
+              <w:bottom w:type="dxa" w:w="60"/>
+              <w:right w:type="dxa" w:w="100"/>
+            </w:tcMar>
+            <w:vAlign w:val="center"/>
+          </w:tcPr>
+          <w:p>
+            <w:pPr>
+              <w:jc w:val="center"/>
+            </w:pPr>
+            <w:r>
+              <w:rPr>
+                <w:b w:val="false"/>
+                <w:bCs w:val="false"/>
+                <w:color w:val="000000"/>
+                <w:sz w:val="18"/>
+                <w:szCs w:val="18"/>
+              </w:rPr>
+              <w:t xml:space="preserve">1.95M</w:t>
+            </w:r>
+          </w:p>
+        </w:tc>
+        <w:tc>
+          <w:tcPr>
+            <w:tcW w:type="dxa" w:w="1250"/>
+            <w:shd w:fill="F5F5F5" w:val="clear"/>
+            <w:tcMar>
+              <w:top w:type="dxa" w:w="60"/>
+              <w:left w:type="dxa" w:w="100"/>
+              <w:bottom w:type="dxa" w:w="60"/>
+              <w:right w:type="dxa" w:w="100"/>
+            </w:tcMar>
+            <w:vAlign w:val="center"/>
+          </w:tcPr>
+          <w:p>
+            <w:pPr>
+              <w:jc w:val="center"/>
+            </w:pPr>
+            <w:r>
+              <w:rPr>
+                <w:b w:val="false"/>
+                <w:bCs w:val="false"/>
+                <w:color w:val="000000"/>
+                <w:sz w:val="18"/>
+                <w:szCs w:val="18"/>
+              </w:rPr>
+              <w:t xml:space="preserve">+14.2%</w:t>
+            </w:r>
+          </w:p>
+        </w:tc>
+        <w:tc>
+          <w:tcPr>
+            <w:tcW w:type="dxa" w:w="1250"/>
+            <w:shd w:fill="F5F5F5" w:val="clear"/>
+            <w:tcMar>
+              <w:top w:type="dxa" w:w="60"/>
+              <w:left w:type="dxa" w:w="100"/>
+              <w:bottom w:type="dxa" w:w="60"/>
+              <w:right w:type="dxa" w:w="100"/>
+            </w:tcMar>
+            <w:vAlign w:val="center"/>
+          </w:tcPr>
+          <w:p>
+            <w:pPr>
+              <w:jc w:val="center"/>
+            </w:pPr>
+            <w:r>
+              <w:rPr>
+                <w:b w:val="false"/>
+                <w:bCs w:val="false"/>
+                <w:color w:val="000000"/>
+                <w:sz w:val="18"/>
+                <w:szCs w:val="18"/>
+              </w:rPr>
+              <w:t xml:space="preserve">38.8%</w:t>
+            </w:r>
+          </w:p>
+        </w:tc>
+      </w:tr>
+      <w:tr>
+        <w:tc>
+          <w:tcPr>
+            <w:tcW w:type="dxa" w:w="2900"/>
+            <w:tcMar>
+              <w:top w:type="dxa" w:w="60"/>
+              <w:left w:type="dxa" w:w="100"/>
+              <w:bottom w:type="dxa" w:w="60"/>
+              <w:right w:type="dxa" w:w="100"/>
+            </w:tcMar>
+            <w:vAlign w:val="center"/>
+          </w:tcPr>
+          <w:p>
+            <w:pPr>
+              <w:jc w:val="left"/>
+            </w:pPr>
+            <w:r>
+              <w:rPr>
+                <w:b w:val="false"/>
+                <w:bCs w:val="false"/>
+                <w:color w:val="000000"/>
+                <w:sz w:val="18"/>
+                <w:szCs w:val="18"/>
+              </w:rPr>
+              <w:t xml:space="preserve">Vassi GTX Pro Bib (Women)</w:t>
+            </w:r>
+          </w:p>
+        </w:tc>
+        <w:tc>
+          <w:tcPr>
+            <w:tcW w:type="dxa" w:w="1600"/>
+            <w:tcMar>
+              <w:top w:type="dxa" w:w="60"/>
+              <w:left w:type="dxa" w:w="100"/>
+              <w:bottom w:type="dxa" w:w="60"/>
+              <w:right w:type="dxa" w:w="100"/>
+            </w:tcMar>
+            <w:vAlign w:val="center"/>
+          </w:tcPr>
+          <w:p>
+            <w:pPr>
+              <w:jc w:val="center"/>
+            </w:pPr>
+            <w:r>
+              <w:rPr>
+                <w:b w:val="false"/>
+                <w:bCs w:val="false"/>
+                <w:color w:val="000000"/>
+                <w:sz w:val="18"/>
+                <w:szCs w:val="18"/>
+              </w:rPr>
+              <w:t xml:space="preserve">Shell</w:t>
+            </w:r>
+          </w:p>
+        </w:tc>
+        <w:tc>
+          <w:tcPr>
+            <w:tcW w:type="dxa" w:w="1350"/>
+            <w:tcMar>
+              <w:top w:type="dxa" w:w="60"/>
+              <w:left w:type="dxa" w:w="100"/>
+              <w:bottom w:type="dxa" w:w="60"/>
+              <w:right w:type="dxa" w:w="100"/>
+            </w:tcMar>
+            <w:vAlign w:val="center"/>
+          </w:tcPr>
+          <w:p>
+            <w:pPr>
+              <w:jc w:val="center"/>
+            </w:pPr>
+            <w:r>
+              <w:rPr>
+                <w:b w:val="false"/>
+                <w:bCs w:val="false"/>
+                <w:color w:val="000000"/>
+                <w:sz w:val="18"/>
+                <w:szCs w:val="18"/>
+              </w:rPr>
+              <w:t xml:space="preserve">1.88M</w:t>
+            </w:r>
+          </w:p>
+        </w:tc>
+        <w:tc>
+          <w:tcPr>
+            <w:tcW w:type="dxa" w:w="1250"/>
+            <w:tcMar>
+              <w:top w:type="dxa" w:w="60"/>
+              <w:left w:type="dxa" w:w="100"/>
+              <w:bottom w:type="dxa" w:w="60"/>
+              <w:right w:type="dxa" w:w="100"/>
+            </w:tcMar>
+            <w:vAlign w:val="center"/>
+          </w:tcPr>
+          <w:p>
+            <w:pPr>
+              <w:jc w:val="center"/>
+            </w:pPr>
+            <w:r>
+              <w:rPr>
+                <w:b w:val="false"/>
+                <w:bCs w:val="false"/>
+                <w:color w:val="000000"/>
+                <w:sz w:val="18"/>
+                <w:szCs w:val="18"/>
+              </w:rPr>
+              <w:t xml:space="preserve">+49.9%</w:t>
+            </w:r>
+          </w:p>
+        </w:tc>
+        <w:tc>
+          <w:tcPr>
+            <w:tcW w:type="dxa" w:w="1250"/>
+            <w:tcMar>
+              <w:top w:type="dxa" w:w="60"/>
+              <w:left w:type="dxa" w:w="100"/>
+              <w:bottom w:type="dxa" w:w="60"/>
+              <w:right w:type="dxa" w:w="100"/>
+            </w:tcMar>
+            <w:vAlign w:val="center"/>
+          </w:tcPr>
+          <w:p>
+            <w:pPr>
+              <w:jc w:val="center"/>
+            </w:pPr>
+            <w:r>
+              <w:rPr>
+                <w:b w:val="false"/>
+                <w:bCs w:val="false"/>
+                <w:color w:val="000000"/>
+                <w:sz w:val="18"/>
+                <w:szCs w:val="18"/>
+              </w:rPr>
+              <w:t xml:space="preserve">40.0%</w:t>
+            </w:r>
+          </w:p>
+        </w:tc>
+      </w:tr>
+      <w:tr>
+        <w:tc>
+          <w:tcPr>
+            <w:tcW w:type="dxa" w:w="2900"/>
+            <w:shd w:fill="F5F5F5" w:val="clear"/>
+            <w:tcMar>
+              <w:top w:type="dxa" w:w="60"/>
+              <w:left w:type="dxa" w:w="100"/>
+              <w:bottom w:type="dxa" w:w="60"/>
+              <w:right w:type="dxa" w:w="100"/>
+            </w:tcMar>
+            <w:vAlign w:val="center"/>
+          </w:tcPr>
+          <w:p>
+            <w:pPr>
+              <w:jc w:val="left"/>
+            </w:pPr>
+            <w:r>
+              <w:rPr>
+                <w:b w:val="false"/>
+                <w:bCs w:val="false"/>
+                <w:color w:val="000000"/>
+                <w:sz w:val="18"/>
+                <w:szCs w:val="18"/>
+              </w:rPr>
+              <w:t xml:space="preserve">Spitz GTX PRO Jacket (Women)</w:t>
+            </w:r>
+          </w:p>
+        </w:tc>
+        <w:tc>
+          <w:tcPr>
+            <w:tcW w:type="dxa" w:w="1600"/>
+            <w:shd w:fill="F5F5F5" w:val="clear"/>
+            <w:tcMar>
+              <w:top w:type="dxa" w:w="60"/>
+              <w:left w:type="dxa" w:w="100"/>
+              <w:bottom w:type="dxa" w:w="60"/>
+              <w:right w:type="dxa" w:w="100"/>
+            </w:tcMar>
+            <w:vAlign w:val="center"/>
+          </w:tcPr>
+          <w:p>
+            <w:pPr>
+              <w:jc w:val="center"/>
+            </w:pPr>
+            <w:r>
+              <w:rPr>
+                <w:b w:val="false"/>
+                <w:bCs w:val="false"/>
+                <w:color w:val="000000"/>
+                <w:sz w:val="18"/>
+                <w:szCs w:val="18"/>
+              </w:rPr>
+              <w:t xml:space="preserve">Shell</w:t>
+            </w:r>
+          </w:p>
+        </w:tc>
+        <w:tc>
+          <w:tcPr>
+            <w:tcW w:type="dxa" w:w="1350"/>
+            <w:shd w:fill="F5F5F5" w:val="clear"/>
+            <w:tcMar>
+              <w:top w:type="dxa" w:w="60"/>
+              <w:left w:type="dxa" w:w="100"/>
+              <w:bottom w:type="dxa" w:w="60"/>
+              <w:right w:type="dxa" w:w="100"/>
+            </w:tcMar>
+            <w:vAlign w:val="center"/>
+          </w:tcPr>
+          <w:p>
+            <w:pPr>
+              <w:jc w:val="center"/>
+            </w:pPr>
+            <w:r>
+              <w:rPr>
+                <w:b w:val="false"/>
+                <w:bCs w:val="false"/>
+                <w:color w:val="000000"/>
+                <w:sz w:val="18"/>
+                <w:szCs w:val="18"/>
+              </w:rPr>
+              <w:t xml:space="preserve">1.68M</w:t>
+            </w:r>
+          </w:p>
+        </w:tc>
+        <w:tc>
+          <w:tcPr>
+            <w:tcW w:type="dxa" w:w="1250"/>
+            <w:shd w:fill="F5F5F5" w:val="clear"/>
+            <w:tcMar>
+              <w:top w:type="dxa" w:w="60"/>
+              <w:left w:type="dxa" w:w="100"/>
+              <w:bottom w:type="dxa" w:w="60"/>
+              <w:right w:type="dxa" w:w="100"/>
+            </w:tcMar>
+            <w:vAlign w:val="center"/>
+          </w:tcPr>
+          <w:p>
+            <w:pPr>
+              <w:jc w:val="center"/>
+            </w:pPr>
+            <w:r>
+              <w:rPr>
+                <w:b w:val="false"/>
+                <w:bCs w:val="false"/>
+                <w:color w:val="000000"/>
+                <w:sz w:val="18"/>
+                <w:szCs w:val="18"/>
+              </w:rPr>
+              <w:t xml:space="preserve">-5.7%</w:t>
+            </w:r>
+          </w:p>
+        </w:tc>
+        <w:tc>
+          <w:tcPr>
+            <w:tcW w:type="dxa" w:w="1250"/>
+            <w:shd w:fill="F5F5F5" w:val="clear"/>
+            <w:tcMar>
+              <w:top w:type="dxa" w:w="60"/>
+              <w:left w:type="dxa" w:w="100"/>
+              <w:bottom w:type="dxa" w:w="60"/>
+              <w:right w:type="dxa" w:w="100"/>
+            </w:tcMar>
+            <w:vAlign w:val="center"/>
+          </w:tcPr>
+          <w:p>
+            <w:pPr>
+              <w:jc w:val="center"/>
+            </w:pPr>
+            <w:r>
+              <w:rPr>
+                <w:b w:val="false"/>
+                <w:bCs w:val="false"/>
+                <w:color w:val="000000"/>
+                <w:sz w:val="18"/>
+                <w:szCs w:val="18"/>
+              </w:rPr>
+              <w:t xml:space="preserve">34.2%</w:t>
+            </w:r>
+          </w:p>
+        </w:tc>
+      </w:tr>
+      <w:tr>
+        <w:tc>
+          <w:tcPr>
+            <w:tcW w:type="dxa" w:w="2900"/>
+            <w:tcMar>
+              <w:top w:type="dxa" w:w="60"/>
+              <w:left w:type="dxa" w:w="100"/>
+              <w:bottom w:type="dxa" w:w="60"/>
+              <w:right w:type="dxa" w:w="100"/>
+            </w:tcMar>
+            <w:vAlign w:val="center"/>
+          </w:tcPr>
+          <w:p>
+            <w:pPr>
+              <w:jc w:val="left"/>
+            </w:pPr>
+            <w:r>
+              <w:rPr>
+                <w:b w:val="false"/>
+                <w:bCs w:val="false"/>
+                <w:color w:val="000000"/>
+                <w:sz w:val="18"/>
+                <w:szCs w:val="18"/>
+              </w:rPr>
+              <w:t xml:space="preserve">Haglöfs Path GTX Low (Men)</w:t>
+            </w:r>
+          </w:p>
+        </w:tc>
+        <w:tc>
+          <w:tcPr>
+            <w:tcW w:type="dxa" w:w="1600"/>
+            <w:tcMar>
+              <w:top w:type="dxa" w:w="60"/>
+              <w:left w:type="dxa" w:w="100"/>
+              <w:bottom w:type="dxa" w:w="60"/>
+              <w:right w:type="dxa" w:w="100"/>
+            </w:tcMar>
+            <w:vAlign w:val="center"/>
+          </w:tcPr>
+          <w:p>
+            <w:pPr>
+              <w:jc w:val="center"/>
+            </w:pPr>
+            <w:r>
+              <w:rPr>
+                <w:b w:val="false"/>
+                <w:bCs w:val="false"/>
+                <w:color w:val="000000"/>
+                <w:sz w:val="18"/>
+                <w:szCs w:val="18"/>
+              </w:rPr>
+              <w:t xml:space="preserve">Hiking shoes</w:t>
+            </w:r>
+          </w:p>
+        </w:tc>
+        <w:tc>
+          <w:tcPr>
+            <w:tcW w:type="dxa" w:w="1350"/>
+            <w:tcMar>
+              <w:top w:type="dxa" w:w="60"/>
+              <w:left w:type="dxa" w:w="100"/>
+              <w:bottom w:type="dxa" w:w="60"/>
+              <w:right w:type="dxa" w:w="100"/>
+            </w:tcMar>
+            <w:vAlign w:val="center"/>
+          </w:tcPr>
+          <w:p>
+            <w:pPr>
+              <w:jc w:val="center"/>
+            </w:pPr>
+            <w:r>
+              <w:rPr>
+                <w:b w:val="false"/>
+                <w:bCs w:val="false"/>
+                <w:color w:val="000000"/>
+                <w:sz w:val="18"/>
+                <w:szCs w:val="18"/>
+              </w:rPr>
+              <w:t xml:space="preserve">1.59M</w:t>
+            </w:r>
+          </w:p>
+        </w:tc>
+        <w:tc>
+          <w:tcPr>
+            <w:tcW w:type="dxa" w:w="1250"/>
+            <w:tcMar>
+              <w:top w:type="dxa" w:w="60"/>
+              <w:left w:type="dxa" w:w="100"/>
+              <w:bottom w:type="dxa" w:w="60"/>
+              <w:right w:type="dxa" w:w="100"/>
+            </w:tcMar>
+            <w:vAlign w:val="center"/>
+          </w:tcPr>
+          <w:p>
+            <w:pPr>
+              <w:jc w:val="center"/>
+            </w:pPr>
+            <w:r>
+              <w:rPr>
+                <w:b w:val="false"/>
+                <w:bCs w:val="false"/>
+                <w:color w:val="000000"/>
+                <w:sz w:val="18"/>
+                <w:szCs w:val="18"/>
+              </w:rPr>
+              <w:t xml:space="preserve">-7.1%</w:t>
+            </w:r>
+          </w:p>
+        </w:tc>
+        <w:tc>
+          <w:tcPr>
+            <w:tcW w:type="dxa" w:w="1250"/>
+            <w:tcMar>
+              <w:top w:type="dxa" w:w="60"/>
+              <w:left w:type="dxa" w:w="100"/>
+              <w:bottom w:type="dxa" w:w="60"/>
+              <w:right w:type="dxa" w:w="100"/>
+            </w:tcMar>
+            <w:vAlign w:val="center"/>
+          </w:tcPr>
+          <w:p>
+            <w:pPr>
+              <w:jc w:val="center"/>
+            </w:pPr>
+            <w:r>
+              <w:rPr>
+                <w:b w:val="false"/>
+                <w:bCs w:val="false"/>
+                <w:color w:val="000000"/>
+                <w:sz w:val="18"/>
+                <w:szCs w:val="18"/>
+              </w:rPr>
+              <w:t xml:space="preserve">35.2%</w:t>
+            </w:r>
+          </w:p>
+        </w:tc>
+      </w:tr>
+      <w:tr>
+        <w:tc>
+          <w:tcPr>
+            <w:tcW w:type="dxa" w:w="2900"/>
+            <w:shd w:fill="F5F5F5" w:val="clear"/>
+            <w:tcMar>
+              <w:top w:type="dxa" w:w="60"/>
+              <w:left w:type="dxa" w:w="100"/>
+              <w:bottom w:type="dxa" w:w="60"/>
+              <w:right w:type="dxa" w:w="100"/>
+            </w:tcMar>
+            <w:vAlign w:val="center"/>
+          </w:tcPr>
+          <w:p>
+            <w:pPr>
+              <w:jc w:val="left"/>
+            </w:pPr>
+            <w:r>
+              <w:rPr>
+                <w:b w:val="false"/>
+                <w:bCs w:val="false"/>
+                <w:color w:val="000000"/>
+                <w:sz w:val="18"/>
+                <w:szCs w:val="18"/>
+              </w:rPr>
+              <w:t xml:space="preserve">Mid Slim Pant (Women)</w:t>
+            </w:r>
+          </w:p>
+        </w:tc>
+        <w:tc>
+          <w:tcPr>
+            <w:tcW w:type="dxa" w:w="1600"/>
+            <w:shd w:fill="F5F5F5" w:val="clear"/>
+            <w:tcMar>
+              <w:top w:type="dxa" w:w="60"/>
+              <w:left w:type="dxa" w:w="100"/>
+              <w:bottom w:type="dxa" w:w="60"/>
+              <w:right w:type="dxa" w:w="100"/>
+            </w:tcMar>
+            <w:vAlign w:val="center"/>
+          </w:tcPr>
+          <w:p>
+            <w:pPr>
+              <w:jc w:val="center"/>
+            </w:pPr>
+            <w:r>
+              <w:rPr>
+                <w:b w:val="false"/>
+                <w:bCs w:val="false"/>
+                <w:color w:val="000000"/>
+                <w:sz w:val="18"/>
+                <w:szCs w:val="18"/>
+              </w:rPr>
+              <w:t xml:space="preserve">Legwear</w:t>
+            </w:r>
+          </w:p>
+        </w:tc>
+        <w:tc>
+          <w:tcPr>
+            <w:tcW w:type="dxa" w:w="1350"/>
+            <w:shd w:fill="F5F5F5" w:val="clear"/>
+            <w:tcMar>
+              <w:top w:type="dxa" w:w="60"/>
+              <w:left w:type="dxa" w:w="100"/>
+              <w:bottom w:type="dxa" w:w="60"/>
+              <w:right w:type="dxa" w:w="100"/>
+            </w:tcMar>
+            <w:vAlign w:val="center"/>
+          </w:tcPr>
+          <w:p>
+            <w:pPr>
+              <w:jc w:val="center"/>
+            </w:pPr>
+            <w:r>
+              <w:rPr>
+                <w:b w:val="false"/>
+                <w:bCs w:val="false"/>
+                <w:color w:val="000000"/>
+                <w:sz w:val="18"/>
+                <w:szCs w:val="18"/>
+              </w:rPr>
+              <w:t xml:space="preserve">1.52M</w:t>
+            </w:r>
+          </w:p>
+        </w:tc>
+        <w:tc>
+          <w:tcPr>
+            <w:tcW w:type="dxa" w:w="1250"/>
+            <w:shd w:fill="F5F5F5" w:val="clear"/>
+            <w:tcMar>
+              <w:top w:type="dxa" w:w="60"/>
+              <w:left w:type="dxa" w:w="100"/>
+              <w:bottom w:type="dxa" w:w="60"/>
+              <w:right w:type="dxa" w:w="100"/>
+            </w:tcMar>
+            <w:vAlign w:val="center"/>
+          </w:tcPr>
+          <w:p>
+            <w:pPr>
+              <w:jc w:val="center"/>
+            </w:pPr>
+            <w:r>
+              <w:rPr>
+                <w:b w:val="false"/>
+                <w:bCs w:val="false"/>
+                <w:color w:val="000000"/>
+                <w:sz w:val="18"/>
+                <w:szCs w:val="18"/>
+              </w:rPr>
+              <w:t xml:space="preserve">-58.9%</w:t>
+            </w:r>
+          </w:p>
+        </w:tc>
+        <w:tc>
+          <w:tcPr>
+            <w:tcW w:type="dxa" w:w="1250"/>
+            <w:shd w:fill="F5F5F5" w:val="clear"/>
+            <w:tcMar>
+              <w:top w:type="dxa" w:w="60"/>
+              <w:left w:type="dxa" w:w="100"/>
+              <w:bottom w:type="dxa" w:w="60"/>
+              <w:right w:type="dxa" w:w="100"/>
+            </w:tcMar>
+            <w:vAlign w:val="center"/>
+          </w:tcPr>
+          <w:p>
+            <w:pPr>
+              <w:jc w:val="center"/>
+            </w:pPr>
+            <w:r>
+              <w:rPr>
+                <w:b w:val="false"/>
+                <w:bCs w:val="false"/>
+                <w:color w:val="000000"/>
+                <w:sz w:val="18"/>
+                <w:szCs w:val="18"/>
+              </w:rPr>
+              <w:t xml:space="preserve">36.9%</w:t>
+            </w:r>
+          </w:p>
+        </w:tc>
+      </w:tr>
+    </w:tbl>
+    <w:p>
+      <w:pPr>
+        <w:spacing w:after="160"/>
+      </w:pPr>
+      <w:r>
+        <w:t xml:space="preserve">Top 10 of the 108 not-found-anywhere franchises, by 2025 sales:</w:t>
+      </w:r>
+    </w:p>
+    <w:tbl>
+      <w:tblPr>
+        <w:tblW w:type="dxa" w:w="9350"/>
+        <w:tblBorders>
+          <w:top w:val="single" w:color="auto" w:sz="4"/>
+          <w:left w:val="single" w:color="auto" w:sz="4"/>
+          <w:bottom w:val="single" w:color="auto" w:sz="4"/>
+          <w:right w:val="single" w:color="auto" w:sz="4"/>
+          <w:insideH w:val="single" w:color="auto" w:sz="4"/>
+          <w:insideV w:val="single" w:color="auto" w:sz="4"/>
+        </w:tblBorders>
+      </w:tblPr>
+      <w:tblGrid>
+        <w:gridCol w:w="2900"/>
+        <w:gridCol w:w="1600"/>
+        <w:gridCol w:w="1350"/>
+        <w:gridCol w:w="1250"/>
+        <w:gridCol w:w="1250"/>
+      </w:tblGrid>
+      <w:tr>
+        <w:trPr>
+          <w:tblHeader/>
+        </w:trPr>
+        <w:tc>
+          <w:tcPr>
+            <w:tcW w:type="dxa" w:w="2900"/>
+            <w:shd w:fill="2F2F2F" w:val="clear"/>
+            <w:tcMar>
+              <w:top w:type="dxa" w:w="60"/>
+              <w:left w:type="dxa" w:w="100"/>
+              <w:bottom w:type="dxa" w:w="60"/>
+              <w:right w:type="dxa" w:w="100"/>
+            </w:tcMar>
+            <w:vAlign w:val="center"/>
+          </w:tcPr>
+          <w:p>
+            <w:pPr>
+              <w:jc w:val="left"/>
+            </w:pPr>
+            <w:r>
+              <w:rPr>
+                <w:b/>
+                <w:bCs/>
+                <w:color w:val="FFFFFF"/>
+                <w:sz w:val="18"/>
+                <w:szCs w:val="18"/>
+              </w:rPr>
+              <w:t xml:space="preserve">Franchise</w:t>
+            </w:r>
+          </w:p>
+        </w:tc>
+        <w:tc>
+          <w:tcPr>
+            <w:tcW w:type="dxa" w:w="1600"/>
+            <w:shd w:fill="2F2F2F" w:val="clear"/>
+            <w:tcMar>
+              <w:top w:type="dxa" w:w="60"/>
+              <w:left w:type="dxa" w:w="100"/>
+              <w:bottom w:type="dxa" w:w="60"/>
+              <w:right w:type="dxa" w:w="100"/>
+            </w:tcMar>
+            <w:vAlign w:val="center"/>
+          </w:tcPr>
+          <w:p>
+            <w:pPr>
+              <w:jc w:val="center"/>
+            </w:pPr>
+            <w:r>
+              <w:rPr>
+                <w:b/>
+                <w:bCs/>
+                <w:color w:val="FFFFFF"/>
+                <w:sz w:val="18"/>
+                <w:szCs w:val="18"/>
+              </w:rPr>
+              <w:t xml:space="preserve">Layer</w:t>
+            </w:r>
+          </w:p>
+        </w:tc>
+        <w:tc>
+          <w:tcPr>
+            <w:tcW w:type="dxa" w:w="1350"/>
+            <w:shd w:fill="2F2F2F" w:val="clear"/>
+            <w:tcMar>
+              <w:top w:type="dxa" w:w="60"/>
+              <w:left w:type="dxa" w:w="100"/>
+              <w:bottom w:type="dxa" w:w="60"/>
+              <w:right w:type="dxa" w:w="100"/>
+            </w:tcMar>
+            <w:vAlign w:val="center"/>
+          </w:tcPr>
+          <w:p>
+            <w:pPr>
+              <w:jc w:val="center"/>
+            </w:pPr>
+            <w:r>
+              <w:rPr>
+                <w:b/>
+                <w:bCs/>
+                <w:color w:val="FFFFFF"/>
+                <w:sz w:val="18"/>
+                <w:szCs w:val="18"/>
+              </w:rPr>
+              <w:t xml:space="preserve">Sales 2025</w:t>
+            </w:r>
+          </w:p>
+        </w:tc>
+        <w:tc>
+          <w:tcPr>
+            <w:tcW w:type="dxa" w:w="1250"/>
+            <w:shd w:fill="2F2F2F" w:val="clear"/>
+            <w:tcMar>
+              <w:top w:type="dxa" w:w="60"/>
+              <w:left w:type="dxa" w:w="100"/>
+              <w:bottom w:type="dxa" w:w="60"/>
+              <w:right w:type="dxa" w:w="100"/>
+            </w:tcMar>
+            <w:vAlign w:val="center"/>
+          </w:tcPr>
+          <w:p>
+            <w:pPr>
+              <w:jc w:val="center"/>
+            </w:pPr>
+            <w:r>
+              <w:rPr>
+                <w:b/>
+                <w:bCs/>
+                <w:color w:val="FFFFFF"/>
+                <w:sz w:val="18"/>
+                <w:szCs w:val="18"/>
+              </w:rPr>
+              <w:t xml:space="preserve">Growth %</w:t>
+            </w:r>
+          </w:p>
+        </w:tc>
+        <w:tc>
+          <w:tcPr>
+            <w:tcW w:type="dxa" w:w="1250"/>
+            <w:shd w:fill="2F2F2F" w:val="clear"/>
+            <w:tcMar>
+              <w:top w:type="dxa" w:w="60"/>
+              <w:left w:type="dxa" w:w="100"/>
+              <w:bottom w:type="dxa" w:w="60"/>
+              <w:right w:type="dxa" w:w="100"/>
+            </w:tcMar>
+            <w:vAlign w:val="center"/>
+          </w:tcPr>
+          <w:p>
+            <w:pPr>
+              <w:jc w:val="center"/>
+            </w:pPr>
+            <w:r>
+              <w:rPr>
+                <w:b/>
+                <w:bCs/>
+                <w:color w:val="FFFFFF"/>
+                <w:sz w:val="18"/>
+                <w:szCs w:val="18"/>
+              </w:rPr>
+              <w:t xml:space="preserve">GM% 2025</w:t>
+            </w:r>
+          </w:p>
+        </w:tc>
+      </w:tr>
+      <w:tr>
+        <w:tc>
+          <w:tcPr>
+            <w:tcW w:type="dxa" w:w="2900"/>
+            <w:tcMar>
+              <w:top w:type="dxa" w:w="60"/>
+              <w:left w:type="dxa" w:w="100"/>
+              <w:bottom w:type="dxa" w:w="60"/>
+              <w:right w:type="dxa" w:w="100"/>
+            </w:tcMar>
+            <w:vAlign w:val="center"/>
+          </w:tcPr>
+          <w:p>
+            <w:pPr>
+              <w:jc w:val="left"/>
+            </w:pPr>
+            <w:r>
+              <w:rPr>
+                <w:b w:val="false"/>
+                <w:bCs w:val="false"/>
+                <w:color w:val="000000"/>
+                <w:sz w:val="18"/>
+                <w:szCs w:val="18"/>
+              </w:rPr>
+              <w:t xml:space="preserve">Spitz OE Jacket (Men)</w:t>
+            </w:r>
+          </w:p>
+        </w:tc>
+        <w:tc>
+          <w:tcPr>
+            <w:tcW w:type="dxa" w:w="1600"/>
+            <w:tcMar>
+              <w:top w:type="dxa" w:w="60"/>
+              <w:left w:type="dxa" w:w="100"/>
+              <w:bottom w:type="dxa" w:w="60"/>
+              <w:right w:type="dxa" w:w="100"/>
+            </w:tcMar>
+            <w:vAlign w:val="center"/>
+          </w:tcPr>
+          <w:p>
+            <w:pPr>
+              <w:jc w:val="center"/>
+            </w:pPr>
+            <w:r>
+              <w:rPr>
+                <w:b w:val="false"/>
+                <w:bCs w:val="false"/>
+                <w:color w:val="000000"/>
+                <w:sz w:val="18"/>
+                <w:szCs w:val="18"/>
+              </w:rPr>
+              <w:t xml:space="preserve">Shell</w:t>
+            </w:r>
+          </w:p>
+        </w:tc>
+        <w:tc>
+          <w:tcPr>
+            <w:tcW w:type="dxa" w:w="1350"/>
+            <w:tcMar>
+              <w:top w:type="dxa" w:w="60"/>
+              <w:left w:type="dxa" w:w="100"/>
+              <w:bottom w:type="dxa" w:w="60"/>
+              <w:right w:type="dxa" w:w="100"/>
+            </w:tcMar>
+            <w:vAlign w:val="center"/>
+          </w:tcPr>
+          <w:p>
+            <w:pPr>
+              <w:jc w:val="center"/>
+            </w:pPr>
+            <w:r>
+              <w:rPr>
+                <w:b w:val="false"/>
+                <w:bCs w:val="false"/>
+                <w:color w:val="000000"/>
+                <w:sz w:val="18"/>
+                <w:szCs w:val="18"/>
+              </w:rPr>
+              <w:t xml:space="preserve">3.44M</w:t>
+            </w:r>
+          </w:p>
+        </w:tc>
+        <w:tc>
+          <w:tcPr>
+            <w:tcW w:type="dxa" w:w="1250"/>
+            <w:tcMar>
+              <w:top w:type="dxa" w:w="60"/>
+              <w:left w:type="dxa" w:w="100"/>
+              <w:bottom w:type="dxa" w:w="60"/>
+              <w:right w:type="dxa" w:w="100"/>
+            </w:tcMar>
+            <w:vAlign w:val="center"/>
+          </w:tcPr>
+          <w:p>
+            <w:pPr>
+              <w:jc w:val="center"/>
+            </w:pPr>
+            <w:r>
+              <w:rPr>
+                <w:b w:val="false"/>
+                <w:bCs w:val="false"/>
+                <w:color w:val="000000"/>
+                <w:sz w:val="18"/>
+                <w:szCs w:val="18"/>
+              </w:rPr>
+              <w:t xml:space="preserve">+454.8%</w:t>
+            </w:r>
+          </w:p>
+        </w:tc>
+        <w:tc>
+          <w:tcPr>
+            <w:tcW w:type="dxa" w:w="1250"/>
+            <w:tcMar>
+              <w:top w:type="dxa" w:w="60"/>
+              <w:left w:type="dxa" w:w="100"/>
+              <w:bottom w:type="dxa" w:w="60"/>
+              <w:right w:type="dxa" w:w="100"/>
+            </w:tcMar>
+            <w:vAlign w:val="center"/>
+          </w:tcPr>
+          <w:p>
+            <w:pPr>
+              <w:jc w:val="center"/>
+            </w:pPr>
+            <w:r>
+              <w:rPr>
+                <w:b w:val="false"/>
+                <w:bCs w:val="false"/>
+                <w:color w:val="000000"/>
+                <w:sz w:val="18"/>
+                <w:szCs w:val="18"/>
+              </w:rPr>
+              <w:t xml:space="preserve">25.3%</w:t>
+            </w:r>
+          </w:p>
+        </w:tc>
+      </w:tr>
+      <w:tr>
+        <w:tc>
+          <w:tcPr>
+            <w:tcW w:type="dxa" w:w="2900"/>
+            <w:shd w:fill="F5F5F5" w:val="clear"/>
+            <w:tcMar>
+              <w:top w:type="dxa" w:w="60"/>
+              <w:left w:type="dxa" w:w="100"/>
+              <w:bottom w:type="dxa" w:w="60"/>
+              <w:right w:type="dxa" w:w="100"/>
+            </w:tcMar>
+            <w:vAlign w:val="center"/>
+          </w:tcPr>
+          <w:p>
+            <w:pPr>
+              <w:jc w:val="left"/>
+            </w:pPr>
+            <w:r>
+              <w:rPr>
+                <w:b w:val="false"/>
+                <w:bCs w:val="false"/>
+                <w:color w:val="000000"/>
+                <w:sz w:val="18"/>
+                <w:szCs w:val="18"/>
+              </w:rPr>
+              <w:t xml:space="preserve">Haglöfs Skuta ProofMid (Men)</w:t>
+            </w:r>
+          </w:p>
+        </w:tc>
+        <w:tc>
+          <w:tcPr>
+            <w:tcW w:type="dxa" w:w="1600"/>
+            <w:shd w:fill="F5F5F5" w:val="clear"/>
+            <w:tcMar>
+              <w:top w:type="dxa" w:w="60"/>
+              <w:left w:type="dxa" w:w="100"/>
+              <w:bottom w:type="dxa" w:w="60"/>
+              <w:right w:type="dxa" w:w="100"/>
+            </w:tcMar>
+            <w:vAlign w:val="center"/>
+          </w:tcPr>
+          <w:p>
+            <w:pPr>
+              <w:jc w:val="center"/>
+            </w:pPr>
+            <w:r>
+              <w:rPr>
+                <w:b w:val="false"/>
+                <w:bCs w:val="false"/>
+                <w:color w:val="000000"/>
+                <w:sz w:val="18"/>
+                <w:szCs w:val="18"/>
+              </w:rPr>
+              <w:t xml:space="preserve">Trekking shoes</w:t>
+            </w:r>
+          </w:p>
+        </w:tc>
+        <w:tc>
+          <w:tcPr>
+            <w:tcW w:type="dxa" w:w="1350"/>
+            <w:shd w:fill="F5F5F5" w:val="clear"/>
+            <w:tcMar>
+              <w:top w:type="dxa" w:w="60"/>
+              <w:left w:type="dxa" w:w="100"/>
+              <w:bottom w:type="dxa" w:w="60"/>
+              <w:right w:type="dxa" w:w="100"/>
+            </w:tcMar>
+            <w:vAlign w:val="center"/>
+          </w:tcPr>
+          <w:p>
+            <w:pPr>
+              <w:jc w:val="center"/>
+            </w:pPr>
+            <w:r>
+              <w:rPr>
+                <w:b w:val="false"/>
+                <w:bCs w:val="false"/>
+                <w:color w:val="000000"/>
+                <w:sz w:val="18"/>
+                <w:szCs w:val="18"/>
+              </w:rPr>
+              <w:t xml:space="preserve">3.43M</w:t>
+            </w:r>
+          </w:p>
+        </w:tc>
+        <w:tc>
+          <w:tcPr>
+            <w:tcW w:type="dxa" w:w="1250"/>
+            <w:shd w:fill="F5F5F5" w:val="clear"/>
+            <w:tcMar>
+              <w:top w:type="dxa" w:w="60"/>
+              <w:left w:type="dxa" w:w="100"/>
+              <w:bottom w:type="dxa" w:w="60"/>
+              <w:right w:type="dxa" w:w="100"/>
+            </w:tcMar>
+            <w:vAlign w:val="center"/>
+          </w:tcPr>
+          <w:p>
+            <w:pPr>
+              <w:jc w:val="center"/>
+            </w:pPr>
+            <w:r>
+              <w:rPr>
+                <w:b w:val="false"/>
+                <w:bCs w:val="false"/>
+                <w:color w:val="000000"/>
+                <w:sz w:val="18"/>
+                <w:szCs w:val="18"/>
+              </w:rPr>
+              <w:t xml:space="preserve">+0.5%</w:t>
+            </w:r>
+          </w:p>
+        </w:tc>
+        <w:tc>
+          <w:tcPr>
+            <w:tcW w:type="dxa" w:w="1250"/>
+            <w:shd w:fill="F5F5F5" w:val="clear"/>
+            <w:tcMar>
+              <w:top w:type="dxa" w:w="60"/>
+              <w:left w:type="dxa" w:w="100"/>
+              <w:bottom w:type="dxa" w:w="60"/>
+              <w:right w:type="dxa" w:w="100"/>
+            </w:tcMar>
+            <w:vAlign w:val="center"/>
+          </w:tcPr>
+          <w:p>
+            <w:pPr>
+              <w:jc w:val="center"/>
+            </w:pPr>
+            <w:r>
+              <w:rPr>
+                <w:b w:val="false"/>
+                <w:bCs w:val="false"/>
+                <w:color w:val="000000"/>
+                <w:sz w:val="18"/>
+                <w:szCs w:val="18"/>
+              </w:rPr>
+              <w:t xml:space="preserve">37.2%</w:t>
+            </w:r>
+          </w:p>
+        </w:tc>
+      </w:tr>
+      <w:tr>
+        <w:tc>
+          <w:tcPr>
+            <w:tcW w:type="dxa" w:w="2900"/>
+            <w:tcMar>
+              <w:top w:type="dxa" w:w="60"/>
+              <w:left w:type="dxa" w:w="100"/>
+              <w:bottom w:type="dxa" w:w="60"/>
+              <w:right w:type="dxa" w:w="100"/>
+            </w:tcMar>
+            <w:vAlign w:val="center"/>
+          </w:tcPr>
+          <w:p>
+            <w:pPr>
+              <w:jc w:val="left"/>
+            </w:pPr>
+            <w:r>
+              <w:rPr>
+                <w:b w:val="false"/>
+                <w:bCs w:val="false"/>
+                <w:color w:val="000000"/>
+                <w:sz w:val="18"/>
+                <w:szCs w:val="18"/>
+              </w:rPr>
+              <w:t xml:space="preserve">Puffy Mimic Hood (Men)</w:t>
+            </w:r>
+          </w:p>
+        </w:tc>
+        <w:tc>
+          <w:tcPr>
+            <w:tcW w:type="dxa" w:w="1600"/>
+            <w:tcMar>
+              <w:top w:type="dxa" w:w="60"/>
+              <w:left w:type="dxa" w:w="100"/>
+              <w:bottom w:type="dxa" w:w="60"/>
+              <w:right w:type="dxa" w:w="100"/>
+            </w:tcMar>
+            <w:vAlign w:val="center"/>
+          </w:tcPr>
+          <w:p>
+            <w:pPr>
+              <w:jc w:val="center"/>
+            </w:pPr>
+            <w:r>
+              <w:rPr>
+                <w:b w:val="false"/>
+                <w:bCs w:val="false"/>
+                <w:color w:val="000000"/>
+                <w:sz w:val="18"/>
+                <w:szCs w:val="18"/>
+              </w:rPr>
+              <w:t xml:space="preserve">Insulation</w:t>
+            </w:r>
+          </w:p>
+        </w:tc>
+        <w:tc>
+          <w:tcPr>
+            <w:tcW w:type="dxa" w:w="1350"/>
+            <w:tcMar>
+              <w:top w:type="dxa" w:w="60"/>
+              <w:left w:type="dxa" w:w="100"/>
+              <w:bottom w:type="dxa" w:w="60"/>
+              <w:right w:type="dxa" w:w="100"/>
+            </w:tcMar>
+            <w:vAlign w:val="center"/>
+          </w:tcPr>
+          <w:p>
+            <w:pPr>
+              <w:jc w:val="center"/>
+            </w:pPr>
+            <w:r>
+              <w:rPr>
+                <w:b w:val="false"/>
+                <w:bCs w:val="false"/>
+                <w:color w:val="000000"/>
+                <w:sz w:val="18"/>
+                <w:szCs w:val="18"/>
+              </w:rPr>
+              <w:t xml:space="preserve">3.04M</w:t>
+            </w:r>
+          </w:p>
+        </w:tc>
+        <w:tc>
+          <w:tcPr>
+            <w:tcW w:type="dxa" w:w="1250"/>
+            <w:tcMar>
+              <w:top w:type="dxa" w:w="60"/>
+              <w:left w:type="dxa" w:w="100"/>
+              <w:bottom w:type="dxa" w:w="60"/>
+              <w:right w:type="dxa" w:w="100"/>
+            </w:tcMar>
+            <w:vAlign w:val="center"/>
+          </w:tcPr>
+          <w:p>
+            <w:pPr>
+              <w:jc w:val="center"/>
+            </w:pPr>
+            <w:r>
+              <w:rPr>
+                <w:b w:val="false"/>
+                <w:bCs w:val="false"/>
+                <w:color w:val="000000"/>
+                <w:sz w:val="18"/>
+                <w:szCs w:val="18"/>
+              </w:rPr>
+              <w:t xml:space="preserve">+4.1%</w:t>
+            </w:r>
+          </w:p>
+        </w:tc>
+        <w:tc>
+          <w:tcPr>
+            <w:tcW w:type="dxa" w:w="1250"/>
+            <w:tcMar>
+              <w:top w:type="dxa" w:w="60"/>
+              <w:left w:type="dxa" w:w="100"/>
+              <w:bottom w:type="dxa" w:w="60"/>
+              <w:right w:type="dxa" w:w="100"/>
+            </w:tcMar>
+            <w:vAlign w:val="center"/>
+          </w:tcPr>
+          <w:p>
+            <w:pPr>
+              <w:jc w:val="center"/>
+            </w:pPr>
+            <w:r>
+              <w:rPr>
+                <w:b w:val="false"/>
+                <w:bCs w:val="false"/>
+                <w:color w:val="000000"/>
+                <w:sz w:val="18"/>
+                <w:szCs w:val="18"/>
+              </w:rPr>
+              <w:t xml:space="preserve">36.0%</w:t>
+            </w:r>
+          </w:p>
+        </w:tc>
+      </w:tr>
+      <w:tr>
+        <w:tc>
+          <w:tcPr>
+            <w:tcW w:type="dxa" w:w="2900"/>
+            <w:shd w:fill="F5F5F5" w:val="clear"/>
+            <w:tcMar>
+              <w:top w:type="dxa" w:w="60"/>
+              <w:left w:type="dxa" w:w="100"/>
+              <w:bottom w:type="dxa" w:w="60"/>
+              <w:right w:type="dxa" w:w="100"/>
+            </w:tcMar>
+            <w:vAlign w:val="center"/>
+          </w:tcPr>
+          <w:p>
+            <w:pPr>
+              <w:jc w:val="left"/>
+            </w:pPr>
+            <w:r>
+              <w:rPr>
+                <w:b w:val="false"/>
+                <w:bCs w:val="false"/>
+                <w:color w:val="000000"/>
+                <w:sz w:val="18"/>
+                <w:szCs w:val="18"/>
+              </w:rPr>
+              <w:t xml:space="preserve">Spitz OE Jacket (Women)</w:t>
+            </w:r>
+          </w:p>
+        </w:tc>
+        <w:tc>
+          <w:tcPr>
+            <w:tcW w:type="dxa" w:w="1600"/>
+            <w:shd w:fill="F5F5F5" w:val="clear"/>
+            <w:tcMar>
+              <w:top w:type="dxa" w:w="60"/>
+              <w:left w:type="dxa" w:w="100"/>
+              <w:bottom w:type="dxa" w:w="60"/>
+              <w:right w:type="dxa" w:w="100"/>
+            </w:tcMar>
+            <w:vAlign w:val="center"/>
+          </w:tcPr>
+          <w:p>
+            <w:pPr>
+              <w:jc w:val="center"/>
+            </w:pPr>
+            <w:r>
+              <w:rPr>
+                <w:b w:val="false"/>
+                <w:bCs w:val="false"/>
+                <w:color w:val="000000"/>
+                <w:sz w:val="18"/>
+                <w:szCs w:val="18"/>
+              </w:rPr>
+              <w:t xml:space="preserve">Shell</w:t>
+            </w:r>
+          </w:p>
+        </w:tc>
+        <w:tc>
+          <w:tcPr>
+            <w:tcW w:type="dxa" w:w="1350"/>
+            <w:shd w:fill="F5F5F5" w:val="clear"/>
+            <w:tcMar>
+              <w:top w:type="dxa" w:w="60"/>
+              <w:left w:type="dxa" w:w="100"/>
+              <w:bottom w:type="dxa" w:w="60"/>
+              <w:right w:type="dxa" w:w="100"/>
+            </w:tcMar>
+            <w:vAlign w:val="center"/>
+          </w:tcPr>
+          <w:p>
+            <w:pPr>
+              <w:jc w:val="center"/>
+            </w:pPr>
+            <w:r>
+              <w:rPr>
+                <w:b w:val="false"/>
+                <w:bCs w:val="false"/>
+                <w:color w:val="000000"/>
+                <w:sz w:val="18"/>
+                <w:szCs w:val="18"/>
+              </w:rPr>
+              <w:t xml:space="preserve">2.21M</w:t>
+            </w:r>
+          </w:p>
+        </w:tc>
+        <w:tc>
+          <w:tcPr>
+            <w:tcW w:type="dxa" w:w="1250"/>
+            <w:shd w:fill="F5F5F5" w:val="clear"/>
+            <w:tcMar>
+              <w:top w:type="dxa" w:w="60"/>
+              <w:left w:type="dxa" w:w="100"/>
+              <w:bottom w:type="dxa" w:w="60"/>
+              <w:right w:type="dxa" w:w="100"/>
+            </w:tcMar>
+            <w:vAlign w:val="center"/>
+          </w:tcPr>
+          <w:p>
+            <w:pPr>
+              <w:jc w:val="center"/>
+            </w:pPr>
+            <w:r>
+              <w:rPr>
+                <w:b w:val="false"/>
+                <w:bCs w:val="false"/>
+                <w:color w:val="000000"/>
+                <w:sz w:val="18"/>
+                <w:szCs w:val="18"/>
+              </w:rPr>
+              <w:t xml:space="preserve">+494.9%</w:t>
+            </w:r>
+          </w:p>
+        </w:tc>
+        <w:tc>
+          <w:tcPr>
+            <w:tcW w:type="dxa" w:w="1250"/>
+            <w:shd w:fill="F5F5F5" w:val="clear"/>
+            <w:tcMar>
+              <w:top w:type="dxa" w:w="60"/>
+              <w:left w:type="dxa" w:w="100"/>
+              <w:bottom w:type="dxa" w:w="60"/>
+              <w:right w:type="dxa" w:w="100"/>
+            </w:tcMar>
+            <w:vAlign w:val="center"/>
+          </w:tcPr>
+          <w:p>
+            <w:pPr>
+              <w:jc w:val="center"/>
+            </w:pPr>
+            <w:r>
+              <w:rPr>
+                <w:b w:val="false"/>
+                <w:bCs w:val="false"/>
+                <w:color w:val="000000"/>
+                <w:sz w:val="18"/>
+                <w:szCs w:val="18"/>
+              </w:rPr>
+              <w:t xml:space="preserve">26.7%</w:t>
+            </w:r>
+          </w:p>
+        </w:tc>
+      </w:tr>
+      <w:tr>
+        <w:tc>
+          <w:tcPr>
+            <w:tcW w:type="dxa" w:w="2900"/>
+            <w:tcMar>
+              <w:top w:type="dxa" w:w="60"/>
+              <w:left w:type="dxa" w:w="100"/>
+              <w:bottom w:type="dxa" w:w="60"/>
+              <w:right w:type="dxa" w:w="100"/>
+            </w:tcMar>
+            <w:vAlign w:val="center"/>
+          </w:tcPr>
+          <w:p>
+            <w:pPr>
+              <w:jc w:val="left"/>
+            </w:pPr>
+            <w:r>
+              <w:rPr>
+                <w:b w:val="false"/>
+                <w:bCs w:val="false"/>
+                <w:color w:val="000000"/>
+                <w:sz w:val="18"/>
+                <w:szCs w:val="18"/>
+              </w:rPr>
+              <w:t xml:space="preserve">Bow Windstopper Glove (Unisex)</w:t>
+            </w:r>
+          </w:p>
+        </w:tc>
+        <w:tc>
+          <w:tcPr>
+            <w:tcW w:type="dxa" w:w="1600"/>
+            <w:tcMar>
+              <w:top w:type="dxa" w:w="60"/>
+              <w:left w:type="dxa" w:w="100"/>
+              <w:bottom w:type="dxa" w:w="60"/>
+              <w:right w:type="dxa" w:w="100"/>
+            </w:tcMar>
+            <w:vAlign w:val="center"/>
+          </w:tcPr>
+          <w:p>
+            <w:pPr>
+              <w:jc w:val="center"/>
+            </w:pPr>
+            <w:r>
+              <w:rPr>
+                <w:b w:val="false"/>
+                <w:bCs w:val="false"/>
+                <w:color w:val="000000"/>
+                <w:sz w:val="18"/>
+                <w:szCs w:val="18"/>
+              </w:rPr>
+              <w:t xml:space="preserve">Accessories</w:t>
+            </w:r>
+          </w:p>
+        </w:tc>
+        <w:tc>
+          <w:tcPr>
+            <w:tcW w:type="dxa" w:w="1350"/>
+            <w:tcMar>
+              <w:top w:type="dxa" w:w="60"/>
+              <w:left w:type="dxa" w:w="100"/>
+              <w:bottom w:type="dxa" w:w="60"/>
+              <w:right w:type="dxa" w:w="100"/>
+            </w:tcMar>
+            <w:vAlign w:val="center"/>
+          </w:tcPr>
+          <w:p>
+            <w:pPr>
+              <w:jc w:val="center"/>
+            </w:pPr>
+            <w:r>
+              <w:rPr>
+                <w:b w:val="false"/>
+                <w:bCs w:val="false"/>
+                <w:color w:val="000000"/>
+                <w:sz w:val="18"/>
+                <w:szCs w:val="18"/>
+              </w:rPr>
+              <w:t xml:space="preserve">1.21M</w:t>
+            </w:r>
+          </w:p>
+        </w:tc>
+        <w:tc>
+          <w:tcPr>
+            <w:tcW w:type="dxa" w:w="1250"/>
+            <w:tcMar>
+              <w:top w:type="dxa" w:w="60"/>
+              <w:left w:type="dxa" w:w="100"/>
+              <w:bottom w:type="dxa" w:w="60"/>
+              <w:right w:type="dxa" w:w="100"/>
+            </w:tcMar>
+            <w:vAlign w:val="center"/>
+          </w:tcPr>
+          <w:p>
+            <w:pPr>
+              <w:jc w:val="center"/>
+            </w:pPr>
+            <w:r>
+              <w:rPr>
+                <w:b w:val="false"/>
+                <w:bCs w:val="false"/>
+                <w:color w:val="000000"/>
+                <w:sz w:val="18"/>
+                <w:szCs w:val="18"/>
+              </w:rPr>
+              <w:t xml:space="preserve">+158.1%</w:t>
+            </w:r>
+          </w:p>
+        </w:tc>
+        <w:tc>
+          <w:tcPr>
+            <w:tcW w:type="dxa" w:w="1250"/>
+            <w:tcMar>
+              <w:top w:type="dxa" w:w="60"/>
+              <w:left w:type="dxa" w:w="100"/>
+              <w:bottom w:type="dxa" w:w="60"/>
+              <w:right w:type="dxa" w:w="100"/>
+            </w:tcMar>
+            <w:vAlign w:val="center"/>
+          </w:tcPr>
+          <w:p>
+            <w:pPr>
+              <w:jc w:val="center"/>
+            </w:pPr>
+            <w:r>
+              <w:rPr>
+                <w:b w:val="false"/>
+                <w:bCs w:val="false"/>
+                <w:color w:val="000000"/>
+                <w:sz w:val="18"/>
+                <w:szCs w:val="18"/>
+              </w:rPr>
+              <w:t xml:space="preserve">28.8%</w:t>
+            </w:r>
+          </w:p>
+        </w:tc>
+      </w:tr>
+      <w:tr>
+        <w:tc>
+          <w:tcPr>
+            <w:tcW w:type="dxa" w:w="2900"/>
+            <w:shd w:fill="F5F5F5" w:val="clear"/>
+            <w:tcMar>
+              <w:top w:type="dxa" w:w="60"/>
+              <w:left w:type="dxa" w:w="100"/>
+              <w:bottom w:type="dxa" w:w="60"/>
+              <w:right w:type="dxa" w:w="100"/>
+            </w:tcMar>
+            <w:vAlign w:val="center"/>
+          </w:tcPr>
+          <w:p>
+            <w:pPr>
+              <w:jc w:val="left"/>
+            </w:pPr>
+            <w:r>
+              <w:rPr>
+                <w:b w:val="false"/>
+                <w:bCs w:val="false"/>
+                <w:color w:val="000000"/>
+                <w:sz w:val="18"/>
+                <w:szCs w:val="18"/>
+              </w:rPr>
+              <w:t xml:space="preserve">Riksgränsen Down 850 Hood (Men)</w:t>
+            </w:r>
+          </w:p>
+        </w:tc>
+        <w:tc>
+          <w:tcPr>
+            <w:tcW w:type="dxa" w:w="1600"/>
+            <w:shd w:fill="F5F5F5" w:val="clear"/>
+            <w:tcMar>
+              <w:top w:type="dxa" w:w="60"/>
+              <w:left w:type="dxa" w:w="100"/>
+              <w:bottom w:type="dxa" w:w="60"/>
+              <w:right w:type="dxa" w:w="100"/>
+            </w:tcMar>
+            <w:vAlign w:val="center"/>
+          </w:tcPr>
+          <w:p>
+            <w:pPr>
+              <w:jc w:val="center"/>
+            </w:pPr>
+            <w:r>
+              <w:rPr>
+                <w:b w:val="false"/>
+                <w:bCs w:val="false"/>
+                <w:color w:val="000000"/>
+                <w:sz w:val="18"/>
+                <w:szCs w:val="18"/>
+              </w:rPr>
+              <w:t xml:space="preserve">Insulation</w:t>
+            </w:r>
+          </w:p>
+        </w:tc>
+        <w:tc>
+          <w:tcPr>
+            <w:tcW w:type="dxa" w:w="1350"/>
+            <w:shd w:fill="F5F5F5" w:val="clear"/>
+            <w:tcMar>
+              <w:top w:type="dxa" w:w="60"/>
+              <w:left w:type="dxa" w:w="100"/>
+              <w:bottom w:type="dxa" w:w="60"/>
+              <w:right w:type="dxa" w:w="100"/>
+            </w:tcMar>
+            <w:vAlign w:val="center"/>
+          </w:tcPr>
+          <w:p>
+            <w:pPr>
+              <w:jc w:val="center"/>
+            </w:pPr>
+            <w:r>
+              <w:rPr>
+                <w:b w:val="false"/>
+                <w:bCs w:val="false"/>
+                <w:color w:val="000000"/>
+                <w:sz w:val="18"/>
+                <w:szCs w:val="18"/>
+              </w:rPr>
+              <w:t xml:space="preserve">1.09M</w:t>
+            </w:r>
+          </w:p>
+        </w:tc>
+        <w:tc>
+          <w:tcPr>
+            <w:tcW w:type="dxa" w:w="1250"/>
+            <w:shd w:fill="F5F5F5" w:val="clear"/>
+            <w:tcMar>
+              <w:top w:type="dxa" w:w="60"/>
+              <w:left w:type="dxa" w:w="100"/>
+              <w:bottom w:type="dxa" w:w="60"/>
+              <w:right w:type="dxa" w:w="100"/>
+            </w:tcMar>
+            <w:vAlign w:val="center"/>
+          </w:tcPr>
+          <w:p>
+            <w:pPr>
+              <w:jc w:val="center"/>
+            </w:pPr>
+            <w:r>
+              <w:rPr>
+                <w:b w:val="false"/>
+                <w:bCs w:val="false"/>
+                <w:color w:val="000000"/>
+                <w:sz w:val="18"/>
+                <w:szCs w:val="18"/>
+              </w:rPr>
+              <w:t xml:space="preserve">-27.6%</w:t>
+            </w:r>
+          </w:p>
+        </w:tc>
+        <w:tc>
+          <w:tcPr>
+            <w:tcW w:type="dxa" w:w="1250"/>
+            <w:shd w:fill="F5F5F5" w:val="clear"/>
+            <w:tcMar>
+              <w:top w:type="dxa" w:w="60"/>
+              <w:left w:type="dxa" w:w="100"/>
+              <w:bottom w:type="dxa" w:w="60"/>
+              <w:right w:type="dxa" w:w="100"/>
+            </w:tcMar>
+            <w:vAlign w:val="center"/>
+          </w:tcPr>
+          <w:p>
+            <w:pPr>
+              <w:jc w:val="center"/>
+            </w:pPr>
+            <w:r>
+              <w:rPr>
+                <w:b w:val="false"/>
+                <w:bCs w:val="false"/>
+                <w:color w:val="000000"/>
+                <w:sz w:val="18"/>
+                <w:szCs w:val="18"/>
+              </w:rPr>
+              <w:t xml:space="preserve">30.8%</w:t>
+            </w:r>
+          </w:p>
+        </w:tc>
+      </w:tr>
+      <w:tr>
+        <w:tc>
+          <w:tcPr>
+            <w:tcW w:type="dxa" w:w="2900"/>
+            <w:tcMar>
+              <w:top w:type="dxa" w:w="60"/>
+              <w:left w:type="dxa" w:w="100"/>
+              <w:bottom w:type="dxa" w:w="60"/>
+              <w:right w:type="dxa" w:w="100"/>
+            </w:tcMar>
+            <w:vAlign w:val="center"/>
+          </w:tcPr>
+          <w:p>
+            <w:pPr>
+              <w:jc w:val="left"/>
+            </w:pPr>
+            <w:r>
+              <w:rPr>
+                <w:b w:val="false"/>
+                <w:bCs w:val="false"/>
+                <w:color w:val="000000"/>
+                <w:sz w:val="18"/>
+                <w:szCs w:val="18"/>
+              </w:rPr>
+              <w:t xml:space="preserve">L.I.M Down Jacket (Men)</w:t>
+            </w:r>
+          </w:p>
+        </w:tc>
+        <w:tc>
+          <w:tcPr>
+            <w:tcW w:type="dxa" w:w="1600"/>
+            <w:tcMar>
+              <w:top w:type="dxa" w:w="60"/>
+              <w:left w:type="dxa" w:w="100"/>
+              <w:bottom w:type="dxa" w:w="60"/>
+              <w:right w:type="dxa" w:w="100"/>
+            </w:tcMar>
+            <w:vAlign w:val="center"/>
+          </w:tcPr>
+          <w:p>
+            <w:pPr>
+              <w:jc w:val="center"/>
+            </w:pPr>
+            <w:r>
+              <w:rPr>
+                <w:b w:val="false"/>
+                <w:bCs w:val="false"/>
+                <w:color w:val="000000"/>
+                <w:sz w:val="18"/>
+                <w:szCs w:val="18"/>
+              </w:rPr>
+              <w:t xml:space="preserve">Insulation</w:t>
+            </w:r>
+          </w:p>
+        </w:tc>
+        <w:tc>
+          <w:tcPr>
+            <w:tcW w:type="dxa" w:w="1350"/>
+            <w:tcMar>
+              <w:top w:type="dxa" w:w="60"/>
+              <w:left w:type="dxa" w:w="100"/>
+              <w:bottom w:type="dxa" w:w="60"/>
+              <w:right w:type="dxa" w:w="100"/>
+            </w:tcMar>
+            <w:vAlign w:val="center"/>
+          </w:tcPr>
+          <w:p>
+            <w:pPr>
+              <w:jc w:val="center"/>
+            </w:pPr>
+            <w:r>
+              <w:rPr>
+                <w:b w:val="false"/>
+                <w:bCs w:val="false"/>
+                <w:color w:val="000000"/>
+                <w:sz w:val="18"/>
+                <w:szCs w:val="18"/>
+              </w:rPr>
+              <w:t xml:space="preserve">1.05M</w:t>
+            </w:r>
+          </w:p>
+        </w:tc>
+        <w:tc>
+          <w:tcPr>
+            <w:tcW w:type="dxa" w:w="1250"/>
+            <w:tcMar>
+              <w:top w:type="dxa" w:w="60"/>
+              <w:left w:type="dxa" w:w="100"/>
+              <w:bottom w:type="dxa" w:w="60"/>
+              <w:right w:type="dxa" w:w="100"/>
+            </w:tcMar>
+            <w:vAlign w:val="center"/>
+          </w:tcPr>
+          <w:p>
+            <w:pPr>
+              <w:jc w:val="center"/>
+            </w:pPr>
+            <w:r>
+              <w:rPr>
+                <w:b w:val="false"/>
+                <w:bCs w:val="false"/>
+                <w:color w:val="000000"/>
+                <w:sz w:val="18"/>
+                <w:szCs w:val="18"/>
+              </w:rPr>
+              <w:t xml:space="preserve">+7.8%</w:t>
+            </w:r>
+          </w:p>
+        </w:tc>
+        <w:tc>
+          <w:tcPr>
+            <w:tcW w:type="dxa" w:w="1250"/>
+            <w:tcMar>
+              <w:top w:type="dxa" w:w="60"/>
+              <w:left w:type="dxa" w:w="100"/>
+              <w:bottom w:type="dxa" w:w="60"/>
+              <w:right w:type="dxa" w:w="100"/>
+            </w:tcMar>
+            <w:vAlign w:val="center"/>
+          </w:tcPr>
+          <w:p>
+            <w:pPr>
+              <w:jc w:val="center"/>
+            </w:pPr>
+            <w:r>
+              <w:rPr>
+                <w:b w:val="false"/>
+                <w:bCs w:val="false"/>
+                <w:color w:val="000000"/>
+                <w:sz w:val="18"/>
+                <w:szCs w:val="18"/>
+              </w:rPr>
+              <w:t xml:space="preserve">37.2%</w:t>
+            </w:r>
+          </w:p>
+        </w:tc>
+      </w:tr>
+      <w:tr>
+        <w:tc>
+          <w:tcPr>
+            <w:tcW w:type="dxa" w:w="2900"/>
+            <w:shd w:fill="F5F5F5" w:val="clear"/>
+            <w:tcMar>
+              <w:top w:type="dxa" w:w="60"/>
+              <w:left w:type="dxa" w:w="100"/>
+              <w:bottom w:type="dxa" w:w="60"/>
+              <w:right w:type="dxa" w:w="100"/>
+            </w:tcMar>
+            <w:vAlign w:val="center"/>
+          </w:tcPr>
+          <w:p>
+            <w:pPr>
+              <w:jc w:val="left"/>
+            </w:pPr>
+            <w:r>
+              <w:rPr>
+                <w:b w:val="false"/>
+                <w:bCs w:val="false"/>
+                <w:color w:val="000000"/>
+                <w:sz w:val="18"/>
+                <w:szCs w:val="18"/>
+              </w:rPr>
+              <w:t xml:space="preserve">L.I.M Alpha Hood (Men)</w:t>
+            </w:r>
+          </w:p>
+        </w:tc>
+        <w:tc>
+          <w:tcPr>
+            <w:tcW w:type="dxa" w:w="1600"/>
+            <w:shd w:fill="F5F5F5" w:val="clear"/>
+            <w:tcMar>
+              <w:top w:type="dxa" w:w="60"/>
+              <w:left w:type="dxa" w:w="100"/>
+              <w:bottom w:type="dxa" w:w="60"/>
+              <w:right w:type="dxa" w:w="100"/>
+            </w:tcMar>
+            <w:vAlign w:val="center"/>
+          </w:tcPr>
+          <w:p>
+            <w:pPr>
+              <w:jc w:val="center"/>
+            </w:pPr>
+            <w:r>
+              <w:rPr>
+                <w:b w:val="false"/>
+                <w:bCs w:val="false"/>
+                <w:color w:val="000000"/>
+                <w:sz w:val="18"/>
+                <w:szCs w:val="18"/>
+              </w:rPr>
+              <w:t xml:space="preserve">Insulation</w:t>
+            </w:r>
+          </w:p>
+        </w:tc>
+        <w:tc>
+          <w:tcPr>
+            <w:tcW w:type="dxa" w:w="1350"/>
+            <w:shd w:fill="F5F5F5" w:val="clear"/>
+            <w:tcMar>
+              <w:top w:type="dxa" w:w="60"/>
+              <w:left w:type="dxa" w:w="100"/>
+              <w:bottom w:type="dxa" w:w="60"/>
+              <w:right w:type="dxa" w:w="100"/>
+            </w:tcMar>
+            <w:vAlign w:val="center"/>
+          </w:tcPr>
+          <w:p>
+            <w:pPr>
+              <w:jc w:val="center"/>
+            </w:pPr>
+            <w:r>
+              <w:rPr>
+                <w:b w:val="false"/>
+                <w:bCs w:val="false"/>
+                <w:color w:val="000000"/>
+                <w:sz w:val="18"/>
+                <w:szCs w:val="18"/>
+              </w:rPr>
+              <w:t xml:space="preserve">0.99M</w:t>
+            </w:r>
+          </w:p>
+        </w:tc>
+        <w:tc>
+          <w:tcPr>
+            <w:tcW w:type="dxa" w:w="1250"/>
+            <w:shd w:fill="F5F5F5" w:val="clear"/>
+            <w:tcMar>
+              <w:top w:type="dxa" w:w="60"/>
+              <w:left w:type="dxa" w:w="100"/>
+              <w:bottom w:type="dxa" w:w="60"/>
+              <w:right w:type="dxa" w:w="100"/>
+            </w:tcMar>
+            <w:vAlign w:val="center"/>
+          </w:tcPr>
+          <w:p>
+            <w:pPr>
+              <w:jc w:val="center"/>
+            </w:pPr>
+            <w:r>
+              <w:rPr>
+                <w:b w:val="false"/>
+                <w:bCs w:val="false"/>
+                <w:color w:val="000000"/>
+                <w:sz w:val="18"/>
+                <w:szCs w:val="18"/>
+              </w:rPr>
+              <w:t xml:space="preserve">+29.9%</w:t>
+            </w:r>
+          </w:p>
+        </w:tc>
+        <w:tc>
+          <w:tcPr>
+            <w:tcW w:type="dxa" w:w="1250"/>
+            <w:shd w:fill="F5F5F5" w:val="clear"/>
+            <w:tcMar>
+              <w:top w:type="dxa" w:w="60"/>
+              <w:left w:type="dxa" w:w="100"/>
+              <w:bottom w:type="dxa" w:w="60"/>
+              <w:right w:type="dxa" w:w="100"/>
+            </w:tcMar>
+            <w:vAlign w:val="center"/>
+          </w:tcPr>
+          <w:p>
+            <w:pPr>
+              <w:jc w:val="center"/>
+            </w:pPr>
+            <w:r>
+              <w:rPr>
+                <w:b w:val="false"/>
+                <w:bCs w:val="false"/>
+                <w:color w:val="000000"/>
+                <w:sz w:val="18"/>
+                <w:szCs w:val="18"/>
+              </w:rPr>
+              <w:t xml:space="preserve">32.9%</w:t>
+            </w:r>
+          </w:p>
+        </w:tc>
+      </w:tr>
+      <w:tr>
+        <w:tc>
+          <w:tcPr>
+            <w:tcW w:type="dxa" w:w="2900"/>
+            <w:tcMar>
+              <w:top w:type="dxa" w:w="60"/>
+              <w:left w:type="dxa" w:w="100"/>
+              <w:bottom w:type="dxa" w:w="60"/>
+              <w:right w:type="dxa" w:w="100"/>
+            </w:tcMar>
+            <w:vAlign w:val="center"/>
+          </w:tcPr>
+          <w:p>
+            <w:pPr>
+              <w:jc w:val="left"/>
+            </w:pPr>
+            <w:r>
+              <w:rPr>
+                <w:b w:val="false"/>
+                <w:bCs w:val="false"/>
+                <w:color w:val="000000"/>
+                <w:sz w:val="18"/>
+                <w:szCs w:val="18"/>
+              </w:rPr>
+              <w:t xml:space="preserve">L.I.M Hybrid Touring Hood (Men)</w:t>
+            </w:r>
+          </w:p>
+        </w:tc>
+        <w:tc>
+          <w:tcPr>
+            <w:tcW w:type="dxa" w:w="1600"/>
+            <w:tcMar>
+              <w:top w:type="dxa" w:w="60"/>
+              <w:left w:type="dxa" w:w="100"/>
+              <w:bottom w:type="dxa" w:w="60"/>
+              <w:right w:type="dxa" w:w="100"/>
+            </w:tcMar>
+            <w:vAlign w:val="center"/>
+          </w:tcPr>
+          <w:p>
+            <w:pPr>
+              <w:jc w:val="center"/>
+            </w:pPr>
+            <w:r>
+              <w:rPr>
+                <w:b w:val="false"/>
+                <w:bCs w:val="false"/>
+                <w:color w:val="000000"/>
+                <w:sz w:val="18"/>
+                <w:szCs w:val="18"/>
+              </w:rPr>
+              <w:t xml:space="preserve">Soft shell</w:t>
+            </w:r>
+          </w:p>
+        </w:tc>
+        <w:tc>
+          <w:tcPr>
+            <w:tcW w:type="dxa" w:w="1350"/>
+            <w:tcMar>
+              <w:top w:type="dxa" w:w="60"/>
+              <w:left w:type="dxa" w:w="100"/>
+              <w:bottom w:type="dxa" w:w="60"/>
+              <w:right w:type="dxa" w:w="100"/>
+            </w:tcMar>
+            <w:vAlign w:val="center"/>
+          </w:tcPr>
+          <w:p>
+            <w:pPr>
+              <w:jc w:val="center"/>
+            </w:pPr>
+            <w:r>
+              <w:rPr>
+                <w:b w:val="false"/>
+                <w:bCs w:val="false"/>
+                <w:color w:val="000000"/>
+                <w:sz w:val="18"/>
+                <w:szCs w:val="18"/>
+              </w:rPr>
+              <w:t xml:space="preserve">0.82M</w:t>
+            </w:r>
+          </w:p>
+        </w:tc>
+        <w:tc>
+          <w:tcPr>
+            <w:tcW w:type="dxa" w:w="1250"/>
+            <w:tcMar>
+              <w:top w:type="dxa" w:w="60"/>
+              <w:left w:type="dxa" w:w="100"/>
+              <w:bottom w:type="dxa" w:w="60"/>
+              <w:right w:type="dxa" w:w="100"/>
+            </w:tcMar>
+            <w:vAlign w:val="center"/>
+          </w:tcPr>
+          <w:p>
+            <w:pPr>
+              <w:jc w:val="center"/>
+            </w:pPr>
+            <w:r>
+              <w:rPr>
+                <w:b w:val="false"/>
+                <w:bCs w:val="false"/>
+                <w:color w:val="000000"/>
+                <w:sz w:val="18"/>
+                <w:szCs w:val="18"/>
+              </w:rPr>
+              <w:t xml:space="preserve">+61.6%</w:t>
+            </w:r>
+          </w:p>
+        </w:tc>
+        <w:tc>
+          <w:tcPr>
+            <w:tcW w:type="dxa" w:w="1250"/>
+            <w:tcMar>
+              <w:top w:type="dxa" w:w="60"/>
+              <w:left w:type="dxa" w:w="100"/>
+              <w:bottom w:type="dxa" w:w="60"/>
+              <w:right w:type="dxa" w:w="100"/>
+            </w:tcMar>
+            <w:vAlign w:val="center"/>
+          </w:tcPr>
+          <w:p>
+            <w:pPr>
+              <w:jc w:val="center"/>
+            </w:pPr>
+            <w:r>
+              <w:rPr>
+                <w:b w:val="false"/>
+                <w:bCs w:val="false"/>
+                <w:color w:val="000000"/>
+                <w:sz w:val="18"/>
+                <w:szCs w:val="18"/>
+              </w:rPr>
+              <w:t xml:space="preserve">11.9%</w:t>
+            </w:r>
+          </w:p>
+        </w:tc>
+      </w:tr>
+      <w:tr>
+        <w:tc>
+          <w:tcPr>
+            <w:tcW w:type="dxa" w:w="2900"/>
+            <w:shd w:fill="F5F5F5" w:val="clear"/>
+            <w:tcMar>
+              <w:top w:type="dxa" w:w="60"/>
+              <w:left w:type="dxa" w:w="100"/>
+              <w:bottom w:type="dxa" w:w="60"/>
+              <w:right w:type="dxa" w:w="100"/>
+            </w:tcMar>
+            <w:vAlign w:val="center"/>
+          </w:tcPr>
+          <w:p>
+            <w:pPr>
+              <w:jc w:val="left"/>
+            </w:pPr>
+            <w:r>
+              <w:rPr>
+                <w:b w:val="false"/>
+                <w:bCs w:val="false"/>
+                <w:color w:val="000000"/>
+                <w:sz w:val="18"/>
+                <w:szCs w:val="18"/>
+              </w:rPr>
+              <w:t xml:space="preserve">Haglöfs Duality AT1GTX Mid (Men)</w:t>
+            </w:r>
+          </w:p>
+        </w:tc>
+        <w:tc>
+          <w:tcPr>
+            <w:tcW w:type="dxa" w:w="1600"/>
+            <w:shd w:fill="F5F5F5" w:val="clear"/>
+            <w:tcMar>
+              <w:top w:type="dxa" w:w="60"/>
+              <w:left w:type="dxa" w:w="100"/>
+              <w:bottom w:type="dxa" w:w="60"/>
+              <w:right w:type="dxa" w:w="100"/>
+            </w:tcMar>
+            <w:vAlign w:val="center"/>
+          </w:tcPr>
+          <w:p>
+            <w:pPr>
+              <w:jc w:val="center"/>
+            </w:pPr>
+            <w:r>
+              <w:rPr>
+                <w:b w:val="false"/>
+                <w:bCs w:val="false"/>
+                <w:color w:val="000000"/>
+                <w:sz w:val="18"/>
+                <w:szCs w:val="18"/>
+              </w:rPr>
+              <w:t xml:space="preserve">Hiking shoes</w:t>
+            </w:r>
+          </w:p>
+        </w:tc>
+        <w:tc>
+          <w:tcPr>
+            <w:tcW w:type="dxa" w:w="1350"/>
+            <w:shd w:fill="F5F5F5" w:val="clear"/>
+            <w:tcMar>
+              <w:top w:type="dxa" w:w="60"/>
+              <w:left w:type="dxa" w:w="100"/>
+              <w:bottom w:type="dxa" w:w="60"/>
+              <w:right w:type="dxa" w:w="100"/>
+            </w:tcMar>
+            <w:vAlign w:val="center"/>
+          </w:tcPr>
+          <w:p>
+            <w:pPr>
+              <w:jc w:val="center"/>
+            </w:pPr>
+            <w:r>
+              <w:rPr>
+                <w:b w:val="false"/>
+                <w:bCs w:val="false"/>
+                <w:color w:val="000000"/>
+                <w:sz w:val="18"/>
+                <w:szCs w:val="18"/>
+              </w:rPr>
+              <w:t xml:space="preserve">0.69M</w:t>
+            </w:r>
+          </w:p>
+        </w:tc>
+        <w:tc>
+          <w:tcPr>
+            <w:tcW w:type="dxa" w:w="1250"/>
+            <w:shd w:fill="F5F5F5" w:val="clear"/>
+            <w:tcMar>
+              <w:top w:type="dxa" w:w="60"/>
+              <w:left w:type="dxa" w:w="100"/>
+              <w:bottom w:type="dxa" w:w="60"/>
+              <w:right w:type="dxa" w:w="100"/>
+            </w:tcMar>
+            <w:vAlign w:val="center"/>
+          </w:tcPr>
+          <w:p>
+            <w:pPr>
+              <w:jc w:val="center"/>
+            </w:pPr>
+            <w:r>
+              <w:rPr>
+                <w:b w:val="false"/>
+                <w:bCs w:val="false"/>
+                <w:color w:val="000000"/>
+                <w:sz w:val="18"/>
+                <w:szCs w:val="18"/>
+              </w:rPr>
+              <w:t xml:space="preserve">+7.5%</w:t>
+            </w:r>
+          </w:p>
+        </w:tc>
+        <w:tc>
+          <w:tcPr>
+            <w:tcW w:type="dxa" w:w="1250"/>
+            <w:shd w:fill="F5F5F5" w:val="clear"/>
+            <w:tcMar>
+              <w:top w:type="dxa" w:w="60"/>
+              <w:left w:type="dxa" w:w="100"/>
+              <w:bottom w:type="dxa" w:w="60"/>
+              <w:right w:type="dxa" w:w="100"/>
+            </w:tcMar>
+            <w:vAlign w:val="center"/>
+          </w:tcPr>
+          <w:p>
+            <w:pPr>
+              <w:jc w:val="center"/>
+            </w:pPr>
+            <w:r>
+              <w:rPr>
+                <w:b w:val="false"/>
+                <w:bCs w:val="false"/>
+                <w:color w:val="000000"/>
+                <w:sz w:val="18"/>
+                <w:szCs w:val="18"/>
+              </w:rPr>
+              <w:t xml:space="preserve">37.7%</w:t>
+            </w:r>
+          </w:p>
+        </w:tc>
+      </w:tr>
+    </w:tbl>
+    <w:p>
+      <w:pPr>
+        <w:spacing w:after="200"/>
+      </w:pPr>
+      <w:r>
+        <w:rPr>
+          <w:i/>
+          <w:iCs/>
+          <w:color w:val="555555"/>
+          <w:sz w:val="18"/>
+          <w:szCs w:val="18"/>
+        </w:rPr>
+        <w:t xml:space="preserve">Full 151-franchise list (all four statuses) is in the backup workbook (bob_item3_portfolio_backup.xlsx, sheet 'Problem Child - FW27 Check'). The 27 'possible match' franchises are in the separate review file (FW27_Possible_Match_Review.xlsx, filtered to Tier = Problem Child).</w:t>
+      </w:r>
+    </w:p>
+    <w:p>
+      <w:pPr>
         <w:pStyle w:val="Heading3"/>
         <w:spacing w:after="100" w:before="200"/>
       </w:pPr>
@@ -27020,6 +30196,3182 @@
       </w:r>
       <w:r>
         <w:t xml:space="preserve">None of the 10 is an SMU/single-account exclusive — every franchise sells through 4-49 different Wholesale accounts, so this is not a structural 'it only exists for one retailer' story. But 8 of the 10 have an outlet-type account (Zalando, Stadium Outlet, or a factory outlet) as their single largest Wholesale account, in three cases over half of Wholesale volume (L.I.M Alpha Vest 63.3%, Reed GTX Parka 58.7%, Finch Proof Jacket 43.8% Zalando). These franchises' existing Wholesale distribution is already skewed toward clearance-type accounts rather than full-price doors — worth factoring into the DTC-investment case, since the Wholesale side of the business may not be a strong quality benchmark to grow DTC alongside.</w:t>
+      </w:r>
+    </w:p>
+    <w:p>
+      <w:pPr>
+        <w:spacing w:after="80" w:before="160"/>
+      </w:pPr>
+      <w:r>
+        <w:rPr>
+          <w:b/>
+          <w:bCs/>
+          <w:i/>
+          <w:iCs/>
+          <w:color w:val="444444"/>
+          <w:sz w:val="21"/>
+          <w:szCs w:val="21"/>
+        </w:rPr>
+        <w:t xml:space="preserve">Is Workhorse also an FW27 range-planning issue?</w:t>
+      </w:r>
+    </w:p>
+    <w:p>
+      <w:pPr>
+        <w:spacing w:after="160"/>
+      </w:pPr>
+      <w:r>
+        <w:t xml:space="preserve">Same check as 1.3.2/1.3.4, applied to all 202 Workhorse franchises: 68 are confirmed continuing (F27 or a season-shift into S27/S28), 19 are a possible match under a different gender or garment type — ambiguous, needs a Product/Merchandising call — and 115 have no match anywhere. Unlike Harvest, Workhorse is a healthy, growing tier — so this 115 (102 of them still growing) is the highest-urgency slice of the 1.4 cross-tier gap list: working, growing product with apparently no FW27 plan.</w:t>
+      </w:r>
+    </w:p>
+    <w:p>
+      <w:pPr>
+        <w:spacing w:after="160"/>
+      </w:pPr>
+      <w:r>
+        <w:t xml:space="preserve">Top 10 of the 68 confirmed-continuing franchises, by 2025 sales:</w:t>
+      </w:r>
+    </w:p>
+    <w:tbl>
+      <w:tblPr>
+        <w:tblW w:type="dxa" w:w="9350"/>
+        <w:tblBorders>
+          <w:top w:val="single" w:color="auto" w:sz="4"/>
+          <w:left w:val="single" w:color="auto" w:sz="4"/>
+          <w:bottom w:val="single" w:color="auto" w:sz="4"/>
+          <w:right w:val="single" w:color="auto" w:sz="4"/>
+          <w:insideH w:val="single" w:color="auto" w:sz="4"/>
+          <w:insideV w:val="single" w:color="auto" w:sz="4"/>
+        </w:tblBorders>
+      </w:tblPr>
+      <w:tblGrid>
+        <w:gridCol w:w="2900"/>
+        <w:gridCol w:w="1600"/>
+        <w:gridCol w:w="1350"/>
+        <w:gridCol w:w="1250"/>
+        <w:gridCol w:w="1250"/>
+      </w:tblGrid>
+      <w:tr>
+        <w:trPr>
+          <w:tblHeader/>
+        </w:trPr>
+        <w:tc>
+          <w:tcPr>
+            <w:tcW w:type="dxa" w:w="2900"/>
+            <w:shd w:fill="2F2F2F" w:val="clear"/>
+            <w:tcMar>
+              <w:top w:type="dxa" w:w="60"/>
+              <w:left w:type="dxa" w:w="100"/>
+              <w:bottom w:type="dxa" w:w="60"/>
+              <w:right w:type="dxa" w:w="100"/>
+            </w:tcMar>
+            <w:vAlign w:val="center"/>
+          </w:tcPr>
+          <w:p>
+            <w:pPr>
+              <w:jc w:val="left"/>
+            </w:pPr>
+            <w:r>
+              <w:rPr>
+                <w:b/>
+                <w:bCs/>
+                <w:color w:val="FFFFFF"/>
+                <w:sz w:val="18"/>
+                <w:szCs w:val="18"/>
+              </w:rPr>
+              <w:t xml:space="preserve">Franchise</w:t>
+            </w:r>
+          </w:p>
+        </w:tc>
+        <w:tc>
+          <w:tcPr>
+            <w:tcW w:type="dxa" w:w="1600"/>
+            <w:shd w:fill="2F2F2F" w:val="clear"/>
+            <w:tcMar>
+              <w:top w:type="dxa" w:w="60"/>
+              <w:left w:type="dxa" w:w="100"/>
+              <w:bottom w:type="dxa" w:w="60"/>
+              <w:right w:type="dxa" w:w="100"/>
+            </w:tcMar>
+            <w:vAlign w:val="center"/>
+          </w:tcPr>
+          <w:p>
+            <w:pPr>
+              <w:jc w:val="center"/>
+            </w:pPr>
+            <w:r>
+              <w:rPr>
+                <w:b/>
+                <w:bCs/>
+                <w:color w:val="FFFFFF"/>
+                <w:sz w:val="18"/>
+                <w:szCs w:val="18"/>
+              </w:rPr>
+              <w:t xml:space="preserve">Layer</w:t>
+            </w:r>
+          </w:p>
+        </w:tc>
+        <w:tc>
+          <w:tcPr>
+            <w:tcW w:type="dxa" w:w="1350"/>
+            <w:shd w:fill="2F2F2F" w:val="clear"/>
+            <w:tcMar>
+              <w:top w:type="dxa" w:w="60"/>
+              <w:left w:type="dxa" w:w="100"/>
+              <w:bottom w:type="dxa" w:w="60"/>
+              <w:right w:type="dxa" w:w="100"/>
+            </w:tcMar>
+            <w:vAlign w:val="center"/>
+          </w:tcPr>
+          <w:p>
+            <w:pPr>
+              <w:jc w:val="center"/>
+            </w:pPr>
+            <w:r>
+              <w:rPr>
+                <w:b/>
+                <w:bCs/>
+                <w:color w:val="FFFFFF"/>
+                <w:sz w:val="18"/>
+                <w:szCs w:val="18"/>
+              </w:rPr>
+              <w:t xml:space="preserve">Sales 2025</w:t>
+            </w:r>
+          </w:p>
+        </w:tc>
+        <w:tc>
+          <w:tcPr>
+            <w:tcW w:type="dxa" w:w="1250"/>
+            <w:shd w:fill="2F2F2F" w:val="clear"/>
+            <w:tcMar>
+              <w:top w:type="dxa" w:w="60"/>
+              <w:left w:type="dxa" w:w="100"/>
+              <w:bottom w:type="dxa" w:w="60"/>
+              <w:right w:type="dxa" w:w="100"/>
+            </w:tcMar>
+            <w:vAlign w:val="center"/>
+          </w:tcPr>
+          <w:p>
+            <w:pPr>
+              <w:jc w:val="center"/>
+            </w:pPr>
+            <w:r>
+              <w:rPr>
+                <w:b/>
+                <w:bCs/>
+                <w:color w:val="FFFFFF"/>
+                <w:sz w:val="18"/>
+                <w:szCs w:val="18"/>
+              </w:rPr>
+              <w:t xml:space="preserve">Growth %</w:t>
+            </w:r>
+          </w:p>
+        </w:tc>
+        <w:tc>
+          <w:tcPr>
+            <w:tcW w:type="dxa" w:w="1250"/>
+            <w:shd w:fill="2F2F2F" w:val="clear"/>
+            <w:tcMar>
+              <w:top w:type="dxa" w:w="60"/>
+              <w:left w:type="dxa" w:w="100"/>
+              <w:bottom w:type="dxa" w:w="60"/>
+              <w:right w:type="dxa" w:w="100"/>
+            </w:tcMar>
+            <w:vAlign w:val="center"/>
+          </w:tcPr>
+          <w:p>
+            <w:pPr>
+              <w:jc w:val="center"/>
+            </w:pPr>
+            <w:r>
+              <w:rPr>
+                <w:b/>
+                <w:bCs/>
+                <w:color w:val="FFFFFF"/>
+                <w:sz w:val="18"/>
+                <w:szCs w:val="18"/>
+              </w:rPr>
+              <w:t xml:space="preserve">GM% 2025</w:t>
+            </w:r>
+          </w:p>
+        </w:tc>
+      </w:tr>
+      <w:tr>
+        <w:tc>
+          <w:tcPr>
+            <w:tcW w:type="dxa" w:w="2900"/>
+            <w:tcMar>
+              <w:top w:type="dxa" w:w="60"/>
+              <w:left w:type="dxa" w:w="100"/>
+              <w:bottom w:type="dxa" w:w="60"/>
+              <w:right w:type="dxa" w:w="100"/>
+            </w:tcMar>
+            <w:vAlign w:val="center"/>
+          </w:tcPr>
+          <w:p>
+            <w:pPr>
+              <w:jc w:val="left"/>
+            </w:pPr>
+            <w:r>
+              <w:rPr>
+                <w:b w:val="false"/>
+                <w:bCs w:val="false"/>
+                <w:color w:val="000000"/>
+                <w:sz w:val="18"/>
+                <w:szCs w:val="18"/>
+              </w:rPr>
+              <w:t xml:space="preserve">Astral GTX Jacket (Men)</w:t>
+            </w:r>
+          </w:p>
+        </w:tc>
+        <w:tc>
+          <w:tcPr>
+            <w:tcW w:type="dxa" w:w="1600"/>
+            <w:tcMar>
+              <w:top w:type="dxa" w:w="60"/>
+              <w:left w:type="dxa" w:w="100"/>
+              <w:bottom w:type="dxa" w:w="60"/>
+              <w:right w:type="dxa" w:w="100"/>
+            </w:tcMar>
+            <w:vAlign w:val="center"/>
+          </w:tcPr>
+          <w:p>
+            <w:pPr>
+              <w:jc w:val="center"/>
+            </w:pPr>
+            <w:r>
+              <w:rPr>
+                <w:b w:val="false"/>
+                <w:bCs w:val="false"/>
+                <w:color w:val="000000"/>
+                <w:sz w:val="18"/>
+                <w:szCs w:val="18"/>
+              </w:rPr>
+              <w:t xml:space="preserve">Shell</w:t>
+            </w:r>
+          </w:p>
+        </w:tc>
+        <w:tc>
+          <w:tcPr>
+            <w:tcW w:type="dxa" w:w="1350"/>
+            <w:tcMar>
+              <w:top w:type="dxa" w:w="60"/>
+              <w:left w:type="dxa" w:w="100"/>
+              <w:bottom w:type="dxa" w:w="60"/>
+              <w:right w:type="dxa" w:w="100"/>
+            </w:tcMar>
+            <w:vAlign w:val="center"/>
+          </w:tcPr>
+          <w:p>
+            <w:pPr>
+              <w:jc w:val="center"/>
+            </w:pPr>
+            <w:r>
+              <w:rPr>
+                <w:b w:val="false"/>
+                <w:bCs w:val="false"/>
+                <w:color w:val="000000"/>
+                <w:sz w:val="18"/>
+                <w:szCs w:val="18"/>
+              </w:rPr>
+              <w:t xml:space="preserve">16.40M</w:t>
+            </w:r>
+          </w:p>
+        </w:tc>
+        <w:tc>
+          <w:tcPr>
+            <w:tcW w:type="dxa" w:w="1250"/>
+            <w:tcMar>
+              <w:top w:type="dxa" w:w="60"/>
+              <w:left w:type="dxa" w:w="100"/>
+              <w:bottom w:type="dxa" w:w="60"/>
+              <w:right w:type="dxa" w:w="100"/>
+            </w:tcMar>
+            <w:vAlign w:val="center"/>
+          </w:tcPr>
+          <w:p>
+            <w:pPr>
+              <w:jc w:val="center"/>
+            </w:pPr>
+            <w:r>
+              <w:rPr>
+                <w:b w:val="false"/>
+                <w:bCs w:val="false"/>
+                <w:color w:val="000000"/>
+                <w:sz w:val="18"/>
+                <w:szCs w:val="18"/>
+              </w:rPr>
+              <w:t xml:space="preserve">+19.8%</w:t>
+            </w:r>
+          </w:p>
+        </w:tc>
+        <w:tc>
+          <w:tcPr>
+            <w:tcW w:type="dxa" w:w="1250"/>
+            <w:tcMar>
+              <w:top w:type="dxa" w:w="60"/>
+              <w:left w:type="dxa" w:w="100"/>
+              <w:bottom w:type="dxa" w:w="60"/>
+              <w:right w:type="dxa" w:w="100"/>
+            </w:tcMar>
+            <w:vAlign w:val="center"/>
+          </w:tcPr>
+          <w:p>
+            <w:pPr>
+              <w:jc w:val="center"/>
+            </w:pPr>
+            <w:r>
+              <w:rPr>
+                <w:b w:val="false"/>
+                <w:bCs w:val="false"/>
+                <w:color w:val="000000"/>
+                <w:sz w:val="18"/>
+                <w:szCs w:val="18"/>
+              </w:rPr>
+              <w:t xml:space="preserve">43.2%</w:t>
+            </w:r>
+          </w:p>
+        </w:tc>
+      </w:tr>
+      <w:tr>
+        <w:tc>
+          <w:tcPr>
+            <w:tcW w:type="dxa" w:w="2900"/>
+            <w:shd w:fill="F5F5F5" w:val="clear"/>
+            <w:tcMar>
+              <w:top w:type="dxa" w:w="60"/>
+              <w:left w:type="dxa" w:w="100"/>
+              <w:bottom w:type="dxa" w:w="60"/>
+              <w:right w:type="dxa" w:w="100"/>
+            </w:tcMar>
+            <w:vAlign w:val="center"/>
+          </w:tcPr>
+          <w:p>
+            <w:pPr>
+              <w:jc w:val="left"/>
+            </w:pPr>
+            <w:r>
+              <w:rPr>
+                <w:b w:val="false"/>
+                <w:bCs w:val="false"/>
+                <w:color w:val="000000"/>
+                <w:sz w:val="18"/>
+                <w:szCs w:val="18"/>
+              </w:rPr>
+              <w:t xml:space="preserve">Buteo Mid Jacket (Men)</w:t>
+            </w:r>
+          </w:p>
+        </w:tc>
+        <w:tc>
+          <w:tcPr>
+            <w:tcW w:type="dxa" w:w="1600"/>
+            <w:shd w:fill="F5F5F5" w:val="clear"/>
+            <w:tcMar>
+              <w:top w:type="dxa" w:w="60"/>
+              <w:left w:type="dxa" w:w="100"/>
+              <w:bottom w:type="dxa" w:w="60"/>
+              <w:right w:type="dxa" w:w="100"/>
+            </w:tcMar>
+            <w:vAlign w:val="center"/>
+          </w:tcPr>
+          <w:p>
+            <w:pPr>
+              <w:jc w:val="center"/>
+            </w:pPr>
+            <w:r>
+              <w:rPr>
+                <w:b w:val="false"/>
+                <w:bCs w:val="false"/>
+                <w:color w:val="000000"/>
+                <w:sz w:val="18"/>
+                <w:szCs w:val="18"/>
+              </w:rPr>
+              <w:t xml:space="preserve">Mid layer</w:t>
+            </w:r>
+          </w:p>
+        </w:tc>
+        <w:tc>
+          <w:tcPr>
+            <w:tcW w:type="dxa" w:w="1350"/>
+            <w:shd w:fill="F5F5F5" w:val="clear"/>
+            <w:tcMar>
+              <w:top w:type="dxa" w:w="60"/>
+              <w:left w:type="dxa" w:w="100"/>
+              <w:bottom w:type="dxa" w:w="60"/>
+              <w:right w:type="dxa" w:w="100"/>
+            </w:tcMar>
+            <w:vAlign w:val="center"/>
+          </w:tcPr>
+          <w:p>
+            <w:pPr>
+              <w:jc w:val="center"/>
+            </w:pPr>
+            <w:r>
+              <w:rPr>
+                <w:b w:val="false"/>
+                <w:bCs w:val="false"/>
+                <w:color w:val="000000"/>
+                <w:sz w:val="18"/>
+                <w:szCs w:val="18"/>
+              </w:rPr>
+              <w:t xml:space="preserve">7.57M</w:t>
+            </w:r>
+          </w:p>
+        </w:tc>
+        <w:tc>
+          <w:tcPr>
+            <w:tcW w:type="dxa" w:w="1250"/>
+            <w:shd w:fill="F5F5F5" w:val="clear"/>
+            <w:tcMar>
+              <w:top w:type="dxa" w:w="60"/>
+              <w:left w:type="dxa" w:w="100"/>
+              <w:bottom w:type="dxa" w:w="60"/>
+              <w:right w:type="dxa" w:w="100"/>
+            </w:tcMar>
+            <w:vAlign w:val="center"/>
+          </w:tcPr>
+          <w:p>
+            <w:pPr>
+              <w:jc w:val="center"/>
+            </w:pPr>
+            <w:r>
+              <w:rPr>
+                <w:b w:val="false"/>
+                <w:bCs w:val="false"/>
+                <w:color w:val="000000"/>
+                <w:sz w:val="18"/>
+                <w:szCs w:val="18"/>
+              </w:rPr>
+              <w:t xml:space="preserve">-3.6%</w:t>
+            </w:r>
+          </w:p>
+        </w:tc>
+        <w:tc>
+          <w:tcPr>
+            <w:tcW w:type="dxa" w:w="1250"/>
+            <w:shd w:fill="F5F5F5" w:val="clear"/>
+            <w:tcMar>
+              <w:top w:type="dxa" w:w="60"/>
+              <w:left w:type="dxa" w:w="100"/>
+              <w:bottom w:type="dxa" w:w="60"/>
+              <w:right w:type="dxa" w:w="100"/>
+            </w:tcMar>
+            <w:vAlign w:val="center"/>
+          </w:tcPr>
+          <w:p>
+            <w:pPr>
+              <w:jc w:val="center"/>
+            </w:pPr>
+            <w:r>
+              <w:rPr>
+                <w:b w:val="false"/>
+                <w:bCs w:val="false"/>
+                <w:color w:val="000000"/>
+                <w:sz w:val="18"/>
+                <w:szCs w:val="18"/>
+              </w:rPr>
+              <w:t xml:space="preserve">55.4%</w:t>
+            </w:r>
+          </w:p>
+        </w:tc>
+      </w:tr>
+      <w:tr>
+        <w:tc>
+          <w:tcPr>
+            <w:tcW w:type="dxa" w:w="2900"/>
+            <w:tcMar>
+              <w:top w:type="dxa" w:w="60"/>
+              <w:left w:type="dxa" w:w="100"/>
+              <w:bottom w:type="dxa" w:w="60"/>
+              <w:right w:type="dxa" w:w="100"/>
+            </w:tcMar>
+            <w:vAlign w:val="center"/>
+          </w:tcPr>
+          <w:p>
+            <w:pPr>
+              <w:jc w:val="left"/>
+            </w:pPr>
+            <w:r>
+              <w:rPr>
+                <w:b w:val="false"/>
+                <w:bCs w:val="false"/>
+                <w:color w:val="000000"/>
+                <w:sz w:val="18"/>
+                <w:szCs w:val="18"/>
+              </w:rPr>
+              <w:t xml:space="preserve">Haglöfs Ridge GTX Low (Men)</w:t>
+            </w:r>
+          </w:p>
+        </w:tc>
+        <w:tc>
+          <w:tcPr>
+            <w:tcW w:type="dxa" w:w="1600"/>
+            <w:tcMar>
+              <w:top w:type="dxa" w:w="60"/>
+              <w:left w:type="dxa" w:w="100"/>
+              <w:bottom w:type="dxa" w:w="60"/>
+              <w:right w:type="dxa" w:w="100"/>
+            </w:tcMar>
+            <w:vAlign w:val="center"/>
+          </w:tcPr>
+          <w:p>
+            <w:pPr>
+              <w:jc w:val="center"/>
+            </w:pPr>
+            <w:r>
+              <w:rPr>
+                <w:b w:val="false"/>
+                <w:bCs w:val="false"/>
+                <w:color w:val="000000"/>
+                <w:sz w:val="18"/>
+                <w:szCs w:val="18"/>
+              </w:rPr>
+              <w:t xml:space="preserve">Hiking shoes</w:t>
+            </w:r>
+          </w:p>
+        </w:tc>
+        <w:tc>
+          <w:tcPr>
+            <w:tcW w:type="dxa" w:w="1350"/>
+            <w:tcMar>
+              <w:top w:type="dxa" w:w="60"/>
+              <w:left w:type="dxa" w:w="100"/>
+              <w:bottom w:type="dxa" w:w="60"/>
+              <w:right w:type="dxa" w:w="100"/>
+            </w:tcMar>
+            <w:vAlign w:val="center"/>
+          </w:tcPr>
+          <w:p>
+            <w:pPr>
+              <w:jc w:val="center"/>
+            </w:pPr>
+            <w:r>
+              <w:rPr>
+                <w:b w:val="false"/>
+                <w:bCs w:val="false"/>
+                <w:color w:val="000000"/>
+                <w:sz w:val="18"/>
+                <w:szCs w:val="18"/>
+              </w:rPr>
+              <w:t xml:space="preserve">6.75M</w:t>
+            </w:r>
+          </w:p>
+        </w:tc>
+        <w:tc>
+          <w:tcPr>
+            <w:tcW w:type="dxa" w:w="1250"/>
+            <w:tcMar>
+              <w:top w:type="dxa" w:w="60"/>
+              <w:left w:type="dxa" w:w="100"/>
+              <w:bottom w:type="dxa" w:w="60"/>
+              <w:right w:type="dxa" w:w="100"/>
+            </w:tcMar>
+            <w:vAlign w:val="center"/>
+          </w:tcPr>
+          <w:p>
+            <w:pPr>
+              <w:jc w:val="center"/>
+            </w:pPr>
+            <w:r>
+              <w:rPr>
+                <w:b w:val="false"/>
+                <w:bCs w:val="false"/>
+                <w:color w:val="000000"/>
+                <w:sz w:val="18"/>
+                <w:szCs w:val="18"/>
+              </w:rPr>
+              <w:t xml:space="preserve">-2.9%</w:t>
+            </w:r>
+          </w:p>
+        </w:tc>
+        <w:tc>
+          <w:tcPr>
+            <w:tcW w:type="dxa" w:w="1250"/>
+            <w:tcMar>
+              <w:top w:type="dxa" w:w="60"/>
+              <w:left w:type="dxa" w:w="100"/>
+              <w:bottom w:type="dxa" w:w="60"/>
+              <w:right w:type="dxa" w:w="100"/>
+            </w:tcMar>
+            <w:vAlign w:val="center"/>
+          </w:tcPr>
+          <w:p>
+            <w:pPr>
+              <w:jc w:val="center"/>
+            </w:pPr>
+            <w:r>
+              <w:rPr>
+                <w:b w:val="false"/>
+                <w:bCs w:val="false"/>
+                <w:color w:val="000000"/>
+                <w:sz w:val="18"/>
+                <w:szCs w:val="18"/>
+              </w:rPr>
+              <w:t xml:space="preserve">44.1%</w:t>
+            </w:r>
+          </w:p>
+        </w:tc>
+      </w:tr>
+      <w:tr>
+        <w:tc>
+          <w:tcPr>
+            <w:tcW w:type="dxa" w:w="2900"/>
+            <w:shd w:fill="F5F5F5" w:val="clear"/>
+            <w:tcMar>
+              <w:top w:type="dxa" w:w="60"/>
+              <w:left w:type="dxa" w:w="100"/>
+              <w:bottom w:type="dxa" w:w="60"/>
+              <w:right w:type="dxa" w:w="100"/>
+            </w:tcMar>
+            <w:vAlign w:val="center"/>
+          </w:tcPr>
+          <w:p>
+            <w:pPr>
+              <w:jc w:val="left"/>
+            </w:pPr>
+            <w:r>
+              <w:rPr>
+                <w:b w:val="false"/>
+                <w:bCs w:val="false"/>
+                <w:color w:val="000000"/>
+                <w:sz w:val="18"/>
+                <w:szCs w:val="18"/>
+              </w:rPr>
+              <w:t xml:space="preserve">Front Proof Jacket (Women)</w:t>
+            </w:r>
+          </w:p>
+        </w:tc>
+        <w:tc>
+          <w:tcPr>
+            <w:tcW w:type="dxa" w:w="1600"/>
+            <w:shd w:fill="F5F5F5" w:val="clear"/>
+            <w:tcMar>
+              <w:top w:type="dxa" w:w="60"/>
+              <w:left w:type="dxa" w:w="100"/>
+              <w:bottom w:type="dxa" w:w="60"/>
+              <w:right w:type="dxa" w:w="100"/>
+            </w:tcMar>
+            <w:vAlign w:val="center"/>
+          </w:tcPr>
+          <w:p>
+            <w:pPr>
+              <w:jc w:val="center"/>
+            </w:pPr>
+            <w:r>
+              <w:rPr>
+                <w:b w:val="false"/>
+                <w:bCs w:val="false"/>
+                <w:color w:val="000000"/>
+                <w:sz w:val="18"/>
+                <w:szCs w:val="18"/>
+              </w:rPr>
+              <w:t xml:space="preserve">Shell</w:t>
+            </w:r>
+          </w:p>
+        </w:tc>
+        <w:tc>
+          <w:tcPr>
+            <w:tcW w:type="dxa" w:w="1350"/>
+            <w:shd w:fill="F5F5F5" w:val="clear"/>
+            <w:tcMar>
+              <w:top w:type="dxa" w:w="60"/>
+              <w:left w:type="dxa" w:w="100"/>
+              <w:bottom w:type="dxa" w:w="60"/>
+              <w:right w:type="dxa" w:w="100"/>
+            </w:tcMar>
+            <w:vAlign w:val="center"/>
+          </w:tcPr>
+          <w:p>
+            <w:pPr>
+              <w:jc w:val="center"/>
+            </w:pPr>
+            <w:r>
+              <w:rPr>
+                <w:b w:val="false"/>
+                <w:bCs w:val="false"/>
+                <w:color w:val="000000"/>
+                <w:sz w:val="18"/>
+                <w:szCs w:val="18"/>
+              </w:rPr>
+              <w:t xml:space="preserve">6.32M</w:t>
+            </w:r>
+          </w:p>
+        </w:tc>
+        <w:tc>
+          <w:tcPr>
+            <w:tcW w:type="dxa" w:w="1250"/>
+            <w:shd w:fill="F5F5F5" w:val="clear"/>
+            <w:tcMar>
+              <w:top w:type="dxa" w:w="60"/>
+              <w:left w:type="dxa" w:w="100"/>
+              <w:bottom w:type="dxa" w:w="60"/>
+              <w:right w:type="dxa" w:w="100"/>
+            </w:tcMar>
+            <w:vAlign w:val="center"/>
+          </w:tcPr>
+          <w:p>
+            <w:pPr>
+              <w:jc w:val="center"/>
+            </w:pPr>
+            <w:r>
+              <w:rPr>
+                <w:b w:val="false"/>
+                <w:bCs w:val="false"/>
+                <w:color w:val="000000"/>
+                <w:sz w:val="18"/>
+                <w:szCs w:val="18"/>
+              </w:rPr>
+              <w:t xml:space="preserve">+78.9%</w:t>
+            </w:r>
+          </w:p>
+        </w:tc>
+        <w:tc>
+          <w:tcPr>
+            <w:tcW w:type="dxa" w:w="1250"/>
+            <w:shd w:fill="F5F5F5" w:val="clear"/>
+            <w:tcMar>
+              <w:top w:type="dxa" w:w="60"/>
+              <w:left w:type="dxa" w:w="100"/>
+              <w:bottom w:type="dxa" w:w="60"/>
+              <w:right w:type="dxa" w:w="100"/>
+            </w:tcMar>
+            <w:vAlign w:val="center"/>
+          </w:tcPr>
+          <w:p>
+            <w:pPr>
+              <w:jc w:val="center"/>
+            </w:pPr>
+            <w:r>
+              <w:rPr>
+                <w:b w:val="false"/>
+                <w:bCs w:val="false"/>
+                <w:color w:val="000000"/>
+                <w:sz w:val="18"/>
+                <w:szCs w:val="18"/>
+              </w:rPr>
+              <w:t xml:space="preserve">41.4%</w:t>
+            </w:r>
+          </w:p>
+        </w:tc>
+      </w:tr>
+      <w:tr>
+        <w:tc>
+          <w:tcPr>
+            <w:tcW w:type="dxa" w:w="2900"/>
+            <w:tcMar>
+              <w:top w:type="dxa" w:w="60"/>
+              <w:left w:type="dxa" w:w="100"/>
+              <w:bottom w:type="dxa" w:w="60"/>
+              <w:right w:type="dxa" w:w="100"/>
+            </w:tcMar>
+            <w:vAlign w:val="center"/>
+          </w:tcPr>
+          <w:p>
+            <w:pPr>
+              <w:jc w:val="left"/>
+            </w:pPr>
+            <w:r>
+              <w:rPr>
+                <w:b w:val="false"/>
+                <w:bCs w:val="false"/>
+                <w:color w:val="000000"/>
+                <w:sz w:val="18"/>
+                <w:szCs w:val="18"/>
+              </w:rPr>
+              <w:t xml:space="preserve">ROC Flash Down Hood (Men)</w:t>
+            </w:r>
+          </w:p>
+        </w:tc>
+        <w:tc>
+          <w:tcPr>
+            <w:tcW w:type="dxa" w:w="1600"/>
+            <w:tcMar>
+              <w:top w:type="dxa" w:w="60"/>
+              <w:left w:type="dxa" w:w="100"/>
+              <w:bottom w:type="dxa" w:w="60"/>
+              <w:right w:type="dxa" w:w="100"/>
+            </w:tcMar>
+            <w:vAlign w:val="center"/>
+          </w:tcPr>
+          <w:p>
+            <w:pPr>
+              <w:jc w:val="center"/>
+            </w:pPr>
+            <w:r>
+              <w:rPr>
+                <w:b w:val="false"/>
+                <w:bCs w:val="false"/>
+                <w:color w:val="000000"/>
+                <w:sz w:val="18"/>
+                <w:szCs w:val="18"/>
+              </w:rPr>
+              <w:t xml:space="preserve">Insulation</w:t>
+            </w:r>
+          </w:p>
+        </w:tc>
+        <w:tc>
+          <w:tcPr>
+            <w:tcW w:type="dxa" w:w="1350"/>
+            <w:tcMar>
+              <w:top w:type="dxa" w:w="60"/>
+              <w:left w:type="dxa" w:w="100"/>
+              <w:bottom w:type="dxa" w:w="60"/>
+              <w:right w:type="dxa" w:w="100"/>
+            </w:tcMar>
+            <w:vAlign w:val="center"/>
+          </w:tcPr>
+          <w:p>
+            <w:pPr>
+              <w:jc w:val="center"/>
+            </w:pPr>
+            <w:r>
+              <w:rPr>
+                <w:b w:val="false"/>
+                <w:bCs w:val="false"/>
+                <w:color w:val="000000"/>
+                <w:sz w:val="18"/>
+                <w:szCs w:val="18"/>
+              </w:rPr>
+              <w:t xml:space="preserve">5.58M</w:t>
+            </w:r>
+          </w:p>
+        </w:tc>
+        <w:tc>
+          <w:tcPr>
+            <w:tcW w:type="dxa" w:w="1250"/>
+            <w:tcMar>
+              <w:top w:type="dxa" w:w="60"/>
+              <w:left w:type="dxa" w:w="100"/>
+              <w:bottom w:type="dxa" w:w="60"/>
+              <w:right w:type="dxa" w:w="100"/>
+            </w:tcMar>
+            <w:vAlign w:val="center"/>
+          </w:tcPr>
+          <w:p>
+            <w:pPr>
+              <w:jc w:val="center"/>
+            </w:pPr>
+            <w:r>
+              <w:rPr>
+                <w:b w:val="false"/>
+                <w:bCs w:val="false"/>
+                <w:color w:val="000000"/>
+                <w:sz w:val="18"/>
+                <w:szCs w:val="18"/>
+              </w:rPr>
+              <w:t xml:space="preserve">+86.9%</w:t>
+            </w:r>
+          </w:p>
+        </w:tc>
+        <w:tc>
+          <w:tcPr>
+            <w:tcW w:type="dxa" w:w="1250"/>
+            <w:tcMar>
+              <w:top w:type="dxa" w:w="60"/>
+              <w:left w:type="dxa" w:w="100"/>
+              <w:bottom w:type="dxa" w:w="60"/>
+              <w:right w:type="dxa" w:w="100"/>
+            </w:tcMar>
+            <w:vAlign w:val="center"/>
+          </w:tcPr>
+          <w:p>
+            <w:pPr>
+              <w:jc w:val="center"/>
+            </w:pPr>
+            <w:r>
+              <w:rPr>
+                <w:b w:val="false"/>
+                <w:bCs w:val="false"/>
+                <w:color w:val="000000"/>
+                <w:sz w:val="18"/>
+                <w:szCs w:val="18"/>
+              </w:rPr>
+              <w:t xml:space="preserve">46.4%</w:t>
+            </w:r>
+          </w:p>
+        </w:tc>
+      </w:tr>
+      <w:tr>
+        <w:tc>
+          <w:tcPr>
+            <w:tcW w:type="dxa" w:w="2900"/>
+            <w:shd w:fill="F5F5F5" w:val="clear"/>
+            <w:tcMar>
+              <w:top w:type="dxa" w:w="60"/>
+              <w:left w:type="dxa" w:w="100"/>
+              <w:bottom w:type="dxa" w:w="60"/>
+              <w:right w:type="dxa" w:w="100"/>
+            </w:tcMar>
+            <w:vAlign w:val="center"/>
+          </w:tcPr>
+          <w:p>
+            <w:pPr>
+              <w:jc w:val="left"/>
+            </w:pPr>
+            <w:r>
+              <w:rPr>
+                <w:b w:val="false"/>
+                <w:bCs w:val="false"/>
+                <w:color w:val="000000"/>
+                <w:sz w:val="18"/>
+                <w:szCs w:val="18"/>
+              </w:rPr>
+              <w:t xml:space="preserve">Tight Medium (Unisex)</w:t>
+            </w:r>
+          </w:p>
+        </w:tc>
+        <w:tc>
+          <w:tcPr>
+            <w:tcW w:type="dxa" w:w="1600"/>
+            <w:shd w:fill="F5F5F5" w:val="clear"/>
+            <w:tcMar>
+              <w:top w:type="dxa" w:w="60"/>
+              <w:left w:type="dxa" w:w="100"/>
+              <w:bottom w:type="dxa" w:w="60"/>
+              <w:right w:type="dxa" w:w="100"/>
+            </w:tcMar>
+            <w:vAlign w:val="center"/>
+          </w:tcPr>
+          <w:p>
+            <w:pPr>
+              <w:jc w:val="center"/>
+            </w:pPr>
+            <w:r>
+              <w:rPr>
+                <w:b w:val="false"/>
+                <w:bCs w:val="false"/>
+                <w:color w:val="000000"/>
+                <w:sz w:val="18"/>
+                <w:szCs w:val="18"/>
+              </w:rPr>
+              <w:t xml:space="preserve">Daypacks</w:t>
+            </w:r>
+          </w:p>
+        </w:tc>
+        <w:tc>
+          <w:tcPr>
+            <w:tcW w:type="dxa" w:w="1350"/>
+            <w:shd w:fill="F5F5F5" w:val="clear"/>
+            <w:tcMar>
+              <w:top w:type="dxa" w:w="60"/>
+              <w:left w:type="dxa" w:w="100"/>
+              <w:bottom w:type="dxa" w:w="60"/>
+              <w:right w:type="dxa" w:w="100"/>
+            </w:tcMar>
+            <w:vAlign w:val="center"/>
+          </w:tcPr>
+          <w:p>
+            <w:pPr>
+              <w:jc w:val="center"/>
+            </w:pPr>
+            <w:r>
+              <w:rPr>
+                <w:b w:val="false"/>
+                <w:bCs w:val="false"/>
+                <w:color w:val="000000"/>
+                <w:sz w:val="18"/>
+                <w:szCs w:val="18"/>
+              </w:rPr>
+              <w:t xml:space="preserve">4.80M</w:t>
+            </w:r>
+          </w:p>
+        </w:tc>
+        <w:tc>
+          <w:tcPr>
+            <w:tcW w:type="dxa" w:w="1250"/>
+            <w:shd w:fill="F5F5F5" w:val="clear"/>
+            <w:tcMar>
+              <w:top w:type="dxa" w:w="60"/>
+              <w:left w:type="dxa" w:w="100"/>
+              <w:bottom w:type="dxa" w:w="60"/>
+              <w:right w:type="dxa" w:w="100"/>
+            </w:tcMar>
+            <w:vAlign w:val="center"/>
+          </w:tcPr>
+          <w:p>
+            <w:pPr>
+              <w:jc w:val="center"/>
+            </w:pPr>
+            <w:r>
+              <w:rPr>
+                <w:b w:val="false"/>
+                <w:bCs w:val="false"/>
+                <w:color w:val="000000"/>
+                <w:sz w:val="18"/>
+                <w:szCs w:val="18"/>
+              </w:rPr>
+              <w:t xml:space="preserve">-4.1%</w:t>
+            </w:r>
+          </w:p>
+        </w:tc>
+        <w:tc>
+          <w:tcPr>
+            <w:tcW w:type="dxa" w:w="1250"/>
+            <w:shd w:fill="F5F5F5" w:val="clear"/>
+            <w:tcMar>
+              <w:top w:type="dxa" w:w="60"/>
+              <w:left w:type="dxa" w:w="100"/>
+              <w:bottom w:type="dxa" w:w="60"/>
+              <w:right w:type="dxa" w:w="100"/>
+            </w:tcMar>
+            <w:vAlign w:val="center"/>
+          </w:tcPr>
+          <w:p>
+            <w:pPr>
+              <w:jc w:val="center"/>
+            </w:pPr>
+            <w:r>
+              <w:rPr>
+                <w:b w:val="false"/>
+                <w:bCs w:val="false"/>
+                <w:color w:val="000000"/>
+                <w:sz w:val="18"/>
+                <w:szCs w:val="18"/>
+              </w:rPr>
+              <w:t xml:space="preserve">47.2%</w:t>
+            </w:r>
+          </w:p>
+        </w:tc>
+      </w:tr>
+      <w:tr>
+        <w:tc>
+          <w:tcPr>
+            <w:tcW w:type="dxa" w:w="2900"/>
+            <w:tcMar>
+              <w:top w:type="dxa" w:w="60"/>
+              <w:left w:type="dxa" w:w="100"/>
+              <w:bottom w:type="dxa" w:w="60"/>
+              <w:right w:type="dxa" w:w="100"/>
+            </w:tcMar>
+            <w:vAlign w:val="center"/>
+          </w:tcPr>
+          <w:p>
+            <w:pPr>
+              <w:jc w:val="left"/>
+            </w:pPr>
+            <w:r>
+              <w:rPr>
+                <w:b w:val="false"/>
+                <w:bCs w:val="false"/>
+                <w:color w:val="000000"/>
+                <w:sz w:val="18"/>
+                <w:szCs w:val="18"/>
+              </w:rPr>
+              <w:t xml:space="preserve">Rosson Down Hood (Men)</w:t>
+            </w:r>
+          </w:p>
+        </w:tc>
+        <w:tc>
+          <w:tcPr>
+            <w:tcW w:type="dxa" w:w="1600"/>
+            <w:tcMar>
+              <w:top w:type="dxa" w:w="60"/>
+              <w:left w:type="dxa" w:w="100"/>
+              <w:bottom w:type="dxa" w:w="60"/>
+              <w:right w:type="dxa" w:w="100"/>
+            </w:tcMar>
+            <w:vAlign w:val="center"/>
+          </w:tcPr>
+          <w:p>
+            <w:pPr>
+              <w:jc w:val="center"/>
+            </w:pPr>
+            <w:r>
+              <w:rPr>
+                <w:b w:val="false"/>
+                <w:bCs w:val="false"/>
+                <w:color w:val="000000"/>
+                <w:sz w:val="18"/>
+                <w:szCs w:val="18"/>
+              </w:rPr>
+              <w:t xml:space="preserve">Insulation</w:t>
+            </w:r>
+          </w:p>
+        </w:tc>
+        <w:tc>
+          <w:tcPr>
+            <w:tcW w:type="dxa" w:w="1350"/>
+            <w:tcMar>
+              <w:top w:type="dxa" w:w="60"/>
+              <w:left w:type="dxa" w:w="100"/>
+              <w:bottom w:type="dxa" w:w="60"/>
+              <w:right w:type="dxa" w:w="100"/>
+            </w:tcMar>
+            <w:vAlign w:val="center"/>
+          </w:tcPr>
+          <w:p>
+            <w:pPr>
+              <w:jc w:val="center"/>
+            </w:pPr>
+            <w:r>
+              <w:rPr>
+                <w:b w:val="false"/>
+                <w:bCs w:val="false"/>
+                <w:color w:val="000000"/>
+                <w:sz w:val="18"/>
+                <w:szCs w:val="18"/>
+              </w:rPr>
+              <w:t xml:space="preserve">4.74M</w:t>
+            </w:r>
+          </w:p>
+        </w:tc>
+        <w:tc>
+          <w:tcPr>
+            <w:tcW w:type="dxa" w:w="1250"/>
+            <w:tcMar>
+              <w:top w:type="dxa" w:w="60"/>
+              <w:left w:type="dxa" w:w="100"/>
+              <w:bottom w:type="dxa" w:w="60"/>
+              <w:right w:type="dxa" w:w="100"/>
+            </w:tcMar>
+            <w:vAlign w:val="center"/>
+          </w:tcPr>
+          <w:p>
+            <w:pPr>
+              <w:jc w:val="center"/>
+            </w:pPr>
+            <w:r>
+              <w:rPr>
+                <w:b w:val="false"/>
+                <w:bCs w:val="false"/>
+                <w:color w:val="000000"/>
+                <w:sz w:val="18"/>
+                <w:szCs w:val="18"/>
+              </w:rPr>
+              <w:t xml:space="preserve">-5.0%</w:t>
+            </w:r>
+          </w:p>
+        </w:tc>
+        <w:tc>
+          <w:tcPr>
+            <w:tcW w:type="dxa" w:w="1250"/>
+            <w:tcMar>
+              <w:top w:type="dxa" w:w="60"/>
+              <w:left w:type="dxa" w:w="100"/>
+              <w:bottom w:type="dxa" w:w="60"/>
+              <w:right w:type="dxa" w:w="100"/>
+            </w:tcMar>
+            <w:vAlign w:val="center"/>
+          </w:tcPr>
+          <w:p>
+            <w:pPr>
+              <w:jc w:val="center"/>
+            </w:pPr>
+            <w:r>
+              <w:rPr>
+                <w:b w:val="false"/>
+                <w:bCs w:val="false"/>
+                <w:color w:val="000000"/>
+                <w:sz w:val="18"/>
+                <w:szCs w:val="18"/>
+              </w:rPr>
+              <w:t xml:space="preserve">45.2%</w:t>
+            </w:r>
+          </w:p>
+        </w:tc>
+      </w:tr>
+      <w:tr>
+        <w:tc>
+          <w:tcPr>
+            <w:tcW w:type="dxa" w:w="2900"/>
+            <w:shd w:fill="F5F5F5" w:val="clear"/>
+            <w:tcMar>
+              <w:top w:type="dxa" w:w="60"/>
+              <w:left w:type="dxa" w:w="100"/>
+              <w:bottom w:type="dxa" w:w="60"/>
+              <w:right w:type="dxa" w:w="100"/>
+            </w:tcMar>
+            <w:vAlign w:val="center"/>
+          </w:tcPr>
+          <w:p>
+            <w:pPr>
+              <w:jc w:val="left"/>
+            </w:pPr>
+            <w:r>
+              <w:rPr>
+                <w:b w:val="false"/>
+                <w:bCs w:val="false"/>
+                <w:color w:val="000000"/>
+                <w:sz w:val="18"/>
+                <w:szCs w:val="18"/>
+              </w:rPr>
+              <w:t xml:space="preserve">Latnja GTX Insulated Jacket (Men)</w:t>
+            </w:r>
+          </w:p>
+        </w:tc>
+        <w:tc>
+          <w:tcPr>
+            <w:tcW w:type="dxa" w:w="1600"/>
+            <w:shd w:fill="F5F5F5" w:val="clear"/>
+            <w:tcMar>
+              <w:top w:type="dxa" w:w="60"/>
+              <w:left w:type="dxa" w:w="100"/>
+              <w:bottom w:type="dxa" w:w="60"/>
+              <w:right w:type="dxa" w:w="100"/>
+            </w:tcMar>
+            <w:vAlign w:val="center"/>
+          </w:tcPr>
+          <w:p>
+            <w:pPr>
+              <w:jc w:val="center"/>
+            </w:pPr>
+            <w:r>
+              <w:rPr>
+                <w:b w:val="false"/>
+                <w:bCs w:val="false"/>
+                <w:color w:val="000000"/>
+                <w:sz w:val="18"/>
+                <w:szCs w:val="18"/>
+              </w:rPr>
+              <w:t xml:space="preserve">Shell</w:t>
+            </w:r>
+          </w:p>
+        </w:tc>
+        <w:tc>
+          <w:tcPr>
+            <w:tcW w:type="dxa" w:w="1350"/>
+            <w:shd w:fill="F5F5F5" w:val="clear"/>
+            <w:tcMar>
+              <w:top w:type="dxa" w:w="60"/>
+              <w:left w:type="dxa" w:w="100"/>
+              <w:bottom w:type="dxa" w:w="60"/>
+              <w:right w:type="dxa" w:w="100"/>
+            </w:tcMar>
+            <w:vAlign w:val="center"/>
+          </w:tcPr>
+          <w:p>
+            <w:pPr>
+              <w:jc w:val="center"/>
+            </w:pPr>
+            <w:r>
+              <w:rPr>
+                <w:b w:val="false"/>
+                <w:bCs w:val="false"/>
+                <w:color w:val="000000"/>
+                <w:sz w:val="18"/>
+                <w:szCs w:val="18"/>
+              </w:rPr>
+              <w:t xml:space="preserve">4.70M</w:t>
+            </w:r>
+          </w:p>
+        </w:tc>
+        <w:tc>
+          <w:tcPr>
+            <w:tcW w:type="dxa" w:w="1250"/>
+            <w:shd w:fill="F5F5F5" w:val="clear"/>
+            <w:tcMar>
+              <w:top w:type="dxa" w:w="60"/>
+              <w:left w:type="dxa" w:w="100"/>
+              <w:bottom w:type="dxa" w:w="60"/>
+              <w:right w:type="dxa" w:w="100"/>
+            </w:tcMar>
+            <w:vAlign w:val="center"/>
+          </w:tcPr>
+          <w:p>
+            <w:pPr>
+              <w:jc w:val="center"/>
+            </w:pPr>
+            <w:r>
+              <w:rPr>
+                <w:b w:val="false"/>
+                <w:bCs w:val="false"/>
+                <w:color w:val="000000"/>
+                <w:sz w:val="18"/>
+                <w:szCs w:val="18"/>
+              </w:rPr>
+              <w:t xml:space="preserve">+41.1%</w:t>
+            </w:r>
+          </w:p>
+        </w:tc>
+        <w:tc>
+          <w:tcPr>
+            <w:tcW w:type="dxa" w:w="1250"/>
+            <w:shd w:fill="F5F5F5" w:val="clear"/>
+            <w:tcMar>
+              <w:top w:type="dxa" w:w="60"/>
+              <w:left w:type="dxa" w:w="100"/>
+              <w:bottom w:type="dxa" w:w="60"/>
+              <w:right w:type="dxa" w:w="100"/>
+            </w:tcMar>
+            <w:vAlign w:val="center"/>
+          </w:tcPr>
+          <w:p>
+            <w:pPr>
+              <w:jc w:val="center"/>
+            </w:pPr>
+            <w:r>
+              <w:rPr>
+                <w:b w:val="false"/>
+                <w:bCs w:val="false"/>
+                <w:color w:val="000000"/>
+                <w:sz w:val="18"/>
+                <w:szCs w:val="18"/>
+              </w:rPr>
+              <w:t xml:space="preserve">41.8%</w:t>
+            </w:r>
+          </w:p>
+        </w:tc>
+      </w:tr>
+      <w:tr>
+        <w:tc>
+          <w:tcPr>
+            <w:tcW w:type="dxa" w:w="2900"/>
+            <w:tcMar>
+              <w:top w:type="dxa" w:w="60"/>
+              <w:left w:type="dxa" w:w="100"/>
+              <w:bottom w:type="dxa" w:w="60"/>
+              <w:right w:type="dxa" w:w="100"/>
+            </w:tcMar>
+            <w:vAlign w:val="center"/>
+          </w:tcPr>
+          <w:p>
+            <w:pPr>
+              <w:jc w:val="left"/>
+            </w:pPr>
+            <w:r>
+              <w:rPr>
+                <w:b w:val="false"/>
+                <w:bCs w:val="false"/>
+                <w:color w:val="000000"/>
+                <w:sz w:val="18"/>
+                <w:szCs w:val="18"/>
+              </w:rPr>
+              <w:t xml:space="preserve">Vassi GTX Pro Jacket (Men)</w:t>
+            </w:r>
+          </w:p>
+        </w:tc>
+        <w:tc>
+          <w:tcPr>
+            <w:tcW w:type="dxa" w:w="1600"/>
+            <w:tcMar>
+              <w:top w:type="dxa" w:w="60"/>
+              <w:left w:type="dxa" w:w="100"/>
+              <w:bottom w:type="dxa" w:w="60"/>
+              <w:right w:type="dxa" w:w="100"/>
+            </w:tcMar>
+            <w:vAlign w:val="center"/>
+          </w:tcPr>
+          <w:p>
+            <w:pPr>
+              <w:jc w:val="center"/>
+            </w:pPr>
+            <w:r>
+              <w:rPr>
+                <w:b w:val="false"/>
+                <w:bCs w:val="false"/>
+                <w:color w:val="000000"/>
+                <w:sz w:val="18"/>
+                <w:szCs w:val="18"/>
+              </w:rPr>
+              <w:t xml:space="preserve">Shell</w:t>
+            </w:r>
+          </w:p>
+        </w:tc>
+        <w:tc>
+          <w:tcPr>
+            <w:tcW w:type="dxa" w:w="1350"/>
+            <w:tcMar>
+              <w:top w:type="dxa" w:w="60"/>
+              <w:left w:type="dxa" w:w="100"/>
+              <w:bottom w:type="dxa" w:w="60"/>
+              <w:right w:type="dxa" w:w="100"/>
+            </w:tcMar>
+            <w:vAlign w:val="center"/>
+          </w:tcPr>
+          <w:p>
+            <w:pPr>
+              <w:jc w:val="center"/>
+            </w:pPr>
+            <w:r>
+              <w:rPr>
+                <w:b w:val="false"/>
+                <w:bCs w:val="false"/>
+                <w:color w:val="000000"/>
+                <w:sz w:val="18"/>
+                <w:szCs w:val="18"/>
+              </w:rPr>
+              <w:t xml:space="preserve">4.20M</w:t>
+            </w:r>
+          </w:p>
+        </w:tc>
+        <w:tc>
+          <w:tcPr>
+            <w:tcW w:type="dxa" w:w="1250"/>
+            <w:tcMar>
+              <w:top w:type="dxa" w:w="60"/>
+              <w:left w:type="dxa" w:w="100"/>
+              <w:bottom w:type="dxa" w:w="60"/>
+              <w:right w:type="dxa" w:w="100"/>
+            </w:tcMar>
+            <w:vAlign w:val="center"/>
+          </w:tcPr>
+          <w:p>
+            <w:pPr>
+              <w:jc w:val="center"/>
+            </w:pPr>
+            <w:r>
+              <w:rPr>
+                <w:b w:val="false"/>
+                <w:bCs w:val="false"/>
+                <w:color w:val="000000"/>
+                <w:sz w:val="18"/>
+                <w:szCs w:val="18"/>
+              </w:rPr>
+              <w:t xml:space="preserve">+45.0%</w:t>
+            </w:r>
+          </w:p>
+        </w:tc>
+        <w:tc>
+          <w:tcPr>
+            <w:tcW w:type="dxa" w:w="1250"/>
+            <w:tcMar>
+              <w:top w:type="dxa" w:w="60"/>
+              <w:left w:type="dxa" w:w="100"/>
+              <w:bottom w:type="dxa" w:w="60"/>
+              <w:right w:type="dxa" w:w="100"/>
+            </w:tcMar>
+            <w:vAlign w:val="center"/>
+          </w:tcPr>
+          <w:p>
+            <w:pPr>
+              <w:jc w:val="center"/>
+            </w:pPr>
+            <w:r>
+              <w:rPr>
+                <w:b w:val="false"/>
+                <w:bCs w:val="false"/>
+                <w:color w:val="000000"/>
+                <w:sz w:val="18"/>
+                <w:szCs w:val="18"/>
+              </w:rPr>
+              <w:t xml:space="preserve">41.3%</w:t>
+            </w:r>
+          </w:p>
+        </w:tc>
+      </w:tr>
+      <w:tr>
+        <w:tc>
+          <w:tcPr>
+            <w:tcW w:type="dxa" w:w="2900"/>
+            <w:shd w:fill="F5F5F5" w:val="clear"/>
+            <w:tcMar>
+              <w:top w:type="dxa" w:w="60"/>
+              <w:left w:type="dxa" w:w="100"/>
+              <w:bottom w:type="dxa" w:w="60"/>
+              <w:right w:type="dxa" w:w="100"/>
+            </w:tcMar>
+            <w:vAlign w:val="center"/>
+          </w:tcPr>
+          <w:p>
+            <w:pPr>
+              <w:jc w:val="left"/>
+            </w:pPr>
+            <w:r>
+              <w:rPr>
+                <w:b w:val="false"/>
+                <w:bCs w:val="false"/>
+                <w:color w:val="000000"/>
+                <w:sz w:val="18"/>
+                <w:szCs w:val="18"/>
+              </w:rPr>
+              <w:t xml:space="preserve">Vassi GTX Pro Bib (Men)</w:t>
+            </w:r>
+          </w:p>
+        </w:tc>
+        <w:tc>
+          <w:tcPr>
+            <w:tcW w:type="dxa" w:w="1600"/>
+            <w:shd w:fill="F5F5F5" w:val="clear"/>
+            <w:tcMar>
+              <w:top w:type="dxa" w:w="60"/>
+              <w:left w:type="dxa" w:w="100"/>
+              <w:bottom w:type="dxa" w:w="60"/>
+              <w:right w:type="dxa" w:w="100"/>
+            </w:tcMar>
+            <w:vAlign w:val="center"/>
+          </w:tcPr>
+          <w:p>
+            <w:pPr>
+              <w:jc w:val="center"/>
+            </w:pPr>
+            <w:r>
+              <w:rPr>
+                <w:b w:val="false"/>
+                <w:bCs w:val="false"/>
+                <w:color w:val="000000"/>
+                <w:sz w:val="18"/>
+                <w:szCs w:val="18"/>
+              </w:rPr>
+              <w:t xml:space="preserve">Shell</w:t>
+            </w:r>
+          </w:p>
+        </w:tc>
+        <w:tc>
+          <w:tcPr>
+            <w:tcW w:type="dxa" w:w="1350"/>
+            <w:shd w:fill="F5F5F5" w:val="clear"/>
+            <w:tcMar>
+              <w:top w:type="dxa" w:w="60"/>
+              <w:left w:type="dxa" w:w="100"/>
+              <w:bottom w:type="dxa" w:w="60"/>
+              <w:right w:type="dxa" w:w="100"/>
+            </w:tcMar>
+            <w:vAlign w:val="center"/>
+          </w:tcPr>
+          <w:p>
+            <w:pPr>
+              <w:jc w:val="center"/>
+            </w:pPr>
+            <w:r>
+              <w:rPr>
+                <w:b w:val="false"/>
+                <w:bCs w:val="false"/>
+                <w:color w:val="000000"/>
+                <w:sz w:val="18"/>
+                <w:szCs w:val="18"/>
+              </w:rPr>
+              <w:t xml:space="preserve">3.51M</w:t>
+            </w:r>
+          </w:p>
+        </w:tc>
+        <w:tc>
+          <w:tcPr>
+            <w:tcW w:type="dxa" w:w="1250"/>
+            <w:shd w:fill="F5F5F5" w:val="clear"/>
+            <w:tcMar>
+              <w:top w:type="dxa" w:w="60"/>
+              <w:left w:type="dxa" w:w="100"/>
+              <w:bottom w:type="dxa" w:w="60"/>
+              <w:right w:type="dxa" w:w="100"/>
+            </w:tcMar>
+            <w:vAlign w:val="center"/>
+          </w:tcPr>
+          <w:p>
+            <w:pPr>
+              <w:jc w:val="center"/>
+            </w:pPr>
+            <w:r>
+              <w:rPr>
+                <w:b w:val="false"/>
+                <w:bCs w:val="false"/>
+                <w:color w:val="000000"/>
+                <w:sz w:val="18"/>
+                <w:szCs w:val="18"/>
+              </w:rPr>
+              <w:t xml:space="preserve">+28.5%</w:t>
+            </w:r>
+          </w:p>
+        </w:tc>
+        <w:tc>
+          <w:tcPr>
+            <w:tcW w:type="dxa" w:w="1250"/>
+            <w:shd w:fill="F5F5F5" w:val="clear"/>
+            <w:tcMar>
+              <w:top w:type="dxa" w:w="60"/>
+              <w:left w:type="dxa" w:w="100"/>
+              <w:bottom w:type="dxa" w:w="60"/>
+              <w:right w:type="dxa" w:w="100"/>
+            </w:tcMar>
+            <w:vAlign w:val="center"/>
+          </w:tcPr>
+          <w:p>
+            <w:pPr>
+              <w:jc w:val="center"/>
+            </w:pPr>
+            <w:r>
+              <w:rPr>
+                <w:b w:val="false"/>
+                <w:bCs w:val="false"/>
+                <w:color w:val="000000"/>
+                <w:sz w:val="18"/>
+                <w:szCs w:val="18"/>
+              </w:rPr>
+              <w:t xml:space="preserve">43.4%</w:t>
+            </w:r>
+          </w:p>
+        </w:tc>
+      </w:tr>
+    </w:tbl>
+    <w:p>
+      <w:pPr>
+        <w:spacing w:after="160"/>
+      </w:pPr>
+      <w:r>
+        <w:t xml:space="preserve">Top 10 of the 115 not-found-anywhere franchises, by 2025 sales:</w:t>
+      </w:r>
+    </w:p>
+    <w:tbl>
+      <w:tblPr>
+        <w:tblW w:type="dxa" w:w="9350"/>
+        <w:tblBorders>
+          <w:top w:val="single" w:color="auto" w:sz="4"/>
+          <w:left w:val="single" w:color="auto" w:sz="4"/>
+          <w:bottom w:val="single" w:color="auto" w:sz="4"/>
+          <w:right w:val="single" w:color="auto" w:sz="4"/>
+          <w:insideH w:val="single" w:color="auto" w:sz="4"/>
+          <w:insideV w:val="single" w:color="auto" w:sz="4"/>
+        </w:tblBorders>
+      </w:tblPr>
+      <w:tblGrid>
+        <w:gridCol w:w="2900"/>
+        <w:gridCol w:w="1600"/>
+        <w:gridCol w:w="1350"/>
+        <w:gridCol w:w="1250"/>
+        <w:gridCol w:w="1250"/>
+      </w:tblGrid>
+      <w:tr>
+        <w:trPr>
+          <w:tblHeader/>
+        </w:trPr>
+        <w:tc>
+          <w:tcPr>
+            <w:tcW w:type="dxa" w:w="2900"/>
+            <w:shd w:fill="2F2F2F" w:val="clear"/>
+            <w:tcMar>
+              <w:top w:type="dxa" w:w="60"/>
+              <w:left w:type="dxa" w:w="100"/>
+              <w:bottom w:type="dxa" w:w="60"/>
+              <w:right w:type="dxa" w:w="100"/>
+            </w:tcMar>
+            <w:vAlign w:val="center"/>
+          </w:tcPr>
+          <w:p>
+            <w:pPr>
+              <w:jc w:val="left"/>
+            </w:pPr>
+            <w:r>
+              <w:rPr>
+                <w:b/>
+                <w:bCs/>
+                <w:color w:val="FFFFFF"/>
+                <w:sz w:val="18"/>
+                <w:szCs w:val="18"/>
+              </w:rPr>
+              <w:t xml:space="preserve">Franchise</w:t>
+            </w:r>
+          </w:p>
+        </w:tc>
+        <w:tc>
+          <w:tcPr>
+            <w:tcW w:type="dxa" w:w="1600"/>
+            <w:shd w:fill="2F2F2F" w:val="clear"/>
+            <w:tcMar>
+              <w:top w:type="dxa" w:w="60"/>
+              <w:left w:type="dxa" w:w="100"/>
+              <w:bottom w:type="dxa" w:w="60"/>
+              <w:right w:type="dxa" w:w="100"/>
+            </w:tcMar>
+            <w:vAlign w:val="center"/>
+          </w:tcPr>
+          <w:p>
+            <w:pPr>
+              <w:jc w:val="center"/>
+            </w:pPr>
+            <w:r>
+              <w:rPr>
+                <w:b/>
+                <w:bCs/>
+                <w:color w:val="FFFFFF"/>
+                <w:sz w:val="18"/>
+                <w:szCs w:val="18"/>
+              </w:rPr>
+              <w:t xml:space="preserve">Layer</w:t>
+            </w:r>
+          </w:p>
+        </w:tc>
+        <w:tc>
+          <w:tcPr>
+            <w:tcW w:type="dxa" w:w="1350"/>
+            <w:shd w:fill="2F2F2F" w:val="clear"/>
+            <w:tcMar>
+              <w:top w:type="dxa" w:w="60"/>
+              <w:left w:type="dxa" w:w="100"/>
+              <w:bottom w:type="dxa" w:w="60"/>
+              <w:right w:type="dxa" w:w="100"/>
+            </w:tcMar>
+            <w:vAlign w:val="center"/>
+          </w:tcPr>
+          <w:p>
+            <w:pPr>
+              <w:jc w:val="center"/>
+            </w:pPr>
+            <w:r>
+              <w:rPr>
+                <w:b/>
+                <w:bCs/>
+                <w:color w:val="FFFFFF"/>
+                <w:sz w:val="18"/>
+                <w:szCs w:val="18"/>
+              </w:rPr>
+              <w:t xml:space="preserve">Sales 2025</w:t>
+            </w:r>
+          </w:p>
+        </w:tc>
+        <w:tc>
+          <w:tcPr>
+            <w:tcW w:type="dxa" w:w="1250"/>
+            <w:shd w:fill="2F2F2F" w:val="clear"/>
+            <w:tcMar>
+              <w:top w:type="dxa" w:w="60"/>
+              <w:left w:type="dxa" w:w="100"/>
+              <w:bottom w:type="dxa" w:w="60"/>
+              <w:right w:type="dxa" w:w="100"/>
+            </w:tcMar>
+            <w:vAlign w:val="center"/>
+          </w:tcPr>
+          <w:p>
+            <w:pPr>
+              <w:jc w:val="center"/>
+            </w:pPr>
+            <w:r>
+              <w:rPr>
+                <w:b/>
+                <w:bCs/>
+                <w:color w:val="FFFFFF"/>
+                <w:sz w:val="18"/>
+                <w:szCs w:val="18"/>
+              </w:rPr>
+              <w:t xml:space="preserve">Growth %</w:t>
+            </w:r>
+          </w:p>
+        </w:tc>
+        <w:tc>
+          <w:tcPr>
+            <w:tcW w:type="dxa" w:w="1250"/>
+            <w:shd w:fill="2F2F2F" w:val="clear"/>
+            <w:tcMar>
+              <w:top w:type="dxa" w:w="60"/>
+              <w:left w:type="dxa" w:w="100"/>
+              <w:bottom w:type="dxa" w:w="60"/>
+              <w:right w:type="dxa" w:w="100"/>
+            </w:tcMar>
+            <w:vAlign w:val="center"/>
+          </w:tcPr>
+          <w:p>
+            <w:pPr>
+              <w:jc w:val="center"/>
+            </w:pPr>
+            <w:r>
+              <w:rPr>
+                <w:b/>
+                <w:bCs/>
+                <w:color w:val="FFFFFF"/>
+                <w:sz w:val="18"/>
+                <w:szCs w:val="18"/>
+              </w:rPr>
+              <w:t xml:space="preserve">GM% 2025</w:t>
+            </w:r>
+          </w:p>
+        </w:tc>
+      </w:tr>
+      <w:tr>
+        <w:tc>
+          <w:tcPr>
+            <w:tcW w:type="dxa" w:w="2900"/>
+            <w:tcMar>
+              <w:top w:type="dxa" w:w="60"/>
+              <w:left w:type="dxa" w:w="100"/>
+              <w:bottom w:type="dxa" w:w="60"/>
+              <w:right w:type="dxa" w:w="100"/>
+            </w:tcMar>
+            <w:vAlign w:val="center"/>
+          </w:tcPr>
+          <w:p>
+            <w:pPr>
+              <w:jc w:val="left"/>
+            </w:pPr>
+            <w:r>
+              <w:rPr>
+                <w:b w:val="false"/>
+                <w:bCs w:val="false"/>
+                <w:color w:val="000000"/>
+                <w:sz w:val="18"/>
+                <w:szCs w:val="18"/>
+              </w:rPr>
+              <w:t xml:space="preserve">Astral GTX Pant (Men)</w:t>
+            </w:r>
+          </w:p>
+        </w:tc>
+        <w:tc>
+          <w:tcPr>
+            <w:tcW w:type="dxa" w:w="1600"/>
+            <w:tcMar>
+              <w:top w:type="dxa" w:w="60"/>
+              <w:left w:type="dxa" w:w="100"/>
+              <w:bottom w:type="dxa" w:w="60"/>
+              <w:right w:type="dxa" w:w="100"/>
+            </w:tcMar>
+            <w:vAlign w:val="center"/>
+          </w:tcPr>
+          <w:p>
+            <w:pPr>
+              <w:jc w:val="center"/>
+            </w:pPr>
+            <w:r>
+              <w:rPr>
+                <w:b w:val="false"/>
+                <w:bCs w:val="false"/>
+                <w:color w:val="000000"/>
+                <w:sz w:val="18"/>
+                <w:szCs w:val="18"/>
+              </w:rPr>
+              <w:t xml:space="preserve">Shell</w:t>
+            </w:r>
+          </w:p>
+        </w:tc>
+        <w:tc>
+          <w:tcPr>
+            <w:tcW w:type="dxa" w:w="1350"/>
+            <w:tcMar>
+              <w:top w:type="dxa" w:w="60"/>
+              <w:left w:type="dxa" w:w="100"/>
+              <w:bottom w:type="dxa" w:w="60"/>
+              <w:right w:type="dxa" w:w="100"/>
+            </w:tcMar>
+            <w:vAlign w:val="center"/>
+          </w:tcPr>
+          <w:p>
+            <w:pPr>
+              <w:jc w:val="center"/>
+            </w:pPr>
+            <w:r>
+              <w:rPr>
+                <w:b w:val="false"/>
+                <w:bCs w:val="false"/>
+                <w:color w:val="000000"/>
+                <w:sz w:val="18"/>
+                <w:szCs w:val="18"/>
+              </w:rPr>
+              <w:t xml:space="preserve">3.56M</w:t>
+            </w:r>
+          </w:p>
+        </w:tc>
+        <w:tc>
+          <w:tcPr>
+            <w:tcW w:type="dxa" w:w="1250"/>
+            <w:tcMar>
+              <w:top w:type="dxa" w:w="60"/>
+              <w:left w:type="dxa" w:w="100"/>
+              <w:bottom w:type="dxa" w:w="60"/>
+              <w:right w:type="dxa" w:w="100"/>
+            </w:tcMar>
+            <w:vAlign w:val="center"/>
+          </w:tcPr>
+          <w:p>
+            <w:pPr>
+              <w:jc w:val="center"/>
+            </w:pPr>
+            <w:r>
+              <w:rPr>
+                <w:b w:val="false"/>
+                <w:bCs w:val="false"/>
+                <w:color w:val="000000"/>
+                <w:sz w:val="18"/>
+                <w:szCs w:val="18"/>
+              </w:rPr>
+              <w:t xml:space="preserve">+45.0%</w:t>
+            </w:r>
+          </w:p>
+        </w:tc>
+        <w:tc>
+          <w:tcPr>
+            <w:tcW w:type="dxa" w:w="1250"/>
+            <w:tcMar>
+              <w:top w:type="dxa" w:w="60"/>
+              <w:left w:type="dxa" w:w="100"/>
+              <w:bottom w:type="dxa" w:w="60"/>
+              <w:right w:type="dxa" w:w="100"/>
+            </w:tcMar>
+            <w:vAlign w:val="center"/>
+          </w:tcPr>
+          <w:p>
+            <w:pPr>
+              <w:jc w:val="center"/>
+            </w:pPr>
+            <w:r>
+              <w:rPr>
+                <w:b w:val="false"/>
+                <w:bCs w:val="false"/>
+                <w:color w:val="000000"/>
+                <w:sz w:val="18"/>
+                <w:szCs w:val="18"/>
+              </w:rPr>
+              <w:t xml:space="preserve">46.6%</w:t>
+            </w:r>
+          </w:p>
+        </w:tc>
+      </w:tr>
+      <w:tr>
+        <w:tc>
+          <w:tcPr>
+            <w:tcW w:type="dxa" w:w="2900"/>
+            <w:shd w:fill="F5F5F5" w:val="clear"/>
+            <w:tcMar>
+              <w:top w:type="dxa" w:w="60"/>
+              <w:left w:type="dxa" w:w="100"/>
+              <w:bottom w:type="dxa" w:w="60"/>
+              <w:right w:type="dxa" w:w="100"/>
+            </w:tcMar>
+            <w:vAlign w:val="center"/>
+          </w:tcPr>
+          <w:p>
+            <w:pPr>
+              <w:jc w:val="left"/>
+            </w:pPr>
+            <w:r>
+              <w:rPr>
+                <w:b w:val="false"/>
+                <w:bCs w:val="false"/>
+                <w:color w:val="000000"/>
+                <w:sz w:val="18"/>
+                <w:szCs w:val="18"/>
+              </w:rPr>
+              <w:t xml:space="preserve">Husk Jacket (Men)</w:t>
+            </w:r>
+          </w:p>
+        </w:tc>
+        <w:tc>
+          <w:tcPr>
+            <w:tcW w:type="dxa" w:w="1600"/>
+            <w:shd w:fill="F5F5F5" w:val="clear"/>
+            <w:tcMar>
+              <w:top w:type="dxa" w:w="60"/>
+              <w:left w:type="dxa" w:w="100"/>
+              <w:bottom w:type="dxa" w:w="60"/>
+              <w:right w:type="dxa" w:w="100"/>
+            </w:tcMar>
+            <w:vAlign w:val="center"/>
+          </w:tcPr>
+          <w:p>
+            <w:pPr>
+              <w:jc w:val="center"/>
+            </w:pPr>
+            <w:r>
+              <w:rPr>
+                <w:b w:val="false"/>
+                <w:bCs w:val="false"/>
+                <w:color w:val="000000"/>
+                <w:sz w:val="18"/>
+                <w:szCs w:val="18"/>
+              </w:rPr>
+              <w:t xml:space="preserve">Shell</w:t>
+            </w:r>
+          </w:p>
+        </w:tc>
+        <w:tc>
+          <w:tcPr>
+            <w:tcW w:type="dxa" w:w="1350"/>
+            <w:shd w:fill="F5F5F5" w:val="clear"/>
+            <w:tcMar>
+              <w:top w:type="dxa" w:w="60"/>
+              <w:left w:type="dxa" w:w="100"/>
+              <w:bottom w:type="dxa" w:w="60"/>
+              <w:right w:type="dxa" w:w="100"/>
+            </w:tcMar>
+            <w:vAlign w:val="center"/>
+          </w:tcPr>
+          <w:p>
+            <w:pPr>
+              <w:jc w:val="center"/>
+            </w:pPr>
+            <w:r>
+              <w:rPr>
+                <w:b w:val="false"/>
+                <w:bCs w:val="false"/>
+                <w:color w:val="000000"/>
+                <w:sz w:val="18"/>
+                <w:szCs w:val="18"/>
+              </w:rPr>
+              <w:t xml:space="preserve">2.75M</w:t>
+            </w:r>
+          </w:p>
+        </w:tc>
+        <w:tc>
+          <w:tcPr>
+            <w:tcW w:type="dxa" w:w="1250"/>
+            <w:shd w:fill="F5F5F5" w:val="clear"/>
+            <w:tcMar>
+              <w:top w:type="dxa" w:w="60"/>
+              <w:left w:type="dxa" w:w="100"/>
+              <w:bottom w:type="dxa" w:w="60"/>
+              <w:right w:type="dxa" w:w="100"/>
+            </w:tcMar>
+            <w:vAlign w:val="center"/>
+          </w:tcPr>
+          <w:p>
+            <w:pPr>
+              <w:jc w:val="center"/>
+            </w:pPr>
+            <w:r>
+              <w:rPr>
+                <w:b w:val="false"/>
+                <w:bCs w:val="false"/>
+                <w:color w:val="000000"/>
+                <w:sz w:val="18"/>
+                <w:szCs w:val="18"/>
+              </w:rPr>
+              <w:t xml:space="preserve">-9.9%</w:t>
+            </w:r>
+          </w:p>
+        </w:tc>
+        <w:tc>
+          <w:tcPr>
+            <w:tcW w:type="dxa" w:w="1250"/>
+            <w:shd w:fill="F5F5F5" w:val="clear"/>
+            <w:tcMar>
+              <w:top w:type="dxa" w:w="60"/>
+              <w:left w:type="dxa" w:w="100"/>
+              <w:bottom w:type="dxa" w:w="60"/>
+              <w:right w:type="dxa" w:w="100"/>
+            </w:tcMar>
+            <w:vAlign w:val="center"/>
+          </w:tcPr>
+          <w:p>
+            <w:pPr>
+              <w:jc w:val="center"/>
+            </w:pPr>
+            <w:r>
+              <w:rPr>
+                <w:b w:val="false"/>
+                <w:bCs w:val="false"/>
+                <w:color w:val="000000"/>
+                <w:sz w:val="18"/>
+                <w:szCs w:val="18"/>
+              </w:rPr>
+              <w:t xml:space="preserve">40.2%</w:t>
+            </w:r>
+          </w:p>
+        </w:tc>
+      </w:tr>
+      <w:tr>
+        <w:tc>
+          <w:tcPr>
+            <w:tcW w:type="dxa" w:w="2900"/>
+            <w:tcMar>
+              <w:top w:type="dxa" w:w="60"/>
+              <w:left w:type="dxa" w:w="100"/>
+              <w:bottom w:type="dxa" w:w="60"/>
+              <w:right w:type="dxa" w:w="100"/>
+            </w:tcMar>
+            <w:vAlign w:val="center"/>
+          </w:tcPr>
+          <w:p>
+            <w:pPr>
+              <w:jc w:val="left"/>
+            </w:pPr>
+            <w:r>
+              <w:rPr>
+                <w:b w:val="false"/>
+                <w:bCs w:val="false"/>
+                <w:color w:val="000000"/>
+                <w:sz w:val="18"/>
+                <w:szCs w:val="18"/>
+              </w:rPr>
+              <w:t xml:space="preserve">Husk Jacket (Women)</w:t>
+            </w:r>
+          </w:p>
+        </w:tc>
+        <w:tc>
+          <w:tcPr>
+            <w:tcW w:type="dxa" w:w="1600"/>
+            <w:tcMar>
+              <w:top w:type="dxa" w:w="60"/>
+              <w:left w:type="dxa" w:w="100"/>
+              <w:bottom w:type="dxa" w:w="60"/>
+              <w:right w:type="dxa" w:w="100"/>
+            </w:tcMar>
+            <w:vAlign w:val="center"/>
+          </w:tcPr>
+          <w:p>
+            <w:pPr>
+              <w:jc w:val="center"/>
+            </w:pPr>
+            <w:r>
+              <w:rPr>
+                <w:b w:val="false"/>
+                <w:bCs w:val="false"/>
+                <w:color w:val="000000"/>
+                <w:sz w:val="18"/>
+                <w:szCs w:val="18"/>
+              </w:rPr>
+              <w:t xml:space="preserve">Shell</w:t>
+            </w:r>
+          </w:p>
+        </w:tc>
+        <w:tc>
+          <w:tcPr>
+            <w:tcW w:type="dxa" w:w="1350"/>
+            <w:tcMar>
+              <w:top w:type="dxa" w:w="60"/>
+              <w:left w:type="dxa" w:w="100"/>
+              <w:bottom w:type="dxa" w:w="60"/>
+              <w:right w:type="dxa" w:w="100"/>
+            </w:tcMar>
+            <w:vAlign w:val="center"/>
+          </w:tcPr>
+          <w:p>
+            <w:pPr>
+              <w:jc w:val="center"/>
+            </w:pPr>
+            <w:r>
+              <w:rPr>
+                <w:b w:val="false"/>
+                <w:bCs w:val="false"/>
+                <w:color w:val="000000"/>
+                <w:sz w:val="18"/>
+                <w:szCs w:val="18"/>
+              </w:rPr>
+              <w:t xml:space="preserve">2.71M</w:t>
+            </w:r>
+          </w:p>
+        </w:tc>
+        <w:tc>
+          <w:tcPr>
+            <w:tcW w:type="dxa" w:w="1250"/>
+            <w:tcMar>
+              <w:top w:type="dxa" w:w="60"/>
+              <w:left w:type="dxa" w:w="100"/>
+              <w:bottom w:type="dxa" w:w="60"/>
+              <w:right w:type="dxa" w:w="100"/>
+            </w:tcMar>
+            <w:vAlign w:val="center"/>
+          </w:tcPr>
+          <w:p>
+            <w:pPr>
+              <w:jc w:val="center"/>
+            </w:pPr>
+            <w:r>
+              <w:rPr>
+                <w:b w:val="false"/>
+                <w:bCs w:val="false"/>
+                <w:color w:val="000000"/>
+                <w:sz w:val="18"/>
+                <w:szCs w:val="18"/>
+              </w:rPr>
+              <w:t xml:space="preserve">+2.1%</w:t>
+            </w:r>
+          </w:p>
+        </w:tc>
+        <w:tc>
+          <w:tcPr>
+            <w:tcW w:type="dxa" w:w="1250"/>
+            <w:tcMar>
+              <w:top w:type="dxa" w:w="60"/>
+              <w:left w:type="dxa" w:w="100"/>
+              <w:bottom w:type="dxa" w:w="60"/>
+              <w:right w:type="dxa" w:w="100"/>
+            </w:tcMar>
+            <w:vAlign w:val="center"/>
+          </w:tcPr>
+          <w:p>
+            <w:pPr>
+              <w:jc w:val="center"/>
+            </w:pPr>
+            <w:r>
+              <w:rPr>
+                <w:b w:val="false"/>
+                <w:bCs w:val="false"/>
+                <w:color w:val="000000"/>
+                <w:sz w:val="18"/>
+                <w:szCs w:val="18"/>
+              </w:rPr>
+              <w:t xml:space="preserve">43.6%</w:t>
+            </w:r>
+          </w:p>
+        </w:tc>
+      </w:tr>
+      <w:tr>
+        <w:tc>
+          <w:tcPr>
+            <w:tcW w:type="dxa" w:w="2900"/>
+            <w:shd w:fill="F5F5F5" w:val="clear"/>
+            <w:tcMar>
+              <w:top w:type="dxa" w:w="60"/>
+              <w:left w:type="dxa" w:w="100"/>
+              <w:bottom w:type="dxa" w:w="60"/>
+              <w:right w:type="dxa" w:w="100"/>
+            </w:tcMar>
+            <w:vAlign w:val="center"/>
+          </w:tcPr>
+          <w:p>
+            <w:pPr>
+              <w:jc w:val="left"/>
+            </w:pPr>
+            <w:r>
+              <w:rPr>
+                <w:b w:val="false"/>
+                <w:bCs w:val="false"/>
+                <w:color w:val="000000"/>
+                <w:sz w:val="18"/>
+                <w:szCs w:val="18"/>
+              </w:rPr>
+              <w:t xml:space="preserve">Haglöfs Skuta ProofMid (Women)</w:t>
+            </w:r>
+          </w:p>
+        </w:tc>
+        <w:tc>
+          <w:tcPr>
+            <w:tcW w:type="dxa" w:w="1600"/>
+            <w:shd w:fill="F5F5F5" w:val="clear"/>
+            <w:tcMar>
+              <w:top w:type="dxa" w:w="60"/>
+              <w:left w:type="dxa" w:w="100"/>
+              <w:bottom w:type="dxa" w:w="60"/>
+              <w:right w:type="dxa" w:w="100"/>
+            </w:tcMar>
+            <w:vAlign w:val="center"/>
+          </w:tcPr>
+          <w:p>
+            <w:pPr>
+              <w:jc w:val="center"/>
+            </w:pPr>
+            <w:r>
+              <w:rPr>
+                <w:b w:val="false"/>
+                <w:bCs w:val="false"/>
+                <w:color w:val="000000"/>
+                <w:sz w:val="18"/>
+                <w:szCs w:val="18"/>
+              </w:rPr>
+              <w:t xml:space="preserve">Trekking shoes</w:t>
+            </w:r>
+          </w:p>
+        </w:tc>
+        <w:tc>
+          <w:tcPr>
+            <w:tcW w:type="dxa" w:w="1350"/>
+            <w:shd w:fill="F5F5F5" w:val="clear"/>
+            <w:tcMar>
+              <w:top w:type="dxa" w:w="60"/>
+              <w:left w:type="dxa" w:w="100"/>
+              <w:bottom w:type="dxa" w:w="60"/>
+              <w:right w:type="dxa" w:w="100"/>
+            </w:tcMar>
+            <w:vAlign w:val="center"/>
+          </w:tcPr>
+          <w:p>
+            <w:pPr>
+              <w:jc w:val="center"/>
+            </w:pPr>
+            <w:r>
+              <w:rPr>
+                <w:b w:val="false"/>
+                <w:bCs w:val="false"/>
+                <w:color w:val="000000"/>
+                <w:sz w:val="18"/>
+                <w:szCs w:val="18"/>
+              </w:rPr>
+              <w:t xml:space="preserve">2.48M</w:t>
+            </w:r>
+          </w:p>
+        </w:tc>
+        <w:tc>
+          <w:tcPr>
+            <w:tcW w:type="dxa" w:w="1250"/>
+            <w:shd w:fill="F5F5F5" w:val="clear"/>
+            <w:tcMar>
+              <w:top w:type="dxa" w:w="60"/>
+              <w:left w:type="dxa" w:w="100"/>
+              <w:bottom w:type="dxa" w:w="60"/>
+              <w:right w:type="dxa" w:w="100"/>
+            </w:tcMar>
+            <w:vAlign w:val="center"/>
+          </w:tcPr>
+          <w:p>
+            <w:pPr>
+              <w:jc w:val="center"/>
+            </w:pPr>
+            <w:r>
+              <w:rPr>
+                <w:b w:val="false"/>
+                <w:bCs w:val="false"/>
+                <w:color w:val="000000"/>
+                <w:sz w:val="18"/>
+                <w:szCs w:val="18"/>
+              </w:rPr>
+              <w:t xml:space="preserve">+2.9%</w:t>
+            </w:r>
+          </w:p>
+        </w:tc>
+        <w:tc>
+          <w:tcPr>
+            <w:tcW w:type="dxa" w:w="1250"/>
+            <w:shd w:fill="F5F5F5" w:val="clear"/>
+            <w:tcMar>
+              <w:top w:type="dxa" w:w="60"/>
+              <w:left w:type="dxa" w:w="100"/>
+              <w:bottom w:type="dxa" w:w="60"/>
+              <w:right w:type="dxa" w:w="100"/>
+            </w:tcMar>
+            <w:vAlign w:val="center"/>
+          </w:tcPr>
+          <w:p>
+            <w:pPr>
+              <w:jc w:val="center"/>
+            </w:pPr>
+            <w:r>
+              <w:rPr>
+                <w:b w:val="false"/>
+                <w:bCs w:val="false"/>
+                <w:color w:val="000000"/>
+                <w:sz w:val="18"/>
+                <w:szCs w:val="18"/>
+              </w:rPr>
+              <w:t xml:space="preserve">45.8%</w:t>
+            </w:r>
+          </w:p>
+        </w:tc>
+      </w:tr>
+      <w:tr>
+        <w:tc>
+          <w:tcPr>
+            <w:tcW w:type="dxa" w:w="2900"/>
+            <w:tcMar>
+              <w:top w:type="dxa" w:w="60"/>
+              <w:left w:type="dxa" w:w="100"/>
+              <w:bottom w:type="dxa" w:w="60"/>
+              <w:right w:type="dxa" w:w="100"/>
+            </w:tcMar>
+            <w:vAlign w:val="center"/>
+          </w:tcPr>
+          <w:p>
+            <w:pPr>
+              <w:jc w:val="left"/>
+            </w:pPr>
+            <w:r>
+              <w:rPr>
+                <w:b w:val="false"/>
+                <w:bCs w:val="false"/>
+                <w:color w:val="000000"/>
+                <w:sz w:val="18"/>
+                <w:szCs w:val="18"/>
+              </w:rPr>
+              <w:t xml:space="preserve">Kaise GTX Jacket (Men)</w:t>
+            </w:r>
+          </w:p>
+        </w:tc>
+        <w:tc>
+          <w:tcPr>
+            <w:tcW w:type="dxa" w:w="1600"/>
+            <w:tcMar>
+              <w:top w:type="dxa" w:w="60"/>
+              <w:left w:type="dxa" w:w="100"/>
+              <w:bottom w:type="dxa" w:w="60"/>
+              <w:right w:type="dxa" w:w="100"/>
+            </w:tcMar>
+            <w:vAlign w:val="center"/>
+          </w:tcPr>
+          <w:p>
+            <w:pPr>
+              <w:jc w:val="center"/>
+            </w:pPr>
+            <w:r>
+              <w:rPr>
+                <w:b w:val="false"/>
+                <w:bCs w:val="false"/>
+                <w:color w:val="000000"/>
+                <w:sz w:val="18"/>
+                <w:szCs w:val="18"/>
+              </w:rPr>
+              <w:t xml:space="preserve">Shell</w:t>
+            </w:r>
+          </w:p>
+        </w:tc>
+        <w:tc>
+          <w:tcPr>
+            <w:tcW w:type="dxa" w:w="1350"/>
+            <w:tcMar>
+              <w:top w:type="dxa" w:w="60"/>
+              <w:left w:type="dxa" w:w="100"/>
+              <w:bottom w:type="dxa" w:w="60"/>
+              <w:right w:type="dxa" w:w="100"/>
+            </w:tcMar>
+            <w:vAlign w:val="center"/>
+          </w:tcPr>
+          <w:p>
+            <w:pPr>
+              <w:jc w:val="center"/>
+            </w:pPr>
+            <w:r>
+              <w:rPr>
+                <w:b w:val="false"/>
+                <w:bCs w:val="false"/>
+                <w:color w:val="000000"/>
+                <w:sz w:val="18"/>
+                <w:szCs w:val="18"/>
+              </w:rPr>
+              <w:t xml:space="preserve">2.46M</w:t>
+            </w:r>
+          </w:p>
+        </w:tc>
+        <w:tc>
+          <w:tcPr>
+            <w:tcW w:type="dxa" w:w="1250"/>
+            <w:tcMar>
+              <w:top w:type="dxa" w:w="60"/>
+              <w:left w:type="dxa" w:w="100"/>
+              <w:bottom w:type="dxa" w:w="60"/>
+              <w:right w:type="dxa" w:w="100"/>
+            </w:tcMar>
+            <w:vAlign w:val="center"/>
+          </w:tcPr>
+          <w:p>
+            <w:pPr>
+              <w:jc w:val="center"/>
+            </w:pPr>
+            <w:r>
+              <w:rPr>
+                <w:b w:val="false"/>
+                <w:bCs w:val="false"/>
+                <w:color w:val="000000"/>
+                <w:sz w:val="18"/>
+                <w:szCs w:val="18"/>
+              </w:rPr>
+              <w:t xml:space="preserve">+105.1%</w:t>
+            </w:r>
+          </w:p>
+        </w:tc>
+        <w:tc>
+          <w:tcPr>
+            <w:tcW w:type="dxa" w:w="1250"/>
+            <w:tcMar>
+              <w:top w:type="dxa" w:w="60"/>
+              <w:left w:type="dxa" w:w="100"/>
+              <w:bottom w:type="dxa" w:w="60"/>
+              <w:right w:type="dxa" w:w="100"/>
+            </w:tcMar>
+            <w:vAlign w:val="center"/>
+          </w:tcPr>
+          <w:p>
+            <w:pPr>
+              <w:jc w:val="center"/>
+            </w:pPr>
+            <w:r>
+              <w:rPr>
+                <w:b w:val="false"/>
+                <w:bCs w:val="false"/>
+                <w:color w:val="000000"/>
+                <w:sz w:val="18"/>
+                <w:szCs w:val="18"/>
+              </w:rPr>
+              <w:t xml:space="preserve">45.9%</w:t>
+            </w:r>
+          </w:p>
+        </w:tc>
+      </w:tr>
+      <w:tr>
+        <w:tc>
+          <w:tcPr>
+            <w:tcW w:type="dxa" w:w="2900"/>
+            <w:shd w:fill="F5F5F5" w:val="clear"/>
+            <w:tcMar>
+              <w:top w:type="dxa" w:w="60"/>
+              <w:left w:type="dxa" w:w="100"/>
+              <w:bottom w:type="dxa" w:w="60"/>
+              <w:right w:type="dxa" w:w="100"/>
+            </w:tcMar>
+            <w:vAlign w:val="center"/>
+          </w:tcPr>
+          <w:p>
+            <w:pPr>
+              <w:jc w:val="left"/>
+            </w:pPr>
+            <w:r>
+              <w:rPr>
+                <w:b w:val="false"/>
+                <w:bCs w:val="false"/>
+                <w:color w:val="000000"/>
+                <w:sz w:val="18"/>
+                <w:szCs w:val="18"/>
+              </w:rPr>
+              <w:t xml:space="preserve">Kaise GTX Jacket (Women)</w:t>
+            </w:r>
+          </w:p>
+        </w:tc>
+        <w:tc>
+          <w:tcPr>
+            <w:tcW w:type="dxa" w:w="1600"/>
+            <w:shd w:fill="F5F5F5" w:val="clear"/>
+            <w:tcMar>
+              <w:top w:type="dxa" w:w="60"/>
+              <w:left w:type="dxa" w:w="100"/>
+              <w:bottom w:type="dxa" w:w="60"/>
+              <w:right w:type="dxa" w:w="100"/>
+            </w:tcMar>
+            <w:vAlign w:val="center"/>
+          </w:tcPr>
+          <w:p>
+            <w:pPr>
+              <w:jc w:val="center"/>
+            </w:pPr>
+            <w:r>
+              <w:rPr>
+                <w:b w:val="false"/>
+                <w:bCs w:val="false"/>
+                <w:color w:val="000000"/>
+                <w:sz w:val="18"/>
+                <w:szCs w:val="18"/>
+              </w:rPr>
+              <w:t xml:space="preserve">Shell</w:t>
+            </w:r>
+          </w:p>
+        </w:tc>
+        <w:tc>
+          <w:tcPr>
+            <w:tcW w:type="dxa" w:w="1350"/>
+            <w:shd w:fill="F5F5F5" w:val="clear"/>
+            <w:tcMar>
+              <w:top w:type="dxa" w:w="60"/>
+              <w:left w:type="dxa" w:w="100"/>
+              <w:bottom w:type="dxa" w:w="60"/>
+              <w:right w:type="dxa" w:w="100"/>
+            </w:tcMar>
+            <w:vAlign w:val="center"/>
+          </w:tcPr>
+          <w:p>
+            <w:pPr>
+              <w:jc w:val="center"/>
+            </w:pPr>
+            <w:r>
+              <w:rPr>
+                <w:b w:val="false"/>
+                <w:bCs w:val="false"/>
+                <w:color w:val="000000"/>
+                <w:sz w:val="18"/>
+                <w:szCs w:val="18"/>
+              </w:rPr>
+              <w:t xml:space="preserve">1.78M</w:t>
+            </w:r>
+          </w:p>
+        </w:tc>
+        <w:tc>
+          <w:tcPr>
+            <w:tcW w:type="dxa" w:w="1250"/>
+            <w:shd w:fill="F5F5F5" w:val="clear"/>
+            <w:tcMar>
+              <w:top w:type="dxa" w:w="60"/>
+              <w:left w:type="dxa" w:w="100"/>
+              <w:bottom w:type="dxa" w:w="60"/>
+              <w:right w:type="dxa" w:w="100"/>
+            </w:tcMar>
+            <w:vAlign w:val="center"/>
+          </w:tcPr>
+          <w:p>
+            <w:pPr>
+              <w:jc w:val="center"/>
+            </w:pPr>
+            <w:r>
+              <w:rPr>
+                <w:b w:val="false"/>
+                <w:bCs w:val="false"/>
+                <w:color w:val="000000"/>
+                <w:sz w:val="18"/>
+                <w:szCs w:val="18"/>
+              </w:rPr>
+              <w:t xml:space="preserve">+138.9%</w:t>
+            </w:r>
+          </w:p>
+        </w:tc>
+        <w:tc>
+          <w:tcPr>
+            <w:tcW w:type="dxa" w:w="1250"/>
+            <w:shd w:fill="F5F5F5" w:val="clear"/>
+            <w:tcMar>
+              <w:top w:type="dxa" w:w="60"/>
+              <w:left w:type="dxa" w:w="100"/>
+              <w:bottom w:type="dxa" w:w="60"/>
+              <w:right w:type="dxa" w:w="100"/>
+            </w:tcMar>
+            <w:vAlign w:val="center"/>
+          </w:tcPr>
+          <w:p>
+            <w:pPr>
+              <w:jc w:val="center"/>
+            </w:pPr>
+            <w:r>
+              <w:rPr>
+                <w:b w:val="false"/>
+                <w:bCs w:val="false"/>
+                <w:color w:val="000000"/>
+                <w:sz w:val="18"/>
+                <w:szCs w:val="18"/>
+              </w:rPr>
+              <w:t xml:space="preserve">45.8%</w:t>
+            </w:r>
+          </w:p>
+        </w:tc>
+      </w:tr>
+      <w:tr>
+        <w:tc>
+          <w:tcPr>
+            <w:tcW w:type="dxa" w:w="2900"/>
+            <w:tcMar>
+              <w:top w:type="dxa" w:w="60"/>
+              <w:left w:type="dxa" w:w="100"/>
+              <w:bottom w:type="dxa" w:w="60"/>
+              <w:right w:type="dxa" w:w="100"/>
+            </w:tcMar>
+            <w:vAlign w:val="center"/>
+          </w:tcPr>
+          <w:p>
+            <w:pPr>
+              <w:jc w:val="left"/>
+            </w:pPr>
+            <w:r>
+              <w:rPr>
+                <w:b w:val="false"/>
+                <w:bCs w:val="false"/>
+                <w:color w:val="000000"/>
+                <w:sz w:val="18"/>
+                <w:szCs w:val="18"/>
+              </w:rPr>
+              <w:t xml:space="preserve">Mossa Pile Jacket (Men)</w:t>
+            </w:r>
+          </w:p>
+        </w:tc>
+        <w:tc>
+          <w:tcPr>
+            <w:tcW w:type="dxa" w:w="1600"/>
+            <w:tcMar>
+              <w:top w:type="dxa" w:w="60"/>
+              <w:left w:type="dxa" w:w="100"/>
+              <w:bottom w:type="dxa" w:w="60"/>
+              <w:right w:type="dxa" w:w="100"/>
+            </w:tcMar>
+            <w:vAlign w:val="center"/>
+          </w:tcPr>
+          <w:p>
+            <w:pPr>
+              <w:jc w:val="center"/>
+            </w:pPr>
+            <w:r>
+              <w:rPr>
+                <w:b w:val="false"/>
+                <w:bCs w:val="false"/>
+                <w:color w:val="000000"/>
+                <w:sz w:val="18"/>
+                <w:szCs w:val="18"/>
+              </w:rPr>
+              <w:t xml:space="preserve">Mid layer</w:t>
+            </w:r>
+          </w:p>
+        </w:tc>
+        <w:tc>
+          <w:tcPr>
+            <w:tcW w:type="dxa" w:w="1350"/>
+            <w:tcMar>
+              <w:top w:type="dxa" w:w="60"/>
+              <w:left w:type="dxa" w:w="100"/>
+              <w:bottom w:type="dxa" w:w="60"/>
+              <w:right w:type="dxa" w:w="100"/>
+            </w:tcMar>
+            <w:vAlign w:val="center"/>
+          </w:tcPr>
+          <w:p>
+            <w:pPr>
+              <w:jc w:val="center"/>
+            </w:pPr>
+            <w:r>
+              <w:rPr>
+                <w:b w:val="false"/>
+                <w:bCs w:val="false"/>
+                <w:color w:val="000000"/>
+                <w:sz w:val="18"/>
+                <w:szCs w:val="18"/>
+              </w:rPr>
+              <w:t xml:space="preserve">1.60M</w:t>
+            </w:r>
+          </w:p>
+        </w:tc>
+        <w:tc>
+          <w:tcPr>
+            <w:tcW w:type="dxa" w:w="1250"/>
+            <w:tcMar>
+              <w:top w:type="dxa" w:w="60"/>
+              <w:left w:type="dxa" w:w="100"/>
+              <w:bottom w:type="dxa" w:w="60"/>
+              <w:right w:type="dxa" w:w="100"/>
+            </w:tcMar>
+            <w:vAlign w:val="center"/>
+          </w:tcPr>
+          <w:p>
+            <w:pPr>
+              <w:jc w:val="center"/>
+            </w:pPr>
+            <w:r>
+              <w:rPr>
+                <w:b w:val="false"/>
+                <w:bCs w:val="false"/>
+                <w:color w:val="000000"/>
+                <w:sz w:val="18"/>
+                <w:szCs w:val="18"/>
+              </w:rPr>
+              <w:t xml:space="preserve">+8.3%</w:t>
+            </w:r>
+          </w:p>
+        </w:tc>
+        <w:tc>
+          <w:tcPr>
+            <w:tcW w:type="dxa" w:w="1250"/>
+            <w:tcMar>
+              <w:top w:type="dxa" w:w="60"/>
+              <w:left w:type="dxa" w:w="100"/>
+              <w:bottom w:type="dxa" w:w="60"/>
+              <w:right w:type="dxa" w:w="100"/>
+            </w:tcMar>
+            <w:vAlign w:val="center"/>
+          </w:tcPr>
+          <w:p>
+            <w:pPr>
+              <w:jc w:val="center"/>
+            </w:pPr>
+            <w:r>
+              <w:rPr>
+                <w:b w:val="false"/>
+                <w:bCs w:val="false"/>
+                <w:color w:val="000000"/>
+                <w:sz w:val="18"/>
+                <w:szCs w:val="18"/>
+              </w:rPr>
+              <w:t xml:space="preserve">57.3%</w:t>
+            </w:r>
+          </w:p>
+        </w:tc>
+      </w:tr>
+      <w:tr>
+        <w:tc>
+          <w:tcPr>
+            <w:tcW w:type="dxa" w:w="2900"/>
+            <w:shd w:fill="F5F5F5" w:val="clear"/>
+            <w:tcMar>
+              <w:top w:type="dxa" w:w="60"/>
+              <w:left w:type="dxa" w:w="100"/>
+              <w:bottom w:type="dxa" w:w="60"/>
+              <w:right w:type="dxa" w:w="100"/>
+            </w:tcMar>
+            <w:vAlign w:val="center"/>
+          </w:tcPr>
+          <w:p>
+            <w:pPr>
+              <w:jc w:val="left"/>
+            </w:pPr>
+            <w:r>
+              <w:rPr>
+                <w:b w:val="false"/>
+                <w:bCs w:val="false"/>
+                <w:color w:val="000000"/>
+                <w:sz w:val="18"/>
+                <w:szCs w:val="18"/>
+              </w:rPr>
+              <w:t xml:space="preserve">Husk Pant (Women)</w:t>
+            </w:r>
+          </w:p>
+        </w:tc>
+        <w:tc>
+          <w:tcPr>
+            <w:tcW w:type="dxa" w:w="1600"/>
+            <w:shd w:fill="F5F5F5" w:val="clear"/>
+            <w:tcMar>
+              <w:top w:type="dxa" w:w="60"/>
+              <w:left w:type="dxa" w:w="100"/>
+              <w:bottom w:type="dxa" w:w="60"/>
+              <w:right w:type="dxa" w:w="100"/>
+            </w:tcMar>
+            <w:vAlign w:val="center"/>
+          </w:tcPr>
+          <w:p>
+            <w:pPr>
+              <w:jc w:val="center"/>
+            </w:pPr>
+            <w:r>
+              <w:rPr>
+                <w:b w:val="false"/>
+                <w:bCs w:val="false"/>
+                <w:color w:val="000000"/>
+                <w:sz w:val="18"/>
+                <w:szCs w:val="18"/>
+              </w:rPr>
+              <w:t xml:space="preserve">Shell</w:t>
+            </w:r>
+          </w:p>
+        </w:tc>
+        <w:tc>
+          <w:tcPr>
+            <w:tcW w:type="dxa" w:w="1350"/>
+            <w:shd w:fill="F5F5F5" w:val="clear"/>
+            <w:tcMar>
+              <w:top w:type="dxa" w:w="60"/>
+              <w:left w:type="dxa" w:w="100"/>
+              <w:bottom w:type="dxa" w:w="60"/>
+              <w:right w:type="dxa" w:w="100"/>
+            </w:tcMar>
+            <w:vAlign w:val="center"/>
+          </w:tcPr>
+          <w:p>
+            <w:pPr>
+              <w:jc w:val="center"/>
+            </w:pPr>
+            <w:r>
+              <w:rPr>
+                <w:b w:val="false"/>
+                <w:bCs w:val="false"/>
+                <w:color w:val="000000"/>
+                <w:sz w:val="18"/>
+                <w:szCs w:val="18"/>
+              </w:rPr>
+              <w:t xml:space="preserve">1.35M</w:t>
+            </w:r>
+          </w:p>
+        </w:tc>
+        <w:tc>
+          <w:tcPr>
+            <w:tcW w:type="dxa" w:w="1250"/>
+            <w:shd w:fill="F5F5F5" w:val="clear"/>
+            <w:tcMar>
+              <w:top w:type="dxa" w:w="60"/>
+              <w:left w:type="dxa" w:w="100"/>
+              <w:bottom w:type="dxa" w:w="60"/>
+              <w:right w:type="dxa" w:w="100"/>
+            </w:tcMar>
+            <w:vAlign w:val="center"/>
+          </w:tcPr>
+          <w:p>
+            <w:pPr>
+              <w:jc w:val="center"/>
+            </w:pPr>
+            <w:r>
+              <w:rPr>
+                <w:b w:val="false"/>
+                <w:bCs w:val="false"/>
+                <w:color w:val="000000"/>
+                <w:sz w:val="18"/>
+                <w:szCs w:val="18"/>
+              </w:rPr>
+              <w:t xml:space="preserve">-3.2%</w:t>
+            </w:r>
+          </w:p>
+        </w:tc>
+        <w:tc>
+          <w:tcPr>
+            <w:tcW w:type="dxa" w:w="1250"/>
+            <w:shd w:fill="F5F5F5" w:val="clear"/>
+            <w:tcMar>
+              <w:top w:type="dxa" w:w="60"/>
+              <w:left w:type="dxa" w:w="100"/>
+              <w:bottom w:type="dxa" w:w="60"/>
+              <w:right w:type="dxa" w:w="100"/>
+            </w:tcMar>
+            <w:vAlign w:val="center"/>
+          </w:tcPr>
+          <w:p>
+            <w:pPr>
+              <w:jc w:val="center"/>
+            </w:pPr>
+            <w:r>
+              <w:rPr>
+                <w:b w:val="false"/>
+                <w:bCs w:val="false"/>
+                <w:color w:val="000000"/>
+                <w:sz w:val="18"/>
+                <w:szCs w:val="18"/>
+              </w:rPr>
+              <w:t xml:space="preserve">47.3%</w:t>
+            </w:r>
+          </w:p>
+        </w:tc>
+      </w:tr>
+      <w:tr>
+        <w:tc>
+          <w:tcPr>
+            <w:tcW w:type="dxa" w:w="2900"/>
+            <w:tcMar>
+              <w:top w:type="dxa" w:w="60"/>
+              <w:left w:type="dxa" w:w="100"/>
+              <w:bottom w:type="dxa" w:w="60"/>
+              <w:right w:type="dxa" w:w="100"/>
+            </w:tcMar>
+            <w:vAlign w:val="center"/>
+          </w:tcPr>
+          <w:p>
+            <w:pPr>
+              <w:jc w:val="left"/>
+            </w:pPr>
+            <w:r>
+              <w:rPr>
+                <w:b w:val="false"/>
+                <w:bCs w:val="false"/>
+                <w:color w:val="000000"/>
+                <w:sz w:val="18"/>
+                <w:szCs w:val="18"/>
+              </w:rPr>
+              <w:t xml:space="preserve">Chaos GTX Pant (Men)</w:t>
+            </w:r>
+          </w:p>
+        </w:tc>
+        <w:tc>
+          <w:tcPr>
+            <w:tcW w:type="dxa" w:w="1600"/>
+            <w:tcMar>
+              <w:top w:type="dxa" w:w="60"/>
+              <w:left w:type="dxa" w:w="100"/>
+              <w:bottom w:type="dxa" w:w="60"/>
+              <w:right w:type="dxa" w:w="100"/>
+            </w:tcMar>
+            <w:vAlign w:val="center"/>
+          </w:tcPr>
+          <w:p>
+            <w:pPr>
+              <w:jc w:val="center"/>
+            </w:pPr>
+            <w:r>
+              <w:rPr>
+                <w:b w:val="false"/>
+                <w:bCs w:val="false"/>
+                <w:color w:val="000000"/>
+                <w:sz w:val="18"/>
+                <w:szCs w:val="18"/>
+              </w:rPr>
+              <w:t xml:space="preserve">Shell</w:t>
+            </w:r>
+          </w:p>
+        </w:tc>
+        <w:tc>
+          <w:tcPr>
+            <w:tcW w:type="dxa" w:w="1350"/>
+            <w:tcMar>
+              <w:top w:type="dxa" w:w="60"/>
+              <w:left w:type="dxa" w:w="100"/>
+              <w:bottom w:type="dxa" w:w="60"/>
+              <w:right w:type="dxa" w:w="100"/>
+            </w:tcMar>
+            <w:vAlign w:val="center"/>
+          </w:tcPr>
+          <w:p>
+            <w:pPr>
+              <w:jc w:val="center"/>
+            </w:pPr>
+            <w:r>
+              <w:rPr>
+                <w:b w:val="false"/>
+                <w:bCs w:val="false"/>
+                <w:color w:val="000000"/>
+                <w:sz w:val="18"/>
+                <w:szCs w:val="18"/>
+              </w:rPr>
+              <w:t xml:space="preserve">1.08M</w:t>
+            </w:r>
+          </w:p>
+        </w:tc>
+        <w:tc>
+          <w:tcPr>
+            <w:tcW w:type="dxa" w:w="1250"/>
+            <w:tcMar>
+              <w:top w:type="dxa" w:w="60"/>
+              <w:left w:type="dxa" w:w="100"/>
+              <w:bottom w:type="dxa" w:w="60"/>
+              <w:right w:type="dxa" w:w="100"/>
+            </w:tcMar>
+            <w:vAlign w:val="center"/>
+          </w:tcPr>
+          <w:p>
+            <w:pPr>
+              <w:jc w:val="center"/>
+            </w:pPr>
+            <w:r>
+              <w:rPr>
+                <w:b w:val="false"/>
+                <w:bCs w:val="false"/>
+                <w:color w:val="000000"/>
+                <w:sz w:val="18"/>
+                <w:szCs w:val="18"/>
+              </w:rPr>
+              <w:t xml:space="preserve">-8.7%</w:t>
+            </w:r>
+          </w:p>
+        </w:tc>
+        <w:tc>
+          <w:tcPr>
+            <w:tcW w:type="dxa" w:w="1250"/>
+            <w:tcMar>
+              <w:top w:type="dxa" w:w="60"/>
+              <w:left w:type="dxa" w:w="100"/>
+              <w:bottom w:type="dxa" w:w="60"/>
+              <w:right w:type="dxa" w:w="100"/>
+            </w:tcMar>
+            <w:vAlign w:val="center"/>
+          </w:tcPr>
+          <w:p>
+            <w:pPr>
+              <w:jc w:val="center"/>
+            </w:pPr>
+            <w:r>
+              <w:rPr>
+                <w:b w:val="false"/>
+                <w:bCs w:val="false"/>
+                <w:color w:val="000000"/>
+                <w:sz w:val="18"/>
+                <w:szCs w:val="18"/>
+              </w:rPr>
+              <w:t xml:space="preserve">47.3%</w:t>
+            </w:r>
+          </w:p>
+        </w:tc>
+      </w:tr>
+      <w:tr>
+        <w:tc>
+          <w:tcPr>
+            <w:tcW w:type="dxa" w:w="2900"/>
+            <w:shd w:fill="F5F5F5" w:val="clear"/>
+            <w:tcMar>
+              <w:top w:type="dxa" w:w="60"/>
+              <w:left w:type="dxa" w:w="100"/>
+              <w:bottom w:type="dxa" w:w="60"/>
+              <w:right w:type="dxa" w:w="100"/>
+            </w:tcMar>
+            <w:vAlign w:val="center"/>
+          </w:tcPr>
+          <w:p>
+            <w:pPr>
+              <w:jc w:val="left"/>
+            </w:pPr>
+            <w:r>
+              <w:rPr>
+                <w:b w:val="false"/>
+                <w:bCs w:val="false"/>
+                <w:color w:val="000000"/>
+                <w:sz w:val="18"/>
+                <w:szCs w:val="18"/>
+              </w:rPr>
+              <w:t xml:space="preserve">Husk Pant (Men)</w:t>
+            </w:r>
+          </w:p>
+        </w:tc>
+        <w:tc>
+          <w:tcPr>
+            <w:tcW w:type="dxa" w:w="1600"/>
+            <w:shd w:fill="F5F5F5" w:val="clear"/>
+            <w:tcMar>
+              <w:top w:type="dxa" w:w="60"/>
+              <w:left w:type="dxa" w:w="100"/>
+              <w:bottom w:type="dxa" w:w="60"/>
+              <w:right w:type="dxa" w:w="100"/>
+            </w:tcMar>
+            <w:vAlign w:val="center"/>
+          </w:tcPr>
+          <w:p>
+            <w:pPr>
+              <w:jc w:val="center"/>
+            </w:pPr>
+            <w:r>
+              <w:rPr>
+                <w:b w:val="false"/>
+                <w:bCs w:val="false"/>
+                <w:color w:val="000000"/>
+                <w:sz w:val="18"/>
+                <w:szCs w:val="18"/>
+              </w:rPr>
+              <w:t xml:space="preserve">Shell</w:t>
+            </w:r>
+          </w:p>
+        </w:tc>
+        <w:tc>
+          <w:tcPr>
+            <w:tcW w:type="dxa" w:w="1350"/>
+            <w:shd w:fill="F5F5F5" w:val="clear"/>
+            <w:tcMar>
+              <w:top w:type="dxa" w:w="60"/>
+              <w:left w:type="dxa" w:w="100"/>
+              <w:bottom w:type="dxa" w:w="60"/>
+              <w:right w:type="dxa" w:w="100"/>
+            </w:tcMar>
+            <w:vAlign w:val="center"/>
+          </w:tcPr>
+          <w:p>
+            <w:pPr>
+              <w:jc w:val="center"/>
+            </w:pPr>
+            <w:r>
+              <w:rPr>
+                <w:b w:val="false"/>
+                <w:bCs w:val="false"/>
+                <w:color w:val="000000"/>
+                <w:sz w:val="18"/>
+                <w:szCs w:val="18"/>
+              </w:rPr>
+              <w:t xml:space="preserve">1.06M</w:t>
+            </w:r>
+          </w:p>
+        </w:tc>
+        <w:tc>
+          <w:tcPr>
+            <w:tcW w:type="dxa" w:w="1250"/>
+            <w:shd w:fill="F5F5F5" w:val="clear"/>
+            <w:tcMar>
+              <w:top w:type="dxa" w:w="60"/>
+              <w:left w:type="dxa" w:w="100"/>
+              <w:bottom w:type="dxa" w:w="60"/>
+              <w:right w:type="dxa" w:w="100"/>
+            </w:tcMar>
+            <w:vAlign w:val="center"/>
+          </w:tcPr>
+          <w:p>
+            <w:pPr>
+              <w:jc w:val="center"/>
+            </w:pPr>
+            <w:r>
+              <w:rPr>
+                <w:b w:val="false"/>
+                <w:bCs w:val="false"/>
+                <w:color w:val="000000"/>
+                <w:sz w:val="18"/>
+                <w:szCs w:val="18"/>
+              </w:rPr>
+              <w:t xml:space="preserve">+11.0%</w:t>
+            </w:r>
+          </w:p>
+        </w:tc>
+        <w:tc>
+          <w:tcPr>
+            <w:tcW w:type="dxa" w:w="1250"/>
+            <w:shd w:fill="F5F5F5" w:val="clear"/>
+            <w:tcMar>
+              <w:top w:type="dxa" w:w="60"/>
+              <w:left w:type="dxa" w:w="100"/>
+              <w:bottom w:type="dxa" w:w="60"/>
+              <w:right w:type="dxa" w:w="100"/>
+            </w:tcMar>
+            <w:vAlign w:val="center"/>
+          </w:tcPr>
+          <w:p>
+            <w:pPr>
+              <w:jc w:val="center"/>
+            </w:pPr>
+            <w:r>
+              <w:rPr>
+                <w:b w:val="false"/>
+                <w:bCs w:val="false"/>
+                <w:color w:val="000000"/>
+                <w:sz w:val="18"/>
+                <w:szCs w:val="18"/>
+              </w:rPr>
+              <w:t xml:space="preserve">45.0%</w:t>
+            </w:r>
+          </w:p>
+        </w:tc>
+      </w:tr>
+    </w:tbl>
+    <w:p>
+      <w:pPr>
+        <w:spacing w:after="200"/>
+      </w:pPr>
+      <w:r>
+        <w:rPr>
+          <w:i/>
+          <w:iCs/>
+          <w:color w:val="555555"/>
+          <w:sz w:val="18"/>
+          <w:szCs w:val="18"/>
+        </w:rPr>
+        <w:t xml:space="preserve">Full 202-franchise list (all four statuses) is in the backup workbook (bob_item3_portfolio_backup.xlsx, sheet 'Workhorse - FW27 Check'). The 19 'possible match' franchises are in the separate review file (FW27_Possible_Match_Review.xlsx, filtered to Tier = Workhorse). This FW27 view is separate from the single/dual-channel scale-up analysis above — the 31-franchise scale-up shortlist and the Workhorse tier narrative are still being revised (see the pending Workhorse rewrite).</w:t>
       </w:r>
     </w:p>
     <w:p>
